--- a/eng/docx/65.content.docx
+++ b/eng/docx/65.content.docx
@@ -45,7 +45,7 @@
         <w:rPr>
           <w:lang w:val="en_US" w:bidi="en_US"/>
         </w:rPr>
-        <w:t xml:space="preserve"> © 2023 SRV Partners Released under CC BY-SA 4.0 license. </w:t>
+        <w:t xml:space="preserve"> © 2025 Word Collective Released under CC BY-SA 4.0 license. </w:t>
       </w:r>
       <w:r>
         <w:rPr>
@@ -69,7 +69,7 @@
         <w:rPr>
           <w:lang w:val="en_US" w:bidi="en_US"/>
         </w:rPr>
-        <w:t xml:space="preserve"> © 2023 SRV Partners Released under CC BY-SA 4.0 license by Mission Mutual</w:t>
+        <w:t xml:space="preserve"> © 2025 Word Collective Released under CC BY-SA 4.0 license by Mission Mutual</w:t>
       </w:r>
       <w:r>
         <w:rPr>

--- a/eng/docx/65.content.docx
+++ b/eng/docx/65.content.docx
@@ -1495,18 +1495,12 @@
         </w:rPr>
         <w:t xml:space="preserve">, or slave, of Jesus Christ. Use the same word as you have used in other passages. The word </w:t>
       </w:r>
-      <w:hyperlink r:id="rId13">
-        <w:r>
-          <w:rPr>
-            <w:lang w:val="en_US" w:bidi="en_US"/>
-          </w:rPr>
-          <w:rPr>
-            <w:color w:val="0000EE"/>
-            <w:u w:val="single"/>
-          </w:rPr>
-          <w:t>servant</w:t>
-        </w:r>
-      </w:hyperlink>
+      <w:r>
+        <w:rPr>
+          <w:lang w:val="en_US" w:bidi="en_US"/>
+        </w:rPr>
+        <w:t>servant</w:t>
+      </w:r>
       <w:r>
         <w:rPr>
           <w:lang w:val="en_US" w:bidi="en_US"/>
@@ -1574,18 +1568,12 @@
         </w:rPr>
         <w:t xml:space="preserve">. Use the same word as you have used in other passages. The word </w:t>
       </w:r>
-      <w:hyperlink r:id="rId14">
-        <w:r>
-          <w:rPr>
-            <w:lang w:val="en_US" w:bidi="en_US"/>
-          </w:rPr>
-          <w:rPr>
-            <w:color w:val="0000EE"/>
-            <w:u w:val="single"/>
-          </w:rPr>
-          <w:t>Christ</w:t>
-        </w:r>
-      </w:hyperlink>
+      <w:r>
+        <w:rPr>
+          <w:lang w:val="en_US" w:bidi="en_US"/>
+        </w:rPr>
+        <w:t>Christ</w:t>
+      </w:r>
       <w:r>
         <w:rPr>
           <w:lang w:val="en_US" w:bidi="en_US"/>
@@ -1646,18 +1634,12 @@
         </w:rPr>
         <w:t xml:space="preserve">. The word </w:t>
       </w:r>
-      <w:hyperlink r:id="rId15">
-        <w:r>
-          <w:rPr>
-            <w:lang w:val="en_US" w:bidi="en_US"/>
-          </w:rPr>
-          <w:rPr>
-            <w:color w:val="0000EE"/>
-            <w:u w:val="single"/>
-          </w:rPr>
-          <w:t>mercy</w:t>
-        </w:r>
-      </w:hyperlink>
+      <w:r>
+        <w:rPr>
+          <w:lang w:val="en_US" w:bidi="en_US"/>
+        </w:rPr>
+        <w:t>mercy</w:t>
+      </w:r>
       <w:r>
         <w:rPr>
           <w:lang w:val="en_US" w:bidi="en_US"/>
@@ -1772,18 +1754,12 @@
         </w:rPr>
         <w:t xml:space="preserve">. The word </w:t>
       </w:r>
-      <w:hyperlink r:id="rId16">
-        <w:r>
-          <w:rPr>
-            <w:lang w:val="en_US" w:bidi="en_US"/>
-          </w:rPr>
-          <w:rPr>
-            <w:color w:val="0000EE"/>
-            <w:u w:val="single"/>
-          </w:rPr>
-          <w:t>peace</w:t>
-        </w:r>
-      </w:hyperlink>
+      <w:r>
+        <w:rPr>
+          <w:lang w:val="en_US" w:bidi="en_US"/>
+        </w:rPr>
+        <w:t>peace</w:t>
+      </w:r>
       <w:r>
         <w:rPr>
           <w:lang w:val="en_US" w:bidi="en_US"/>
@@ -3472,18 +3448,12 @@
         </w:rPr>
         <w:t xml:space="preserve"> as you have used in previous passages. Look in the Master Glossary for more information about </w:t>
       </w:r>
-      <w:hyperlink r:id="rId17">
-        <w:r>
-          <w:rPr>
-            <w:lang w:val="en_US" w:bidi="en_US"/>
-          </w:rPr>
-          <w:rPr>
-            <w:color w:val="0000EE"/>
-            <w:u w:val="single"/>
-          </w:rPr>
-          <w:t>salvation</w:t>
-        </w:r>
-      </w:hyperlink>
+      <w:r>
+        <w:rPr>
+          <w:lang w:val="en_US" w:bidi="en_US"/>
+        </w:rPr>
+        <w:t>salvation</w:t>
+      </w:r>
       <w:r>
         <w:rPr>
           <w:lang w:val="en_US" w:bidi="en_US"/>
@@ -3517,18 +3487,12 @@
         </w:rPr>
         <w:t xml:space="preserve">. The word </w:t>
       </w:r>
-      <w:hyperlink r:id="rId18">
-        <w:r>
-          <w:rPr>
-            <w:lang w:val="en_US" w:bidi="en_US"/>
-          </w:rPr>
-          <w:rPr>
-            <w:color w:val="0000EE"/>
-            <w:u w:val="single"/>
-          </w:rPr>
-          <w:t>faith</w:t>
-        </w:r>
-      </w:hyperlink>
+      <w:r>
+        <w:rPr>
+          <w:lang w:val="en_US" w:bidi="en_US"/>
+        </w:rPr>
+        <w:t>faith</w:t>
+      </w:r>
       <w:r>
         <w:rPr>
           <w:lang w:val="en_US" w:bidi="en_US"/>
@@ -3630,18 +3594,12 @@
         </w:rPr>
         <w:t xml:space="preserve"> what were the right things to believe. Use the same word for saints as you have used in other passages. The word </w:t>
       </w:r>
-      <w:hyperlink r:id="rId19">
-        <w:r>
-          <w:rPr>
-            <w:lang w:val="en_US" w:bidi="en_US"/>
-          </w:rPr>
-          <w:rPr>
-            <w:color w:val="0000EE"/>
-            <w:u w:val="single"/>
-          </w:rPr>
-          <w:t>saints</w:t>
-        </w:r>
-      </w:hyperlink>
+      <w:r>
+        <w:rPr>
+          <w:lang w:val="en_US" w:bidi="en_US"/>
+        </w:rPr>
+        <w:t>saints</w:t>
+      </w:r>
       <w:r>
         <w:rPr>
           <w:lang w:val="en_US" w:bidi="en_US"/>
@@ -3700,20 +3658,68 @@
         <w:rPr>
           <w:lang w:val="en_US" w:bidi="en_US"/>
         </w:rPr>
-        <w:t xml:space="preserve"> people. Use the same word as you have used in other passages. The word </w:t>
-      </w:r>
-      <w:hyperlink r:id="rId20">
-        <w:r>
-          <w:rPr>
-            <w:lang w:val="en_US" w:bidi="en_US"/>
-          </w:rPr>
-          <w:rPr>
-            <w:color w:val="0000EE"/>
-            <w:u w:val="single"/>
-          </w:rPr>
-          <w:t>ungodly</w:t>
-        </w:r>
-      </w:hyperlink>
+        <w:t xml:space="preserve"> people. Use the same word as you have used in other passages. The word ungodly is in the Master Glossary. Pause the audio here.</w:t>
+      </w:r>
+    </w:p>
+    <w:p>
+      <w:pPr/>
+      <w:r>
+        <w:rPr>
+          <w:lang w:val="en_US" w:bidi="en_US"/>
+        </w:rPr>
+      </w:r>
+      <w:r>
+        <w:rPr>
+          <w:lang w:val="en_US" w:bidi="en_US"/>
+        </w:rPr>
+        <w:t xml:space="preserve">These people changed the message about the </w:t>
+      </w:r>
+      <w:r>
+        <w:rPr>
+          <w:b/>
+          <w:lang w:val="en_US" w:bidi="en_US"/>
+        </w:rPr>
+        <w:t>grace</w:t>
+      </w:r>
+      <w:r>
+        <w:rPr>
+          <w:lang w:val="en_US" w:bidi="en_US"/>
+        </w:rPr>
+        <w:t xml:space="preserve"> of God. When someone shows us grace, that person gives us something good that we do not deserve. God shows grace to people when God forgives those people for their sins and makes those people God's children.</w:t>
+      </w:r>
+    </w:p>
+    <w:p>
+      <w:pPr/>
+      <w:r>
+        <w:rPr>
+          <w:lang w:val="en_US" w:bidi="en_US"/>
+        </w:rPr>
+      </w:r>
+      <w:r>
+        <w:rPr>
+          <w:lang w:val="en_US" w:bidi="en_US"/>
+        </w:rPr>
+        <w:t xml:space="preserve">Stop here and discuss what word you will use for </w:t>
+      </w:r>
+      <w:r>
+        <w:rPr>
+          <w:b/>
+          <w:lang w:val="en_US" w:bidi="en_US"/>
+        </w:rPr>
+        <w:t>grace</w:t>
+      </w:r>
+      <w:r>
+        <w:rPr>
+          <w:lang w:val="en_US" w:bidi="en_US"/>
+        </w:rPr>
+        <w:t xml:space="preserve">. Use the same word as you have used in other passages. The word </w:t>
+      </w:r>
+      <w:r>
+        <w:rPr>
+          <w:lang w:val="en_US" w:bidi="en_US"/>
+        </w:rPr>
+        <w:t>grace</w:t>
+      </w:r>
       <w:r>
         <w:rPr>
           <w:lang w:val="en_US" w:bidi="en_US"/>
@@ -3732,20 +3738,270 @@
         <w:rPr>
           <w:lang w:val="en_US" w:bidi="en_US"/>
         </w:rPr>
-        <w:t xml:space="preserve">These people changed the message about the </w:t>
+        <w:t xml:space="preserve">The ungodly people say that because God gives grace to people, the people can do whatever the people want. These ungodly people think they can be </w:t>
       </w:r>
       <w:r>
         <w:rPr>
           <w:b/>
           <w:lang w:val="en_US" w:bidi="en_US"/>
         </w:rPr>
-        <w:t>grace</w:t>
-      </w:r>
-      <w:r>
-        <w:rPr>
-          <w:lang w:val="en_US" w:bidi="en_US"/>
-        </w:rPr>
-        <w:t xml:space="preserve"> of God. When someone shows us grace, that person gives us something good that we do not deserve. God shows grace to people when God forgives those people for their sins and makes those people God's children.</w:t>
+        <w:t>immoral</w:t>
+      </w:r>
+      <w:r>
+        <w:rPr>
+          <w:lang w:val="en_US" w:bidi="en_US"/>
+        </w:rPr>
+        <w:t>, or they think they can sin freely. The type of sin that Jude talks about is especially sexual sin.</w:t>
+      </w:r>
+    </w:p>
+    <w:p>
+      <w:pPr/>
+      <w:r>
+        <w:rPr>
+          <w:lang w:val="en_US" w:bidi="en_US"/>
+        </w:rPr>
+      </w:r>
+      <w:r>
+        <w:rPr>
+          <w:lang w:val="en_US" w:bidi="en_US"/>
+        </w:rPr>
+        <w:t xml:space="preserve">Stop here and discuss how you will say this in your language. The word </w:t>
+      </w:r>
+      <w:r>
+        <w:rPr>
+          <w:lang w:val="en_US" w:bidi="en_US"/>
+        </w:rPr>
+        <w:t>immorality</w:t>
+      </w:r>
+      <w:r>
+        <w:rPr>
+          <w:lang w:val="en_US" w:bidi="en_US"/>
+        </w:rPr>
+        <w:t xml:space="preserve"> is in the Master Glossary. Use the same word as you have used in other passages. Pause this audio here.</w:t>
+      </w:r>
+    </w:p>
+    <w:p>
+      <w:pPr/>
+      <w:r>
+        <w:rPr>
+          <w:lang w:val="en_US" w:bidi="en_US"/>
+        </w:rPr>
+      </w:r>
+      <w:r>
+        <w:rPr>
+          <w:lang w:val="en_US" w:bidi="en_US"/>
+        </w:rPr>
+        <w:t xml:space="preserve">Jude says that these people deny our only </w:t>
+      </w:r>
+      <w:r>
+        <w:rPr>
+          <w:b/>
+          <w:lang w:val="en_US" w:bidi="en_US"/>
+        </w:rPr>
+        <w:t>Master</w:t>
+      </w:r>
+      <w:r>
+        <w:rPr>
+          <w:lang w:val="en_US" w:bidi="en_US"/>
+        </w:rPr>
+        <w:t xml:space="preserve"> and </w:t>
+      </w:r>
+      <w:r>
+        <w:rPr>
+          <w:b/>
+          <w:lang w:val="en_US" w:bidi="en_US"/>
+        </w:rPr>
+        <w:t>Lord</w:t>
+      </w:r>
+      <w:r>
+        <w:rPr>
+          <w:lang w:val="en_US" w:bidi="en_US"/>
+        </w:rPr>
+        <w:t>, Jesus Christ. These people deny that Jesus Christ has authority over these people. The two words, Master and Lord, mean the same. They mean someone who has the highest authority over other people. Use the same word for Lord as you have used in previous passages. If your language does not have two different ways to say Master or Lord, you can decide to use only one word.</w:t>
+      </w:r>
+    </w:p>
+    <w:p>
+      <w:pPr/>
+      <w:r>
+        <w:rPr>
+          <w:lang w:val="en_US" w:bidi="en_US"/>
+        </w:rPr>
+      </w:r>
+      <w:r>
+        <w:rPr>
+          <w:lang w:val="en_US" w:bidi="en_US"/>
+        </w:rPr>
+        <w:t xml:space="preserve">Stop here and discuss how you will say that Jesus Christ is the only </w:t>
+      </w:r>
+      <w:r>
+        <w:rPr>
+          <w:b/>
+          <w:lang w:val="en_US" w:bidi="en_US"/>
+        </w:rPr>
+        <w:t>master</w:t>
+      </w:r>
+      <w:r>
+        <w:rPr>
+          <w:lang w:val="en_US" w:bidi="en_US"/>
+        </w:rPr>
+        <w:t xml:space="preserve"> and </w:t>
+      </w:r>
+      <w:r>
+        <w:rPr>
+          <w:b/>
+          <w:lang w:val="en_US" w:bidi="en_US"/>
+        </w:rPr>
+        <w:t>lord</w:t>
+      </w:r>
+      <w:r>
+        <w:rPr>
+          <w:lang w:val="en_US" w:bidi="en_US"/>
+        </w:rPr>
+        <w:t xml:space="preserve">. Do not forget to say that Jesus is the </w:t>
+      </w:r>
+      <w:r>
+        <w:rPr>
+          <w:i/>
+          <w:lang w:val="en_US" w:bidi="en_US"/>
+        </w:rPr>
+        <w:t>only</w:t>
+      </w:r>
+      <w:r>
+        <w:rPr>
+          <w:lang w:val="en_US" w:bidi="en_US"/>
+        </w:rPr>
+        <w:t xml:space="preserve"> master and lord. The words </w:t>
+      </w:r>
+      <w:r>
+        <w:rPr>
+          <w:lang w:val="en_US" w:bidi="en_US"/>
+        </w:rPr>
+        <w:t>master</w:t>
+      </w:r>
+      <w:r>
+        <w:rPr>
+          <w:lang w:val="en_US" w:bidi="en_US"/>
+        </w:rPr>
+        <w:t xml:space="preserve"> and </w:t>
+      </w:r>
+      <w:r>
+        <w:rPr>
+          <w:lang w:val="en_US" w:bidi="en_US"/>
+        </w:rPr>
+        <w:t>lord</w:t>
+      </w:r>
+      <w:r>
+        <w:rPr>
+          <w:lang w:val="en_US" w:bidi="en_US"/>
+        </w:rPr>
+        <w:t xml:space="preserve"> are in the Master Glossary. Use the same word as you have used in other passages. Pause the audio here.</w:t>
+      </w:r>
+    </w:p>
+    <w:p>
+      <w:pPr/>
+      <w:r>
+        <w:rPr>
+          <w:lang w:val="en_US" w:bidi="en_US"/>
+        </w:rPr>
+      </w:r>
+      <w:r>
+        <w:rPr>
+          <w:b/>
+          <w:lang w:val="en_US" w:bidi="en_US"/>
+        </w:rPr>
+        <w:t>Christ</w:t>
+      </w:r>
+      <w:r>
+        <w:rPr>
+          <w:lang w:val="en_US" w:bidi="en_US"/>
+        </w:rPr>
+        <w:t xml:space="preserve"> means the special king and saviour that God has promised to send to save the people. Use the same word for Christ as you have used in other passages. The word </w:t>
+      </w:r>
+      <w:r>
+        <w:rPr>
+          <w:lang w:val="en_US" w:bidi="en_US"/>
+        </w:rPr>
+        <w:t>Christ</w:t>
+      </w:r>
+      <w:r>
+        <w:rPr>
+          <w:lang w:val="en_US" w:bidi="en_US"/>
+        </w:rPr>
+        <w:t xml:space="preserve"> is in the Master Glossary.</w:t>
+      </w:r>
+    </w:p>
+    <w:p>
+      <w:pPr/>
+      <w:r>
+        <w:rPr>
+          <w:lang w:val="en_US" w:bidi="en_US"/>
+        </w:rPr>
+      </w:r>
+      <w:r>
+        <w:rPr>
+          <w:lang w:val="en_US" w:bidi="en_US"/>
+        </w:rPr>
+        <w:t xml:space="preserve">The Lord freed his people, the Israelites, from Egypt, but later he destroyed the ones of them who did not </w:t>
+      </w:r>
+      <w:r>
+        <w:rPr>
+          <w:b/>
+          <w:lang w:val="en_US" w:bidi="en_US"/>
+        </w:rPr>
+        <w:t>believe</w:t>
+      </w:r>
+      <w:r>
+        <w:rPr>
+          <w:lang w:val="en_US" w:bidi="en_US"/>
+        </w:rPr>
+        <w:t>. If you believe in someone or have faith, you believe that what that person says about himself is true. You then trust that person and are committed to do what that person tells you to do. Some of the Israelites did not believe, trust, and obey God. Therefore God destroyed those Israelites.</w:t>
+      </w:r>
+    </w:p>
+    <w:p>
+      <w:pPr/>
+      <w:r>
+        <w:rPr>
+          <w:lang w:val="en_US" w:bidi="en_US"/>
+        </w:rPr>
+      </w:r>
+      <w:r>
+        <w:rPr>
+          <w:lang w:val="en_US" w:bidi="en_US"/>
+        </w:rPr>
+        <w:t xml:space="preserve">Stop here and discuss what word you will use for believe. Use the same word as you have used in other passages. The word </w:t>
+      </w:r>
+      <w:r>
+        <w:rPr>
+          <w:lang w:val="en_US" w:bidi="en_US"/>
+        </w:rPr>
+        <w:t>belief</w:t>
+      </w:r>
+      <w:r>
+        <w:rPr>
+          <w:lang w:val="en_US" w:bidi="en_US"/>
+        </w:rPr>
+        <w:t xml:space="preserve"> is in the Master Glossary. Pause this audio here.</w:t>
+      </w:r>
+    </w:p>
+    <w:p>
+      <w:pPr/>
+      <w:r>
+        <w:rPr>
+          <w:lang w:val="en_US" w:bidi="en_US"/>
+        </w:rPr>
+      </w:r>
+      <w:r>
+        <w:rPr>
+          <w:b/>
+          <w:lang w:val="en_US" w:bidi="en_US"/>
+        </w:rPr>
+        <w:t>Angels</w:t>
+      </w:r>
+      <w:r>
+        <w:rPr>
+          <w:lang w:val="en_US" w:bidi="en_US"/>
+        </w:rPr>
+        <w:t xml:space="preserve"> are supernatural, spiritual beings created by God. God created angels to serve God and to sometimes give messages to people. Some angels disobeyed God. These angels became evil spirits.</w:t>
       </w:r>
     </w:p>
     <w:p>
@@ -3763,393 +4019,35 @@
       </w:r>
       <w:r>
         <w:rPr>
+          <w:lang w:val="en_US" w:bidi="en_US"/>
+        </w:rPr>
+        <w:t>angel</w:t>
+      </w:r>
+      <w:r>
+        <w:rPr>
+          <w:lang w:val="en_US" w:bidi="en_US"/>
+        </w:rPr>
+        <w:t>. Use the same word as you have used in other passages. The word angel is in the Master Glossary. Pause the audio here.</w:t>
+      </w:r>
+    </w:p>
+    <w:p>
+      <w:pPr/>
+      <w:r>
+        <w:rPr>
+          <w:lang w:val="en_US" w:bidi="en_US"/>
+        </w:rPr>
+      </w:r>
+      <w:r>
+        <w:rPr>
+          <w:lang w:val="en_US" w:bidi="en_US"/>
+        </w:rPr>
+        <w:t xml:space="preserve">God had given the angels </w:t>
+      </w:r>
+      <w:r>
+        <w:rPr>
           <w:b/>
           <w:lang w:val="en_US" w:bidi="en_US"/>
         </w:rPr>
-        <w:t>grace</w:t>
-      </w:r>
-      <w:r>
-        <w:rPr>
-          <w:lang w:val="en_US" w:bidi="en_US"/>
-        </w:rPr>
-        <w:t xml:space="preserve">. Use the same word as you have used in other passages. The word </w:t>
-      </w:r>
-      <w:hyperlink r:id="rId21">
-        <w:r>
-          <w:rPr>
-            <w:lang w:val="en_US" w:bidi="en_US"/>
-          </w:rPr>
-          <w:rPr>
-            <w:color w:val="0000EE"/>
-            <w:u w:val="single"/>
-          </w:rPr>
-          <w:t>grace</w:t>
-        </w:r>
-      </w:hyperlink>
-      <w:r>
-        <w:rPr>
-          <w:lang w:val="en_US" w:bidi="en_US"/>
-        </w:rPr>
-        <w:t xml:space="preserve"> is in the Master Glossary. Pause the audio here.</w:t>
-      </w:r>
-    </w:p>
-    <w:p>
-      <w:pPr/>
-      <w:r>
-        <w:rPr>
-          <w:lang w:val="en_US" w:bidi="en_US"/>
-        </w:rPr>
-      </w:r>
-      <w:r>
-        <w:rPr>
-          <w:lang w:val="en_US" w:bidi="en_US"/>
-        </w:rPr>
-        <w:t xml:space="preserve">The ungodly people say that because God gives grace to people, the people can do whatever the people want. These ungodly people think they can be </w:t>
-      </w:r>
-      <w:r>
-        <w:rPr>
-          <w:b/>
-          <w:lang w:val="en_US" w:bidi="en_US"/>
-        </w:rPr>
-        <w:t>immoral</w:t>
-      </w:r>
-      <w:r>
-        <w:rPr>
-          <w:lang w:val="en_US" w:bidi="en_US"/>
-        </w:rPr>
-        <w:t>, or they think they can sin freely. The type of sin that Jude talks about is especially sexual sin.</w:t>
-      </w:r>
-    </w:p>
-    <w:p>
-      <w:pPr/>
-      <w:r>
-        <w:rPr>
-          <w:lang w:val="en_US" w:bidi="en_US"/>
-        </w:rPr>
-      </w:r>
-      <w:r>
-        <w:rPr>
-          <w:lang w:val="en_US" w:bidi="en_US"/>
-        </w:rPr>
-        <w:t xml:space="preserve">Stop here and discuss how you will say this in your language. The word </w:t>
-      </w:r>
-      <w:hyperlink r:id="rId22">
-        <w:r>
-          <w:rPr>
-            <w:lang w:val="en_US" w:bidi="en_US"/>
-          </w:rPr>
-          <w:rPr>
-            <w:color w:val="0000EE"/>
-            <w:u w:val="single"/>
-          </w:rPr>
-          <w:t>immorality</w:t>
-        </w:r>
-      </w:hyperlink>
-      <w:r>
-        <w:rPr>
-          <w:lang w:val="en_US" w:bidi="en_US"/>
-        </w:rPr>
-        <w:t xml:space="preserve"> is in the Master Glossary. Use the same word as you have used in other passages. Pause this audio here.</w:t>
-      </w:r>
-    </w:p>
-    <w:p>
-      <w:pPr/>
-      <w:r>
-        <w:rPr>
-          <w:lang w:val="en_US" w:bidi="en_US"/>
-        </w:rPr>
-      </w:r>
-      <w:r>
-        <w:rPr>
-          <w:lang w:val="en_US" w:bidi="en_US"/>
-        </w:rPr>
-        <w:t xml:space="preserve">Jude says that these people deny our only </w:t>
-      </w:r>
-      <w:r>
-        <w:rPr>
-          <w:b/>
-          <w:lang w:val="en_US" w:bidi="en_US"/>
-        </w:rPr>
-        <w:t>Master</w:t>
-      </w:r>
-      <w:r>
-        <w:rPr>
-          <w:lang w:val="en_US" w:bidi="en_US"/>
-        </w:rPr>
-        <w:t xml:space="preserve"> and </w:t>
-      </w:r>
-      <w:r>
-        <w:rPr>
-          <w:b/>
-          <w:lang w:val="en_US" w:bidi="en_US"/>
-        </w:rPr>
-        <w:t>Lord</w:t>
-      </w:r>
-      <w:r>
-        <w:rPr>
-          <w:lang w:val="en_US" w:bidi="en_US"/>
-        </w:rPr>
-        <w:t>, Jesus Christ. These people deny that Jesus Christ has authority over these people. The two words, Master and Lord, mean the same. They mean someone who has the highest authority over other people. Use the same word for Lord as you have used in previous passages. If your language does not have two different ways to say Master or Lord, you can decide to use only one word.</w:t>
-      </w:r>
-    </w:p>
-    <w:p>
-      <w:pPr/>
-      <w:r>
-        <w:rPr>
-          <w:lang w:val="en_US" w:bidi="en_US"/>
-        </w:rPr>
-      </w:r>
-      <w:r>
-        <w:rPr>
-          <w:lang w:val="en_US" w:bidi="en_US"/>
-        </w:rPr>
-        <w:t xml:space="preserve">Stop here and discuss how you will say that Jesus Christ is the only </w:t>
-      </w:r>
-      <w:r>
-        <w:rPr>
-          <w:b/>
-          <w:lang w:val="en_US" w:bidi="en_US"/>
-        </w:rPr>
-        <w:t>master</w:t>
-      </w:r>
-      <w:r>
-        <w:rPr>
-          <w:lang w:val="en_US" w:bidi="en_US"/>
-        </w:rPr>
-        <w:t xml:space="preserve"> and </w:t>
-      </w:r>
-      <w:r>
-        <w:rPr>
-          <w:b/>
-          <w:lang w:val="en_US" w:bidi="en_US"/>
-        </w:rPr>
-        <w:t>lord</w:t>
-      </w:r>
-      <w:r>
-        <w:rPr>
-          <w:lang w:val="en_US" w:bidi="en_US"/>
-        </w:rPr>
-        <w:t xml:space="preserve">. Do not forget to say that Jesus is the </w:t>
-      </w:r>
-      <w:r>
-        <w:rPr>
-          <w:i/>
-          <w:lang w:val="en_US" w:bidi="en_US"/>
-        </w:rPr>
-        <w:t>only</w:t>
-      </w:r>
-      <w:r>
-        <w:rPr>
-          <w:lang w:val="en_US" w:bidi="en_US"/>
-        </w:rPr>
-        <w:t xml:space="preserve"> master and lord. The words </w:t>
-      </w:r>
-      <w:hyperlink r:id="rId23">
-        <w:r>
-          <w:rPr>
-            <w:lang w:val="en_US" w:bidi="en_US"/>
-          </w:rPr>
-          <w:rPr>
-            <w:color w:val="0000EE"/>
-            <w:u w:val="single"/>
-          </w:rPr>
-          <w:t>master</w:t>
-        </w:r>
-      </w:hyperlink>
-      <w:r>
-        <w:rPr>
-          <w:lang w:val="en_US" w:bidi="en_US"/>
-        </w:rPr>
-        <w:t xml:space="preserve"> and </w:t>
-      </w:r>
-      <w:hyperlink r:id="rId24">
-        <w:r>
-          <w:rPr>
-            <w:lang w:val="en_US" w:bidi="en_US"/>
-          </w:rPr>
-          <w:rPr>
-            <w:color w:val="0000EE"/>
-            <w:u w:val="single"/>
-          </w:rPr>
-          <w:t>lord</w:t>
-        </w:r>
-      </w:hyperlink>
-      <w:r>
-        <w:rPr>
-          <w:lang w:val="en_US" w:bidi="en_US"/>
-        </w:rPr>
-        <w:t xml:space="preserve"> are in the Master Glossary. Use the same word as you have used in other passages. Pause the audio here.</w:t>
-      </w:r>
-    </w:p>
-    <w:p>
-      <w:pPr/>
-      <w:r>
-        <w:rPr>
-          <w:lang w:val="en_US" w:bidi="en_US"/>
-        </w:rPr>
-      </w:r>
-      <w:r>
-        <w:rPr>
-          <w:b/>
-          <w:lang w:val="en_US" w:bidi="en_US"/>
-        </w:rPr>
-        <w:t>Christ</w:t>
-      </w:r>
-      <w:r>
-        <w:rPr>
-          <w:lang w:val="en_US" w:bidi="en_US"/>
-        </w:rPr>
-        <w:t xml:space="preserve"> means the special king and saviour that God has promised to send to save the people. Use the same word for Christ as you have used in other passages. The word </w:t>
-      </w:r>
-      <w:hyperlink r:id="rId14">
-        <w:r>
-          <w:rPr>
-            <w:lang w:val="en_US" w:bidi="en_US"/>
-          </w:rPr>
-          <w:rPr>
-            <w:color w:val="0000EE"/>
-            <w:u w:val="single"/>
-          </w:rPr>
-          <w:t>Christ</w:t>
-        </w:r>
-      </w:hyperlink>
-      <w:r>
-        <w:rPr>
-          <w:lang w:val="en_US" w:bidi="en_US"/>
-        </w:rPr>
-        <w:t xml:space="preserve"> is in the Master Glossary.</w:t>
-      </w:r>
-    </w:p>
-    <w:p>
-      <w:pPr/>
-      <w:r>
-        <w:rPr>
-          <w:lang w:val="en_US" w:bidi="en_US"/>
-        </w:rPr>
-      </w:r>
-      <w:r>
-        <w:rPr>
-          <w:lang w:val="en_US" w:bidi="en_US"/>
-        </w:rPr>
-        <w:t xml:space="preserve">The Lord freed his people, the Israelites, from Egypt, but later he destroyed the ones of them who did not </w:t>
-      </w:r>
-      <w:r>
-        <w:rPr>
-          <w:b/>
-          <w:lang w:val="en_US" w:bidi="en_US"/>
-        </w:rPr>
-        <w:t>believe</w:t>
-      </w:r>
-      <w:r>
-        <w:rPr>
-          <w:lang w:val="en_US" w:bidi="en_US"/>
-        </w:rPr>
-        <w:t>. If you believe in someone or have faith, you believe that what that person says about himself is true. You then trust that person and are committed to do what that person tells you to do. Some of the Israelites did not believe, trust, and obey God. Therefore God destroyed those Israelites.</w:t>
-      </w:r>
-    </w:p>
-    <w:p>
-      <w:pPr/>
-      <w:r>
-        <w:rPr>
-          <w:lang w:val="en_US" w:bidi="en_US"/>
-        </w:rPr>
-      </w:r>
-      <w:r>
-        <w:rPr>
-          <w:lang w:val="en_US" w:bidi="en_US"/>
-        </w:rPr>
-        <w:t xml:space="preserve">Stop here and discuss what word you will use for believe. Use the same word as you have used in other passages. The word </w:t>
-      </w:r>
-      <w:hyperlink r:id="rId25">
-        <w:r>
-          <w:rPr>
-            <w:lang w:val="en_US" w:bidi="en_US"/>
-          </w:rPr>
-          <w:rPr>
-            <w:color w:val="0000EE"/>
-            <w:u w:val="single"/>
-          </w:rPr>
-          <w:t>belief</w:t>
-        </w:r>
-      </w:hyperlink>
-      <w:r>
-        <w:rPr>
-          <w:lang w:val="en_US" w:bidi="en_US"/>
-        </w:rPr>
-        <w:t xml:space="preserve"> is in the Master Glossary. Pause this audio here.</w:t>
-      </w:r>
-    </w:p>
-    <w:p>
-      <w:pPr/>
-      <w:r>
-        <w:rPr>
-          <w:lang w:val="en_US" w:bidi="en_US"/>
-        </w:rPr>
-      </w:r>
-      <w:r>
-        <w:rPr>
-          <w:b/>
-          <w:lang w:val="en_US" w:bidi="en_US"/>
-        </w:rPr>
-        <w:t>Angels</w:t>
-      </w:r>
-      <w:r>
-        <w:rPr>
-          <w:lang w:val="en_US" w:bidi="en_US"/>
-        </w:rPr>
-        <w:t xml:space="preserve"> are supernatural, spiritual beings created by God. God created angels to serve God and to sometimes give messages to people. Some angels disobeyed God. These angels became evil spirits.</w:t>
-      </w:r>
-    </w:p>
-    <w:p>
-      <w:pPr/>
-      <w:r>
-        <w:rPr>
-          <w:lang w:val="en_US" w:bidi="en_US"/>
-        </w:rPr>
-      </w:r>
-      <w:r>
-        <w:rPr>
-          <w:lang w:val="en_US" w:bidi="en_US"/>
-        </w:rPr>
-        <w:t xml:space="preserve">Stop here and discuss what word you will use for </w:t>
-      </w:r>
-      <w:hyperlink r:id="rId26">
-        <w:r>
-          <w:rPr>
-            <w:lang w:val="en_US" w:bidi="en_US"/>
-          </w:rPr>
-          <w:rPr>
-            <w:color w:val="0000EE"/>
-            <w:u w:val="single"/>
-          </w:rPr>
-          <w:t>angel</w:t>
-        </w:r>
-      </w:hyperlink>
-      <w:r>
-        <w:rPr>
-          <w:lang w:val="en_US" w:bidi="en_US"/>
-        </w:rPr>
-        <w:t>. Use the same word as you have used in other passages. The word angel is in the Master Glossary. Pause the audio here.</w:t>
-      </w:r>
-    </w:p>
-    <w:p>
-      <w:pPr/>
-      <w:r>
-        <w:rPr>
-          <w:lang w:val="en_US" w:bidi="en_US"/>
-        </w:rPr>
-      </w:r>
-      <w:r>
-        <w:rPr>
-          <w:lang w:val="en_US" w:bidi="en_US"/>
-        </w:rPr>
-        <w:t xml:space="preserve">God had given the angels </w:t>
-      </w:r>
-      <w:r>
-        <w:rPr>
-          <w:b/>
-          <w:lang w:val="en_US" w:bidi="en_US"/>
-        </w:rPr>
         <w:t>authority</w:t>
       </w:r>
       <w:r>
@@ -4172,18 +4070,12 @@
         </w:rPr>
         <w:t xml:space="preserve">Stop here and discuss how you want to say that the angels were not satisfied with the authority that God had given the angels. The word </w:t>
       </w:r>
-      <w:hyperlink r:id="rId27">
-        <w:r>
-          <w:rPr>
-            <w:lang w:val="en_US" w:bidi="en_US"/>
-          </w:rPr>
-          <w:rPr>
-            <w:color w:val="0000EE"/>
-            <w:u w:val="single"/>
-          </w:rPr>
-          <w:t>authority</w:t>
-        </w:r>
-      </w:hyperlink>
+      <w:r>
+        <w:rPr>
+          <w:lang w:val="en_US" w:bidi="en_US"/>
+        </w:rPr>
+        <w:t>authority</w:t>
+      </w:r>
       <w:r>
         <w:rPr>
           <w:lang w:val="en_US" w:bidi="en_US"/>
@@ -5920,25 +5812,7 @@
         <w:rPr>
           <w:lang w:val="en_US" w:bidi="en_US"/>
         </w:rPr>
-        <w:t xml:space="preserve">. Someone who is ungodly does not care about what God says and does not live according to God's good rules. </w:t>
-      </w:r>
-      <w:hyperlink r:id="rId20">
-        <w:r>
-          <w:rPr>
-            <w:lang w:val="en_US" w:bidi="en_US"/>
-          </w:rPr>
-          <w:rPr>
-            <w:color w:val="0000EE"/>
-            <w:u w:val="single"/>
-          </w:rPr>
-          <w:t>Ungodly</w:t>
-        </w:r>
-      </w:hyperlink>
-      <w:r>
-        <w:rPr>
-          <w:lang w:val="en_US" w:bidi="en_US"/>
-        </w:rPr>
-        <w:t xml:space="preserve"> is in the Master Glossary. Use the same word as you have used in the previous passage.</w:t>
+        <w:t>. Someone who is ungodly does not care about what God says and does not live according to God's good rules. Ungodly is in the Master Glossary. Use the same word as you have used in the previous passage.</w:t>
       </w:r>
     </w:p>
     <w:p>
@@ -5967,18 +5841,12 @@
         </w:rPr>
         <w:t xml:space="preserve">. When you see or hear things while you sleep, you have a dream. God can use dreams to communicate to people. But in the case of these ungodly people, their dreams did not come from God. The word </w:t>
       </w:r>
-      <w:hyperlink r:id="rId28">
-        <w:r>
-          <w:rPr>
-            <w:lang w:val="en_US" w:bidi="en_US"/>
-          </w:rPr>
-          <w:rPr>
-            <w:color w:val="0000EE"/>
-            <w:u w:val="single"/>
-          </w:rPr>
-          <w:t>dream</w:t>
-        </w:r>
-      </w:hyperlink>
+      <w:r>
+        <w:rPr>
+          <w:lang w:val="en_US" w:bidi="en_US"/>
+        </w:rPr>
+        <w:t>dream</w:t>
+      </w:r>
       <w:r>
         <w:rPr>
           <w:lang w:val="en_US" w:bidi="en_US"/>
@@ -6052,18 +5920,12 @@
         </w:rPr>
         <w:t xml:space="preserve">Stop here and discuss how you will describe this in your translation. It may help to listen to the explanation for the word </w:t>
       </w:r>
-      <w:hyperlink r:id="rId29">
-        <w:r>
-          <w:rPr>
-            <w:lang w:val="en_US" w:bidi="en_US"/>
-          </w:rPr>
-          <w:rPr>
-            <w:color w:val="0000EE"/>
-            <w:u w:val="single"/>
-          </w:rPr>
-          <w:t>unclean</w:t>
-        </w:r>
-      </w:hyperlink>
+      <w:r>
+        <w:rPr>
+          <w:lang w:val="en_US" w:bidi="en_US"/>
+        </w:rPr>
+        <w:t>unclean</w:t>
+      </w:r>
       <w:r>
         <w:rPr>
           <w:lang w:val="en_US" w:bidi="en_US"/>
@@ -6097,18 +5959,12 @@
         </w:rPr>
         <w:t xml:space="preserve">. This means the teachers do not accept that God is their boss, and the teachers do not want to listen to God. This could also mean that the teachers do not want to listen to anyone who tells the teachers what to do. Use the same word or phrase for authority that you have used in other passages. The word </w:t>
       </w:r>
-      <w:hyperlink r:id="rId27">
-        <w:r>
-          <w:rPr>
-            <w:lang w:val="en_US" w:bidi="en_US"/>
-          </w:rPr>
-          <w:rPr>
-            <w:color w:val="0000EE"/>
-            <w:u w:val="single"/>
-          </w:rPr>
-          <w:t>authority</w:t>
-        </w:r>
-      </w:hyperlink>
+      <w:r>
+        <w:rPr>
+          <w:lang w:val="en_US" w:bidi="en_US"/>
+        </w:rPr>
+        <w:t>authority</w:t>
+      </w:r>
       <w:r>
         <w:rPr>
           <w:lang w:val="en_US" w:bidi="en_US"/>
@@ -6169,36 +6025,24 @@
         </w:rPr>
         <w:t xml:space="preserve">, or angels. The word </w:t>
       </w:r>
-      <w:hyperlink r:id="rId26">
-        <w:r>
-          <w:rPr>
-            <w:lang w:val="en_US" w:bidi="en_US"/>
-          </w:rPr>
-          <w:rPr>
-            <w:color w:val="0000EE"/>
-            <w:u w:val="single"/>
-          </w:rPr>
-          <w:t>angel</w:t>
-        </w:r>
-      </w:hyperlink>
+      <w:r>
+        <w:rPr>
+          <w:lang w:val="en_US" w:bidi="en_US"/>
+        </w:rPr>
+        <w:t>angel</w:t>
+      </w:r>
       <w:r>
         <w:rPr>
           <w:lang w:val="en_US" w:bidi="en_US"/>
         </w:rPr>
         <w:t xml:space="preserve"> and the word for </w:t>
       </w:r>
-      <w:hyperlink r:id="rId30">
-        <w:r>
-          <w:rPr>
-            <w:lang w:val="en_US" w:bidi="en_US"/>
-          </w:rPr>
-          <w:rPr>
-            <w:color w:val="0000EE"/>
-            <w:u w:val="single"/>
-          </w:rPr>
-          <w:t>glory</w:t>
-        </w:r>
-      </w:hyperlink>
+      <w:r>
+        <w:rPr>
+          <w:lang w:val="en_US" w:bidi="en_US"/>
+        </w:rPr>
+        <w:t>glory</w:t>
+      </w:r>
       <w:r>
         <w:rPr>
           <w:lang w:val="en_US" w:bidi="en_US"/>
@@ -6246,18 +6090,12 @@
         </w:rPr>
         <w:t xml:space="preserve">Stop here and discuss how you will describe this special angel. The word </w:t>
       </w:r>
-      <w:hyperlink r:id="rId26">
-        <w:r>
-          <w:rPr>
-            <w:lang w:val="en_US" w:bidi="en_US"/>
-          </w:rPr>
-          <w:rPr>
-            <w:color w:val="0000EE"/>
-            <w:u w:val="single"/>
-          </w:rPr>
-          <w:t>angel</w:t>
-        </w:r>
-      </w:hyperlink>
+      <w:r>
+        <w:rPr>
+          <w:lang w:val="en_US" w:bidi="en_US"/>
+        </w:rPr>
+        <w:t>angel</w:t>
+      </w:r>
       <w:r>
         <w:rPr>
           <w:lang w:val="en_US" w:bidi="en_US"/>
@@ -6305,18 +6143,12 @@
         </w:rPr>
         <w:t xml:space="preserve">Stop here and discuss how you will say this in your own language. Use the same word for slander, or blasphemy, as you have used in other books in the Bible. The word </w:t>
       </w:r>
-      <w:hyperlink r:id="rId31">
-        <w:r>
-          <w:rPr>
-            <w:lang w:val="en_US" w:bidi="en_US"/>
-          </w:rPr>
-          <w:rPr>
-            <w:color w:val="0000EE"/>
-            <w:u w:val="single"/>
-          </w:rPr>
-          <w:t>blasphemy</w:t>
-        </w:r>
-      </w:hyperlink>
+      <w:r>
+        <w:rPr>
+          <w:lang w:val="en_US" w:bidi="en_US"/>
+        </w:rPr>
+        <w:t>blasphemy</w:t>
+      </w:r>
       <w:r>
         <w:rPr>
           <w:lang w:val="en_US" w:bidi="en_US"/>
@@ -6350,18 +6182,12 @@
         </w:rPr>
         <w:t xml:space="preserve"> rebuke you!" The Lord refers to God or Jesus. Lord means someone who has the highest authority over other people. Use the same word for Lord as you have used in previous passages. The word </w:t>
       </w:r>
-      <w:hyperlink r:id="rId24">
-        <w:r>
-          <w:rPr>
-            <w:lang w:val="en_US" w:bidi="en_US"/>
-          </w:rPr>
-          <w:rPr>
-            <w:color w:val="0000EE"/>
-            <w:u w:val="single"/>
-          </w:rPr>
-          <w:t>Lord</w:t>
-        </w:r>
-      </w:hyperlink>
+      <w:r>
+        <w:rPr>
+          <w:lang w:val="en_US" w:bidi="en_US"/>
+        </w:rPr>
+        <w:t>Lord</w:t>
+      </w:r>
       <w:r>
         <w:rPr>
           <w:lang w:val="en_US" w:bidi="en_US"/>
@@ -6395,18 +6221,12 @@
         </w:rPr>
         <w:t xml:space="preserve"> is the leader of all evil spirits. God has created everything that exists, and therefore God also created all the spirits. God created the spirits good, as angels, to do God's work. But some angels rebelled against God, and then they became evil spirits. The most powerful of these evil spirits is called the devil, or </w:t>
       </w:r>
-      <w:hyperlink r:id="rId32">
-        <w:r>
-          <w:rPr>
-            <w:lang w:val="en_US" w:bidi="en_US"/>
-          </w:rPr>
-          <w:rPr>
-            <w:color w:val="0000EE"/>
-            <w:u w:val="single"/>
-          </w:rPr>
-          <w:t>Satan</w:t>
-        </w:r>
-      </w:hyperlink>
+      <w:r>
+        <w:rPr>
+          <w:lang w:val="en_US" w:bidi="en_US"/>
+        </w:rPr>
+        <w:t>Satan</w:t>
+      </w:r>
       <w:r>
         <w:rPr>
           <w:lang w:val="en_US" w:bidi="en_US"/>
@@ -6440,18 +6260,12 @@
         </w:rPr>
         <w:t xml:space="preserve">. Use the same word as you have used in other books of the Bible. The word </w:t>
       </w:r>
-      <w:hyperlink r:id="rId33">
-        <w:r>
-          <w:rPr>
-            <w:lang w:val="en_US" w:bidi="en_US"/>
-          </w:rPr>
-          <w:rPr>
-            <w:color w:val="0000EE"/>
-            <w:u w:val="single"/>
-          </w:rPr>
-          <w:t>devil</w:t>
-        </w:r>
-      </w:hyperlink>
+      <w:r>
+        <w:rPr>
+          <w:lang w:val="en_US" w:bidi="en_US"/>
+        </w:rPr>
+        <w:t>devil</w:t>
+      </w:r>
       <w:r>
         <w:rPr>
           <w:lang w:val="en_US" w:bidi="en_US"/>
@@ -6900,18 +6714,12 @@
         </w:rPr>
         <w:t xml:space="preserve">Stop if needed and look at a picture or video of </w:t>
       </w:r>
-      <w:hyperlink r:id="rId34">
-        <w:r>
-          <w:rPr>
-            <w:lang w:val="en_US" w:bidi="en_US"/>
-          </w:rPr>
-          <w:rPr>
-            <w:color w:val="0000EE"/>
-            <w:u w:val="single"/>
-          </w:rPr>
-          <w:t>sharp rocks in the water</w:t>
-        </w:r>
-      </w:hyperlink>
+      <w:r>
+        <w:rPr>
+          <w:lang w:val="en_US" w:bidi="en_US"/>
+        </w:rPr>
+        <w:t>sharp rocks in the water</w:t>
+      </w:r>
       <w:r>
         <w:rPr>
           <w:lang w:val="en_US" w:bidi="en_US"/>
@@ -6946,18 +6754,12 @@
         </w:rPr>
         <w:t xml:space="preserve">Jude then compares these teachers to bad shepherds. Jude says that these teachers are like shepherds who feed only themselves. A </w:t>
       </w:r>
-      <w:hyperlink r:id="rId35">
-        <w:r>
-          <w:rPr>
-            <w:lang w:val="en_US" w:bidi="en_US"/>
-          </w:rPr>
-          <w:rPr>
-            <w:color w:val="0000EE"/>
-            <w:u w:val="single"/>
-          </w:rPr>
-          <w:t>shepherd</w:t>
-        </w:r>
-      </w:hyperlink>
+      <w:r>
+        <w:rPr>
+          <w:lang w:val="en_US" w:bidi="en_US"/>
+        </w:rPr>
+        <w:t>shepherd</w:t>
+      </w:r>
       <w:r>
         <w:rPr>
           <w:lang w:val="en_US" w:bidi="en_US"/>
@@ -7034,18 +6836,12 @@
         </w:rPr>
         <w:t xml:space="preserve">Stop here and, if needed, look at a picture of </w:t>
       </w:r>
-      <w:hyperlink r:id="rId36">
-        <w:r>
-          <w:rPr>
-            <w:lang w:val="en_US" w:bidi="en_US"/>
-          </w:rPr>
-          <w:rPr>
-            <w:color w:val="0000EE"/>
-            <w:u w:val="single"/>
-          </w:rPr>
-          <w:t>waves and foam</w:t>
-        </w:r>
-      </w:hyperlink>
+      <w:r>
+        <w:rPr>
+          <w:lang w:val="en_US" w:bidi="en_US"/>
+        </w:rPr>
+        <w:t>waves and foam</w:t>
+      </w:r>
       <w:r>
         <w:rPr>
           <w:lang w:val="en_US" w:bidi="en_US"/>
@@ -8203,18 +7999,12 @@
         </w:rPr>
         <w:t xml:space="preserve">Stop here and discuss how you will say "fellowship meal" in your translation. Listen to the definition of </w:t>
       </w:r>
-      <w:hyperlink r:id="rId37">
-        <w:r>
-          <w:rPr>
-            <w:lang w:val="en_US" w:bidi="en_US"/>
-          </w:rPr>
-          <w:rPr>
-            <w:color w:val="0000EE"/>
-            <w:u w:val="single"/>
-          </w:rPr>
-          <w:t>fellowship</w:t>
-        </w:r>
-      </w:hyperlink>
+      <w:r>
+        <w:rPr>
+          <w:lang w:val="en_US" w:bidi="en_US"/>
+        </w:rPr>
+        <w:t>fellowship</w:t>
+      </w:r>
       <w:r>
         <w:rPr>
           <w:lang w:val="en_US" w:bidi="en_US"/>
@@ -8275,18 +8065,12 @@
         </w:rPr>
         <w:t xml:space="preserve">. Use the same word as you have used in other books you have translated. </w:t>
       </w:r>
-      <w:hyperlink r:id="rId38">
-        <w:r>
-          <w:rPr>
-            <w:lang w:val="en_US" w:bidi="en_US"/>
-          </w:rPr>
-          <w:rPr>
-            <w:color w:val="0000EE"/>
-            <w:u w:val="single"/>
-          </w:rPr>
-          <w:t>Shepherd</w:t>
-        </w:r>
-      </w:hyperlink>
+      <w:r>
+        <w:rPr>
+          <w:lang w:val="en_US" w:bidi="en_US"/>
+        </w:rPr>
+        <w:t>Shepherd</w:t>
+      </w:r>
       <w:r>
         <w:rPr>
           <w:lang w:val="en_US" w:bidi="en_US"/>
@@ -8347,18 +8131,12 @@
         </w:rPr>
         <w:t xml:space="preserve">Stop here and discuss how you will describe this in your language. If needed, watch the photo or video of a </w:t>
       </w:r>
-      <w:hyperlink r:id="rId36">
-        <w:r>
-          <w:rPr>
-            <w:lang w:val="en_US" w:bidi="en_US"/>
-          </w:rPr>
-          <w:rPr>
-            <w:color w:val="0000EE"/>
-            <w:u w:val="single"/>
-          </w:rPr>
-          <w:t>wave</w:t>
-        </w:r>
-      </w:hyperlink>
+      <w:r>
+        <w:rPr>
+          <w:lang w:val="en_US" w:bidi="en_US"/>
+        </w:rPr>
+        <w:t>wave</w:t>
+      </w:r>
       <w:r>
         <w:rPr>
           <w:lang w:val="en_US" w:bidi="en_US"/>
@@ -8417,20 +8195,185 @@
         <w:rPr>
           <w:lang w:val="en_US" w:bidi="en_US"/>
         </w:rPr>
-        <w:t xml:space="preserve">. The word </w:t>
-      </w:r>
-      <w:hyperlink r:id="rId39">
-        <w:r>
-          <w:rPr>
-            <w:lang w:val="en_US" w:bidi="en_US"/>
-          </w:rPr>
-          <w:rPr>
-            <w:color w:val="0000EE"/>
-            <w:u w:val="single"/>
-          </w:rPr>
-          <w:t>prophesy</w:t>
-        </w:r>
-      </w:hyperlink>
+        <w:t>. The word prophesy is in the Master Glossary. Pause this audio here.</w:t>
+      </w:r>
+    </w:p>
+    <w:p>
+      <w:pPr/>
+      <w:r>
+        <w:rPr>
+          <w:lang w:val="en_US" w:bidi="en_US"/>
+        </w:rPr>
+      </w:r>
+      <w:r>
+        <w:rPr>
+          <w:lang w:val="en_US" w:bidi="en_US"/>
+        </w:rPr>
+        <w:t xml:space="preserve">According to Jude, Enoch had said "the </w:t>
+      </w:r>
+      <w:r>
+        <w:rPr>
+          <w:b/>
+          <w:lang w:val="en_US" w:bidi="en_US"/>
+        </w:rPr>
+        <w:t>Lord</w:t>
+      </w:r>
+      <w:r>
+        <w:rPr>
+          <w:lang w:val="en_US" w:bidi="en_US"/>
+        </w:rPr>
+        <w:t xml:space="preserve"> is coming." The Lord refers to God or to Jesus. A Lord means someone who has the highest authority over other people. Use the same word for Lord as you have used in previous passages. The word </w:t>
+      </w:r>
+      <w:r>
+        <w:rPr>
+          <w:lang w:val="en_US" w:bidi="en_US"/>
+        </w:rPr>
+        <w:t>Lord</w:t>
+      </w:r>
+      <w:r>
+        <w:rPr>
+          <w:lang w:val="en_US" w:bidi="en_US"/>
+        </w:rPr>
+        <w:t xml:space="preserve"> is in the Master Glossary.</w:t>
+      </w:r>
+    </w:p>
+    <w:p>
+      <w:pPr/>
+      <w:r>
+        <w:rPr>
+          <w:lang w:val="en_US" w:bidi="en_US"/>
+        </w:rPr>
+      </w:r>
+      <w:r>
+        <w:rPr>
+          <w:lang w:val="en_US" w:bidi="en_US"/>
+        </w:rPr>
+        <w:t xml:space="preserve">Enoch had said, "The Lord is coming with </w:t>
+      </w:r>
+      <w:r>
+        <w:rPr>
+          <w:b/>
+          <w:lang w:val="en_US" w:bidi="en_US"/>
+        </w:rPr>
+        <w:t>thousands upon thousands</w:t>
+      </w:r>
+      <w:r>
+        <w:rPr>
+          <w:lang w:val="en_US" w:bidi="en_US"/>
+        </w:rPr>
+        <w:t xml:space="preserve"> of </w:t>
+      </w:r>
+      <w:r>
+        <w:rPr>
+          <w:b/>
+          <w:lang w:val="en_US" w:bidi="en_US"/>
+        </w:rPr>
+        <w:t>holy ones</w:t>
+      </w:r>
+      <w:r>
+        <w:rPr>
+          <w:lang w:val="en_US" w:bidi="en_US"/>
+        </w:rPr>
+        <w:t xml:space="preserve">." Thousands upon thousands means a great many. Holy ones probably means </w:t>
+      </w:r>
+      <w:r>
+        <w:rPr>
+          <w:lang w:val="en_US" w:bidi="en_US"/>
+        </w:rPr>
+        <w:t>angels</w:t>
+      </w:r>
+      <w:r>
+        <w:rPr>
+          <w:lang w:val="en_US" w:bidi="en_US"/>
+        </w:rPr>
+        <w:t xml:space="preserve">. Angels are holy because they belong to God. The word </w:t>
+      </w:r>
+      <w:r>
+        <w:rPr>
+          <w:lang w:val="en_US" w:bidi="en_US"/>
+        </w:rPr>
+        <w:t>holy</w:t>
+      </w:r>
+      <w:r>
+        <w:rPr>
+          <w:lang w:val="en_US" w:bidi="en_US"/>
+        </w:rPr>
+        <w:t xml:space="preserve"> is in the Master Glossary. Use the same word as you have used in previous passages.</w:t>
+      </w:r>
+    </w:p>
+    <w:p>
+      <w:pPr/>
+      <w:r>
+        <w:rPr>
+          <w:lang w:val="en_US" w:bidi="en_US"/>
+        </w:rPr>
+      </w:r>
+      <w:r>
+        <w:rPr>
+          <w:lang w:val="en_US" w:bidi="en_US"/>
+        </w:rPr>
+        <w:t>Stop here and discuss how you will say "a great many of holy ones," or "a great many of holy angels." Pause this audio here.</w:t>
+      </w:r>
+    </w:p>
+    <w:p>
+      <w:pPr/>
+      <w:r>
+        <w:rPr>
+          <w:lang w:val="en_US" w:bidi="en_US"/>
+        </w:rPr>
+      </w:r>
+      <w:r>
+        <w:rPr>
+          <w:lang w:val="en_US" w:bidi="en_US"/>
+        </w:rPr>
+        <w:t xml:space="preserve">When the Lord comes, the Lord will </w:t>
+      </w:r>
+      <w:r>
+        <w:rPr>
+          <w:b/>
+          <w:lang w:val="en_US" w:bidi="en_US"/>
+        </w:rPr>
+        <w:t>judge</w:t>
+      </w:r>
+      <w:r>
+        <w:rPr>
+          <w:lang w:val="en_US" w:bidi="en_US"/>
+        </w:rPr>
+        <w:t xml:space="preserve"> everyone. To judge means to decide whether a person is guilty or not. The Lord will then </w:t>
+      </w:r>
+      <w:r>
+        <w:rPr>
+          <w:b/>
+          <w:lang w:val="en_US" w:bidi="en_US"/>
+        </w:rPr>
+        <w:t>convict</w:t>
+      </w:r>
+      <w:r>
+        <w:rPr>
+          <w:lang w:val="en_US" w:bidi="en_US"/>
+        </w:rPr>
+        <w:t xml:space="preserve"> everyone of their ungodly deeds. When someone convicts a person, he says that person is guilty and needs to be punished.</w:t>
+      </w:r>
+    </w:p>
+    <w:p>
+      <w:pPr/>
+      <w:r>
+        <w:rPr>
+          <w:lang w:val="en_US" w:bidi="en_US"/>
+        </w:rPr>
+      </w:r>
+      <w:r>
+        <w:rPr>
+          <w:lang w:val="en_US" w:bidi="en_US"/>
+        </w:rPr>
+        <w:t xml:space="preserve">Stop here and discuss what words you will use for these terms. The word </w:t>
+      </w:r>
+      <w:r>
+        <w:rPr>
+          <w:lang w:val="en_US" w:bidi="en_US"/>
+        </w:rPr>
+        <w:t>convict</w:t>
+      </w:r>
       <w:r>
         <w:rPr>
           <w:lang w:val="en_US" w:bidi="en_US"/>
@@ -8449,340 +8392,115 @@
         <w:rPr>
           <w:lang w:val="en_US" w:bidi="en_US"/>
         </w:rPr>
-        <w:t xml:space="preserve">According to Jude, Enoch had said "the </w:t>
+        <w:t xml:space="preserve">God will convict the people for their </w:t>
       </w:r>
       <w:r>
         <w:rPr>
           <w:b/>
           <w:lang w:val="en_US" w:bidi="en_US"/>
         </w:rPr>
-        <w:t>Lord</w:t>
-      </w:r>
-      <w:r>
-        <w:rPr>
-          <w:lang w:val="en_US" w:bidi="en_US"/>
-        </w:rPr>
-        <w:t xml:space="preserve"> is coming." The Lord refers to God or to Jesus. A Lord means someone who has the highest authority over other people. Use the same word for Lord as you have used in previous passages. The word </w:t>
-      </w:r>
-      <w:hyperlink r:id="rId24">
-        <w:r>
-          <w:rPr>
-            <w:lang w:val="en_US" w:bidi="en_US"/>
-          </w:rPr>
-          <w:rPr>
-            <w:color w:val="0000EE"/>
-            <w:u w:val="single"/>
-          </w:rPr>
-          <w:t>Lord</w:t>
-        </w:r>
-      </w:hyperlink>
-      <w:r>
-        <w:rPr>
-          <w:lang w:val="en_US" w:bidi="en_US"/>
-        </w:rPr>
-        <w:t xml:space="preserve"> is in the Master Glossary.</w:t>
-      </w:r>
-    </w:p>
-    <w:p>
-      <w:pPr/>
-      <w:r>
-        <w:rPr>
-          <w:lang w:val="en_US" w:bidi="en_US"/>
-        </w:rPr>
-      </w:r>
-      <w:r>
-        <w:rPr>
-          <w:lang w:val="en_US" w:bidi="en_US"/>
-        </w:rPr>
-        <w:t xml:space="preserve">Enoch had said, "The Lord is coming with </w:t>
+        <w:t>ungodly</w:t>
+      </w:r>
+      <w:r>
+        <w:rPr>
+          <w:lang w:val="en_US" w:bidi="en_US"/>
+        </w:rPr>
+        <w:t xml:space="preserve"> deeds or works. When people willfully disobey God, and when people do things that make God sad and they do not repent or feel ashamed about this, then those people do ungodly acts. Translate ungodly in the same way you have in previous passages. Ungodly is in the Master Glossary.</w:t>
+      </w:r>
+    </w:p>
+    <w:p>
+      <w:pPr/>
+      <w:r>
+        <w:rPr>
+          <w:lang w:val="en_US" w:bidi="en_US"/>
+        </w:rPr>
+      </w:r>
+      <w:r>
+        <w:rPr>
+          <w:lang w:val="en_US" w:bidi="en_US"/>
+        </w:rPr>
+        <w:t xml:space="preserve">God will also convict the ungodly </w:t>
       </w:r>
       <w:r>
         <w:rPr>
           <w:b/>
           <w:lang w:val="en_US" w:bidi="en_US"/>
         </w:rPr>
-        <w:t>thousands upon thousands</w:t>
-      </w:r>
-      <w:r>
-        <w:rPr>
-          <w:lang w:val="en_US" w:bidi="en_US"/>
-        </w:rPr>
-        <w:t xml:space="preserve"> of </w:t>
+        <w:t>sinners</w:t>
+      </w:r>
+      <w:r>
+        <w:rPr>
+          <w:lang w:val="en_US" w:bidi="en_US"/>
+        </w:rPr>
+        <w:t xml:space="preserve"> because of their </w:t>
       </w:r>
       <w:r>
         <w:rPr>
           <w:b/>
           <w:lang w:val="en_US" w:bidi="en_US"/>
         </w:rPr>
-        <w:t>holy ones</w:t>
-      </w:r>
-      <w:r>
-        <w:rPr>
-          <w:lang w:val="en_US" w:bidi="en_US"/>
-        </w:rPr>
-        <w:t xml:space="preserve">." Thousands upon thousands means a great many. Holy ones probably means </w:t>
-      </w:r>
-      <w:hyperlink r:id="rId26">
-        <w:r>
-          <w:rPr>
-            <w:lang w:val="en_US" w:bidi="en_US"/>
-          </w:rPr>
-          <w:rPr>
-            <w:color w:val="0000EE"/>
-            <w:u w:val="single"/>
-          </w:rPr>
-          <w:t>angels</w:t>
-        </w:r>
-      </w:hyperlink>
-      <w:r>
-        <w:rPr>
-          <w:lang w:val="en_US" w:bidi="en_US"/>
-        </w:rPr>
-        <w:t xml:space="preserve">. Angels are holy because they belong to God. The word </w:t>
-      </w:r>
-      <w:hyperlink r:id="rId40">
-        <w:r>
-          <w:rPr>
-            <w:lang w:val="en_US" w:bidi="en_US"/>
-          </w:rPr>
-          <w:rPr>
-            <w:color w:val="0000EE"/>
-            <w:u w:val="single"/>
-          </w:rPr>
-          <w:t>holy</w:t>
-        </w:r>
-      </w:hyperlink>
-      <w:r>
-        <w:rPr>
-          <w:lang w:val="en_US" w:bidi="en_US"/>
-        </w:rPr>
-        <w:t xml:space="preserve"> is in the Master Glossary. Use the same word as you have used in previous passages.</w:t>
-      </w:r>
-    </w:p>
-    <w:p>
-      <w:pPr/>
-      <w:r>
-        <w:rPr>
-          <w:lang w:val="en_US" w:bidi="en_US"/>
-        </w:rPr>
-      </w:r>
-      <w:r>
-        <w:rPr>
-          <w:lang w:val="en_US" w:bidi="en_US"/>
-        </w:rPr>
-        <w:t>Stop here and discuss how you will say "a great many of holy ones," or "a great many of holy angels." Pause this audio here.</w:t>
-      </w:r>
-    </w:p>
-    <w:p>
-      <w:pPr/>
-      <w:r>
-        <w:rPr>
-          <w:lang w:val="en_US" w:bidi="en_US"/>
-        </w:rPr>
-      </w:r>
-      <w:r>
-        <w:rPr>
-          <w:lang w:val="en_US" w:bidi="en_US"/>
-        </w:rPr>
-        <w:t xml:space="preserve">When the Lord comes, the Lord will </w:t>
+        <w:t>proud words</w:t>
+      </w:r>
+      <w:r>
+        <w:rPr>
+          <w:lang w:val="en_US" w:bidi="en_US"/>
+        </w:rPr>
+        <w:t>. Some translations say the false teachers are speaking "hard words." Jude means to say that these people are saying things against God that are awful. God would be deeply offended by the things that these people say.</w:t>
+      </w:r>
+    </w:p>
+    <w:p>
+      <w:pPr/>
+      <w:r>
+        <w:rPr>
+          <w:lang w:val="en_US" w:bidi="en_US"/>
+        </w:rPr>
+      </w:r>
+      <w:r>
+        <w:rPr>
+          <w:lang w:val="en_US" w:bidi="en_US"/>
+        </w:rPr>
+        <w:t>Stop here and discuss how you will say that these people have spoken proud, hard, or terrible words against God. Pause this audio here.</w:t>
+      </w:r>
+    </w:p>
+    <w:p>
+      <w:pPr/>
+      <w:r>
+        <w:rPr>
+          <w:lang w:val="en_US" w:bidi="en_US"/>
+        </w:rPr>
       </w:r>
       <w:r>
         <w:rPr>
           <w:b/>
           <w:lang w:val="en_US" w:bidi="en_US"/>
         </w:rPr>
-        <w:t>judge</w:t>
-      </w:r>
-      <w:r>
-        <w:rPr>
-          <w:lang w:val="en_US" w:bidi="en_US"/>
-        </w:rPr>
-        <w:t xml:space="preserve"> everyone. To judge means to decide whether a person is guilty or not. The Lord will then </w:t>
+        <w:t>Sinners</w:t>
+      </w:r>
+      <w:r>
+        <w:rPr>
+          <w:lang w:val="en_US" w:bidi="en_US"/>
+        </w:rPr>
+        <w:t xml:space="preserve"> are people who commit sin. Sin is an act of rebellion against God. Anytime that a person disobeys God's laws, that person sins.</w:t>
+      </w:r>
+    </w:p>
+    <w:p>
+      <w:pPr/>
+      <w:r>
+        <w:rPr>
+          <w:lang w:val="en_US" w:bidi="en_US"/>
+        </w:rPr>
+      </w:r>
+      <w:r>
+        <w:rPr>
+          <w:lang w:val="en_US" w:bidi="en_US"/>
+        </w:rPr>
+        <w:t xml:space="preserve">Stop here and discuss how you will talk about people who are doing </w:t>
       </w:r>
       <w:r>
         <w:rPr>
           <w:b/>
           <w:lang w:val="en_US" w:bidi="en_US"/>
         </w:rPr>
-        <w:t>convict</w:t>
-      </w:r>
-      <w:r>
-        <w:rPr>
-          <w:lang w:val="en_US" w:bidi="en_US"/>
-        </w:rPr>
-        <w:t xml:space="preserve"> everyone of their ungodly deeds. When someone convicts a person, he says that person is guilty and needs to be punished.</w:t>
-      </w:r>
-    </w:p>
-    <w:p>
-      <w:pPr/>
-      <w:r>
-        <w:rPr>
-          <w:lang w:val="en_US" w:bidi="en_US"/>
-        </w:rPr>
-      </w:r>
-      <w:r>
-        <w:rPr>
-          <w:lang w:val="en_US" w:bidi="en_US"/>
-        </w:rPr>
-        <w:t xml:space="preserve">Stop here and discuss what words you will use for these terms. The word </w:t>
-      </w:r>
-      <w:hyperlink r:id="rId41">
-        <w:r>
-          <w:rPr>
-            <w:lang w:val="en_US" w:bidi="en_US"/>
-          </w:rPr>
-          <w:rPr>
-            <w:color w:val="0000EE"/>
-            <w:u w:val="single"/>
-          </w:rPr>
-          <w:t>convict</w:t>
-        </w:r>
-      </w:hyperlink>
-      <w:r>
-        <w:rPr>
-          <w:lang w:val="en_US" w:bidi="en_US"/>
-        </w:rPr>
-        <w:t xml:space="preserve"> is in the Master Glossary. Pause this audio here.</w:t>
-      </w:r>
-    </w:p>
-    <w:p>
-      <w:pPr/>
-      <w:r>
-        <w:rPr>
-          <w:lang w:val="en_US" w:bidi="en_US"/>
-        </w:rPr>
-      </w:r>
-      <w:r>
-        <w:rPr>
-          <w:lang w:val="en_US" w:bidi="en_US"/>
-        </w:rPr>
-        <w:t xml:space="preserve">God will convict the people for their </w:t>
-      </w:r>
-      <w:r>
-        <w:rPr>
-          <w:b/>
-          <w:lang w:val="en_US" w:bidi="en_US"/>
-        </w:rPr>
-        <w:t>ungodly</w:t>
-      </w:r>
-      <w:r>
-        <w:rPr>
-          <w:lang w:val="en_US" w:bidi="en_US"/>
-        </w:rPr>
-        <w:t xml:space="preserve"> deeds or works. When people willfully disobey God, and when people do things that make God sad and they do not repent or feel ashamed about this, then those people do ungodly acts. Translate ungodly in the same way you have in previous passages. </w:t>
-      </w:r>
-      <w:hyperlink r:id="rId20">
-        <w:r>
-          <w:rPr>
-            <w:lang w:val="en_US" w:bidi="en_US"/>
-          </w:rPr>
-          <w:rPr>
-            <w:color w:val="0000EE"/>
-            <w:u w:val="single"/>
-          </w:rPr>
-          <w:t>Ungodly</w:t>
-        </w:r>
-      </w:hyperlink>
-      <w:r>
-        <w:rPr>
-          <w:lang w:val="en_US" w:bidi="en_US"/>
-        </w:rPr>
-        <w:t xml:space="preserve"> is in the Master Glossary.</w:t>
-      </w:r>
-    </w:p>
-    <w:p>
-      <w:pPr/>
-      <w:r>
-        <w:rPr>
-          <w:lang w:val="en_US" w:bidi="en_US"/>
-        </w:rPr>
-      </w:r>
-      <w:r>
-        <w:rPr>
-          <w:lang w:val="en_US" w:bidi="en_US"/>
-        </w:rPr>
-        <w:t xml:space="preserve">God will also convict the ungodly </w:t>
-      </w:r>
-      <w:r>
-        <w:rPr>
-          <w:b/>
-          <w:lang w:val="en_US" w:bidi="en_US"/>
-        </w:rPr>
-        <w:t>sinners</w:t>
-      </w:r>
-      <w:r>
-        <w:rPr>
-          <w:lang w:val="en_US" w:bidi="en_US"/>
-        </w:rPr>
-        <w:t xml:space="preserve"> because of their </w:t>
-      </w:r>
-      <w:r>
-        <w:rPr>
-          <w:b/>
-          <w:lang w:val="en_US" w:bidi="en_US"/>
-        </w:rPr>
-        <w:t>proud words</w:t>
-      </w:r>
-      <w:r>
-        <w:rPr>
-          <w:lang w:val="en_US" w:bidi="en_US"/>
-        </w:rPr>
-        <w:t>. Some translations say the false teachers are speaking "hard words." Jude means to say that these people are saying things against God that are awful. God would be deeply offended by the things that these people say.</w:t>
-      </w:r>
-    </w:p>
-    <w:p>
-      <w:pPr/>
-      <w:r>
-        <w:rPr>
-          <w:lang w:val="en_US" w:bidi="en_US"/>
-        </w:rPr>
-      </w:r>
-      <w:r>
-        <w:rPr>
-          <w:lang w:val="en_US" w:bidi="en_US"/>
-        </w:rPr>
-        <w:t>Stop here and discuss how you will say that these people have spoken proud, hard, or terrible words against God. Pause this audio here.</w:t>
-      </w:r>
-    </w:p>
-    <w:p>
-      <w:pPr/>
-      <w:r>
-        <w:rPr>
-          <w:lang w:val="en_US" w:bidi="en_US"/>
-        </w:rPr>
-      </w:r>
-      <w:r>
-        <w:rPr>
-          <w:b/>
-          <w:lang w:val="en_US" w:bidi="en_US"/>
-        </w:rPr>
-        <w:t>Sinners</w:t>
-      </w:r>
-      <w:r>
-        <w:rPr>
-          <w:lang w:val="en_US" w:bidi="en_US"/>
-        </w:rPr>
-        <w:t xml:space="preserve"> are people who commit sin. Sin is an act of rebellion against God. Anytime that a person disobeys God's laws, that person sins.</w:t>
-      </w:r>
-    </w:p>
-    <w:p>
-      <w:pPr/>
-      <w:r>
-        <w:rPr>
-          <w:lang w:val="en_US" w:bidi="en_US"/>
-        </w:rPr>
-      </w:r>
-      <w:r>
-        <w:rPr>
-          <w:lang w:val="en_US" w:bidi="en_US"/>
-        </w:rPr>
-        <w:t xml:space="preserve">Stop here and discuss how you will talk about people who are doing </w:t>
-      </w:r>
-      <w:r>
-        <w:rPr>
-          <w:b/>
-          <w:lang w:val="en_US" w:bidi="en_US"/>
-        </w:rPr>
         <w:t>sin</w:t>
       </w:r>
       <w:r>
@@ -8791,18 +8509,12 @@
         </w:rPr>
         <w:t xml:space="preserve">. Use the same word for sin as you have used in other passages. The word </w:t>
       </w:r>
-      <w:hyperlink r:id="rId42">
-        <w:r>
-          <w:rPr>
-            <w:lang w:val="en_US" w:bidi="en_US"/>
-          </w:rPr>
-          <w:rPr>
-            <w:color w:val="0000EE"/>
-            <w:u w:val="single"/>
-          </w:rPr>
-          <w:t>sin</w:t>
-        </w:r>
-      </w:hyperlink>
+      <w:r>
+        <w:rPr>
+          <w:lang w:val="en_US" w:bidi="en_US"/>
+        </w:rPr>
+        <w:t>sin</w:t>
+      </w:r>
       <w:r>
         <w:rPr>
           <w:lang w:val="en_US" w:bidi="en_US"/>
@@ -10522,18 +10234,12 @@
         </w:rPr>
         <w:t xml:space="preserve">. Use the same word as you have used in other books you already translated. The word </w:t>
       </w:r>
-      <w:hyperlink r:id="rId43">
-        <w:r>
-          <w:rPr>
-            <w:lang w:val="en_US" w:bidi="en_US"/>
-          </w:rPr>
-          <w:rPr>
-            <w:color w:val="0000EE"/>
-            <w:u w:val="single"/>
-          </w:rPr>
-          <w:t>apostle</w:t>
-        </w:r>
-      </w:hyperlink>
+      <w:r>
+        <w:rPr>
+          <w:lang w:val="en_US" w:bidi="en_US"/>
+        </w:rPr>
+        <w:t>apostle</w:t>
+      </w:r>
       <w:r>
         <w:rPr>
           <w:lang w:val="en_US" w:bidi="en_US"/>
@@ -10567,18 +10273,12 @@
         </w:rPr>
         <w:t xml:space="preserve"> Jesus Christ. Lord means someone who has the highest authority over other people. Use the same word for Lord as you have used in previous passages. The word </w:t>
       </w:r>
-      <w:hyperlink r:id="rId24">
-        <w:r>
-          <w:rPr>
-            <w:lang w:val="en_US" w:bidi="en_US"/>
-          </w:rPr>
-          <w:rPr>
-            <w:color w:val="0000EE"/>
-            <w:u w:val="single"/>
-          </w:rPr>
-          <w:t>Lord</w:t>
-        </w:r>
-      </w:hyperlink>
+      <w:r>
+        <w:rPr>
+          <w:lang w:val="en_US" w:bidi="en_US"/>
+        </w:rPr>
+        <w:t>Lord</w:t>
+      </w:r>
       <w:r>
         <w:rPr>
           <w:lang w:val="en_US" w:bidi="en_US"/>
@@ -10606,18 +10306,12 @@
         </w:rPr>
         <w:t xml:space="preserve"> is the same as Messiah, the special king and Savior that God had promised to send. Use the same word as you have used in other passages. The word </w:t>
       </w:r>
-      <w:hyperlink r:id="rId14">
-        <w:r>
-          <w:rPr>
-            <w:lang w:val="en_US" w:bidi="en_US"/>
-          </w:rPr>
-          <w:rPr>
-            <w:color w:val="0000EE"/>
-            <w:u w:val="single"/>
-          </w:rPr>
-          <w:t>Christ</w:t>
-        </w:r>
-      </w:hyperlink>
+      <w:r>
+        <w:rPr>
+          <w:lang w:val="en_US" w:bidi="en_US"/>
+        </w:rPr>
+        <w:t>Christ</w:t>
+      </w:r>
       <w:r>
         <w:rPr>
           <w:lang w:val="en_US" w:bidi="en_US"/>
@@ -10649,20 +10343,161 @@
         <w:rPr>
           <w:lang w:val="en_US" w:bidi="en_US"/>
         </w:rPr>
-        <w:t xml:space="preserve"> thing they want to do. Something that is ungodly is not according to what God wants. Use the same word as you have used in the previous passages. The word </w:t>
-      </w:r>
-      <w:hyperlink r:id="rId20">
-        <w:r>
-          <w:rPr>
-            <w:lang w:val="en_US" w:bidi="en_US"/>
-          </w:rPr>
-          <w:rPr>
-            <w:color w:val="0000EE"/>
-            <w:u w:val="single"/>
-          </w:rPr>
-          <w:t>ungodly</w:t>
-        </w:r>
-      </w:hyperlink>
+        <w:t xml:space="preserve"> thing they want to do. Something that is ungodly is not according to what God wants. Use the same word as you have used in the previous passages. The word ungodly is in the Master Glossary.</w:t>
+      </w:r>
+    </w:p>
+    <w:p>
+      <w:pPr/>
+      <w:r>
+        <w:rPr>
+          <w:lang w:val="en_US" w:bidi="en_US"/>
+        </w:rPr>
+      </w:r>
+      <w:r>
+        <w:rPr>
+          <w:lang w:val="en_US" w:bidi="en_US"/>
+        </w:rPr>
+        <w:t xml:space="preserve">Jude says that these people do not have the </w:t>
+      </w:r>
+      <w:r>
+        <w:rPr>
+          <w:b/>
+          <w:lang w:val="en_US" w:bidi="en_US"/>
+        </w:rPr>
+        <w:t>Spirit</w:t>
+      </w:r>
+      <w:r>
+        <w:rPr>
+          <w:lang w:val="en_US" w:bidi="en_US"/>
+        </w:rPr>
+        <w:t>. "The Spirit" means the Spirit of God. The Bible also calls this the Holy Spirit. The Holy Spirit is the power that comes from God. The Holy Spirit makes it possible for people to become followers of Jesus. When people start to follow Jesus, the Holy Spirit works in these people's hearts to help them to behave more and more like Jesus.</w:t>
+      </w:r>
+    </w:p>
+    <w:p>
+      <w:pPr/>
+      <w:r>
+        <w:rPr>
+          <w:lang w:val="en_US" w:bidi="en_US"/>
+        </w:rPr>
+      </w:r>
+      <w:r>
+        <w:rPr>
+          <w:lang w:val="en_US" w:bidi="en_US"/>
+        </w:rPr>
+        <w:t xml:space="preserve">Later on, Jude will say that the believers should </w:t>
+      </w:r>
+      <w:r>
+        <w:rPr>
+          <w:b/>
+          <w:lang w:val="en_US" w:bidi="en_US"/>
+        </w:rPr>
+        <w:t>pray in the Holy Spirit</w:t>
+      </w:r>
+      <w:r>
+        <w:rPr>
+          <w:lang w:val="en_US" w:bidi="en_US"/>
+        </w:rPr>
+        <w:t>. That means the believers should pray what the Holy Spirit makes the believers to pray. The first time Jude mentioned the Holy Spirit, he just said "spirit." The second time Jude said "Holy Spirit." Jude is talking about the same spirit both times.</w:t>
+      </w:r>
+    </w:p>
+    <w:p>
+      <w:pPr/>
+      <w:r>
+        <w:rPr>
+          <w:lang w:val="en_US" w:bidi="en_US"/>
+        </w:rPr>
+      </w:r>
+      <w:r>
+        <w:rPr>
+          <w:lang w:val="en_US" w:bidi="en_US"/>
+        </w:rPr>
+        <w:t xml:space="preserve">Stop here and discuss what word you will use for </w:t>
+      </w:r>
+      <w:r>
+        <w:rPr>
+          <w:b/>
+          <w:lang w:val="en_US" w:bidi="en_US"/>
+        </w:rPr>
+        <w:t>spirit</w:t>
+      </w:r>
+      <w:r>
+        <w:rPr>
+          <w:lang w:val="en_US" w:bidi="en_US"/>
+        </w:rPr>
+        <w:t xml:space="preserve"> and for </w:t>
+      </w:r>
+      <w:r>
+        <w:rPr>
+          <w:b/>
+          <w:lang w:val="en_US" w:bidi="en_US"/>
+        </w:rPr>
+        <w:t>Holy Spirit</w:t>
+      </w:r>
+      <w:r>
+        <w:rPr>
+          <w:lang w:val="en_US" w:bidi="en_US"/>
+        </w:rPr>
+        <w:t xml:space="preserve">. Do you need to say Holy Spirit both times, or can you first say Spirit and the second time say Holy Spirit? How can you translate this so that people realise these words are the same thing? The word </w:t>
+      </w:r>
+      <w:r>
+        <w:rPr>
+          <w:lang w:val="en_US" w:bidi="en_US"/>
+        </w:rPr>
+        <w:t>Holy Spirit</w:t>
+      </w:r>
+      <w:r>
+        <w:rPr>
+          <w:lang w:val="en_US" w:bidi="en_US"/>
+        </w:rPr>
+        <w:t xml:space="preserve"> is in the Master Glossary. Use the same word for Holy Spirit as you have used in other books. Pause this audio here.</w:t>
+      </w:r>
+    </w:p>
+    <w:p>
+      <w:pPr/>
+      <w:r>
+        <w:rPr>
+          <w:lang w:val="en_US" w:bidi="en_US"/>
+        </w:rPr>
+      </w:r>
+      <w:r>
+        <w:rPr>
+          <w:lang w:val="en_US" w:bidi="en_US"/>
+        </w:rPr>
+        <w:t xml:space="preserve">The believers have to build themselves up in the holy </w:t>
+      </w:r>
+      <w:r>
+        <w:rPr>
+          <w:b/>
+          <w:lang w:val="en_US" w:bidi="en_US"/>
+        </w:rPr>
+        <w:t>faith</w:t>
+      </w:r>
+      <w:r>
+        <w:rPr>
+          <w:lang w:val="en_US" w:bidi="en_US"/>
+        </w:rPr>
+        <w:t>. When someone talks about "the faith," they talk about all the things together that people have to believe about God and Jesus.</w:t>
+      </w:r>
+    </w:p>
+    <w:p>
+      <w:pPr/>
+      <w:r>
+        <w:rPr>
+          <w:lang w:val="en_US" w:bidi="en_US"/>
+        </w:rPr>
+      </w:r>
+      <w:r>
+        <w:rPr>
+          <w:lang w:val="en_US" w:bidi="en_US"/>
+        </w:rPr>
+        <w:t xml:space="preserve">Use the same word for faith as you have used in the previous passages. The word </w:t>
+      </w:r>
+      <w:r>
+        <w:rPr>
+          <w:lang w:val="en_US" w:bidi="en_US"/>
+        </w:rPr>
+        <w:t>faith</w:t>
+      </w:r>
       <w:r>
         <w:rPr>
           <w:lang w:val="en_US" w:bidi="en_US"/>
@@ -10681,301 +10516,118 @@
         <w:rPr>
           <w:lang w:val="en_US" w:bidi="en_US"/>
         </w:rPr>
-        <w:t xml:space="preserve">Jude says that these people do not have the </w:t>
+        <w:t xml:space="preserve">This faith is </w:t>
       </w:r>
       <w:r>
         <w:rPr>
           <w:b/>
           <w:lang w:val="en_US" w:bidi="en_US"/>
         </w:rPr>
-        <w:t>Spirit</w:t>
-      </w:r>
-      <w:r>
-        <w:rPr>
-          <w:lang w:val="en_US" w:bidi="en_US"/>
-        </w:rPr>
-        <w:t>. "The Spirit" means the Spirit of God. The Bible also calls this the Holy Spirit. The Holy Spirit is the power that comes from God. The Holy Spirit makes it possible for people to become followers of Jesus. When people start to follow Jesus, the Holy Spirit works in these people's hearts to help them to behave more and more like Jesus.</w:t>
-      </w:r>
-    </w:p>
-    <w:p>
-      <w:pPr/>
-      <w:r>
-        <w:rPr>
-          <w:lang w:val="en_US" w:bidi="en_US"/>
-        </w:rPr>
-      </w:r>
-      <w:r>
-        <w:rPr>
-          <w:lang w:val="en_US" w:bidi="en_US"/>
-        </w:rPr>
-        <w:t xml:space="preserve">Later on, Jude will say that the believers should </w:t>
+        <w:t>holy</w:t>
+      </w:r>
+      <w:r>
+        <w:rPr>
+          <w:lang w:val="en_US" w:bidi="en_US"/>
+        </w:rPr>
+        <w:t xml:space="preserve">, because God is the one who gives this faith. Use the same word for holy as you have used in previous passages. The word </w:t>
+      </w:r>
+      <w:r>
+        <w:rPr>
+          <w:lang w:val="en_US" w:bidi="en_US"/>
+        </w:rPr>
+        <w:t>holy</w:t>
+      </w:r>
+      <w:r>
+        <w:rPr>
+          <w:lang w:val="en_US" w:bidi="en_US"/>
+        </w:rPr>
+        <w:t xml:space="preserve"> is in the Master Glossary.</w:t>
+      </w:r>
+    </w:p>
+    <w:p>
+      <w:pPr/>
+      <w:r>
+        <w:rPr>
+          <w:lang w:val="en_US" w:bidi="en_US"/>
+        </w:rPr>
+      </w:r>
+      <w:r>
+        <w:rPr>
+          <w:lang w:val="en_US" w:bidi="en_US"/>
+        </w:rPr>
+        <w:t xml:space="preserve">The believers should </w:t>
       </w:r>
       <w:r>
         <w:rPr>
           <w:b/>
           <w:lang w:val="en_US" w:bidi="en_US"/>
         </w:rPr>
+        <w:t>pray</w:t>
+      </w:r>
+      <w:r>
+        <w:rPr>
+          <w:lang w:val="en_US" w:bidi="en_US"/>
+        </w:rPr>
+        <w:t xml:space="preserve"> in the Holy Spirit. That means the believers should pray what the Holy Spirit wants the believers to pray. When people speak with God, these people are praying. People can praise God, thank God, ask God for help, tell God about something wrong they have done, ask God to help other people, or just cry to God because they feel so sad. In the Bible, all these things are part of praying.</w:t>
+      </w:r>
+    </w:p>
+    <w:p>
+      <w:pPr/>
+      <w:r>
+        <w:rPr>
+          <w:lang w:val="en_US" w:bidi="en_US"/>
+        </w:rPr>
+      </w:r>
+      <w:r>
+        <w:rPr>
+          <w:lang w:val="en_US" w:bidi="en_US"/>
+        </w:rPr>
+        <w:t xml:space="preserve">Stop here and discuss how you will say that people should </w:t>
+      </w:r>
+      <w:r>
+        <w:rPr>
+          <w:b/>
+          <w:lang w:val="en_US" w:bidi="en_US"/>
+        </w:rPr>
         <w:t>pray in the Holy Spirit</w:t>
       </w:r>
       <w:r>
         <w:rPr>
           <w:lang w:val="en_US" w:bidi="en_US"/>
         </w:rPr>
-        <w:t>. That means the believers should pray what the Holy Spirit makes the believers to pray. The first time Jude mentioned the Holy Spirit, he just said "spirit." The second time Jude said "Holy Spirit." Jude is talking about the same spirit both times.</w:t>
-      </w:r>
-    </w:p>
-    <w:p>
-      <w:pPr/>
-      <w:r>
-        <w:rPr>
-          <w:lang w:val="en_US" w:bidi="en_US"/>
-        </w:rPr>
-      </w:r>
-      <w:r>
-        <w:rPr>
-          <w:lang w:val="en_US" w:bidi="en_US"/>
-        </w:rPr>
-        <w:t xml:space="preserve">Stop here and discuss what word you will use for </w:t>
+        <w:t xml:space="preserve">. Use the same word or phrase for praying as you have used in other passages. The word </w:t>
+      </w:r>
+      <w:r>
+        <w:rPr>
+          <w:lang w:val="en_US" w:bidi="en_US"/>
+        </w:rPr>
+        <w:t>pray</w:t>
+      </w:r>
+      <w:r>
+        <w:rPr>
+          <w:lang w:val="en_US" w:bidi="en_US"/>
+        </w:rPr>
+        <w:t xml:space="preserve"> is in the Master Glossary. Pause this audio here.</w:t>
+      </w:r>
+    </w:p>
+    <w:p>
+      <w:pPr/>
+      <w:r>
+        <w:rPr>
+          <w:lang w:val="en_US" w:bidi="en_US"/>
+        </w:rPr>
+      </w:r>
+      <w:r>
+        <w:rPr>
+          <w:lang w:val="en_US" w:bidi="en_US"/>
+        </w:rPr>
+        <w:t xml:space="preserve">The believers should look forward to the Lord Jesus Christ who will give them </w:t>
       </w:r>
       <w:r>
         <w:rPr>
           <w:b/>
           <w:lang w:val="en_US" w:bidi="en_US"/>
         </w:rPr>
-        <w:t>spirit</w:t>
-      </w:r>
-      <w:r>
-        <w:rPr>
-          <w:lang w:val="en_US" w:bidi="en_US"/>
-        </w:rPr>
-        <w:t xml:space="preserve"> and for </w:t>
-      </w:r>
-      <w:r>
-        <w:rPr>
-          <w:b/>
-          <w:lang w:val="en_US" w:bidi="en_US"/>
-        </w:rPr>
-        <w:t>Holy Spirit</w:t>
-      </w:r>
-      <w:r>
-        <w:rPr>
-          <w:lang w:val="en_US" w:bidi="en_US"/>
-        </w:rPr>
-        <w:t xml:space="preserve">. Do you need to say Holy Spirit both times, or can you first say Spirit and the second time say Holy Spirit? How can you translate this so that people realise these words are the same thing? The word </w:t>
-      </w:r>
-      <w:hyperlink r:id="rId44">
-        <w:r>
-          <w:rPr>
-            <w:lang w:val="en_US" w:bidi="en_US"/>
-          </w:rPr>
-          <w:rPr>
-            <w:color w:val="0000EE"/>
-            <w:u w:val="single"/>
-          </w:rPr>
-          <w:t>Holy Spirit</w:t>
-        </w:r>
-      </w:hyperlink>
-      <w:r>
-        <w:rPr>
-          <w:lang w:val="en_US" w:bidi="en_US"/>
-        </w:rPr>
-        <w:t xml:space="preserve"> is in the Master Glossary. Use the same word for Holy Spirit as you have used in other books. Pause this audio here.</w:t>
-      </w:r>
-    </w:p>
-    <w:p>
-      <w:pPr/>
-      <w:r>
-        <w:rPr>
-          <w:lang w:val="en_US" w:bidi="en_US"/>
-        </w:rPr>
-      </w:r>
-      <w:r>
-        <w:rPr>
-          <w:lang w:val="en_US" w:bidi="en_US"/>
-        </w:rPr>
-        <w:t xml:space="preserve">The believers have to build themselves up in the holy </w:t>
-      </w:r>
-      <w:r>
-        <w:rPr>
-          <w:b/>
-          <w:lang w:val="en_US" w:bidi="en_US"/>
-        </w:rPr>
-        <w:t>faith</w:t>
-      </w:r>
-      <w:r>
-        <w:rPr>
-          <w:lang w:val="en_US" w:bidi="en_US"/>
-        </w:rPr>
-        <w:t>. When someone talks about "the faith," they talk about all the things together that people have to believe about God and Jesus.</w:t>
-      </w:r>
-    </w:p>
-    <w:p>
-      <w:pPr/>
-      <w:r>
-        <w:rPr>
-          <w:lang w:val="en_US" w:bidi="en_US"/>
-        </w:rPr>
-      </w:r>
-      <w:r>
-        <w:rPr>
-          <w:lang w:val="en_US" w:bidi="en_US"/>
-        </w:rPr>
-        <w:t xml:space="preserve">Use the same word for faith as you have used in the previous passages. The word </w:t>
-      </w:r>
-      <w:hyperlink r:id="rId18">
-        <w:r>
-          <w:rPr>
-            <w:lang w:val="en_US" w:bidi="en_US"/>
-          </w:rPr>
-          <w:rPr>
-            <w:color w:val="0000EE"/>
-            <w:u w:val="single"/>
-          </w:rPr>
-          <w:t>faith</w:t>
-        </w:r>
-      </w:hyperlink>
-      <w:r>
-        <w:rPr>
-          <w:lang w:val="en_US" w:bidi="en_US"/>
-        </w:rPr>
-        <w:t xml:space="preserve"> is in the Master Glossary.</w:t>
-      </w:r>
-    </w:p>
-    <w:p>
-      <w:pPr/>
-      <w:r>
-        <w:rPr>
-          <w:lang w:val="en_US" w:bidi="en_US"/>
-        </w:rPr>
-      </w:r>
-      <w:r>
-        <w:rPr>
-          <w:lang w:val="en_US" w:bidi="en_US"/>
-        </w:rPr>
-        <w:t xml:space="preserve">This faith is </w:t>
-      </w:r>
-      <w:r>
-        <w:rPr>
-          <w:b/>
-          <w:lang w:val="en_US" w:bidi="en_US"/>
-        </w:rPr>
-        <w:t>holy</w:t>
-      </w:r>
-      <w:r>
-        <w:rPr>
-          <w:lang w:val="en_US" w:bidi="en_US"/>
-        </w:rPr>
-        <w:t xml:space="preserve">, because God is the one who gives this faith. Use the same word for holy as you have used in previous passages. The word </w:t>
-      </w:r>
-      <w:hyperlink r:id="rId40">
-        <w:r>
-          <w:rPr>
-            <w:lang w:val="en_US" w:bidi="en_US"/>
-          </w:rPr>
-          <w:rPr>
-            <w:color w:val="0000EE"/>
-            <w:u w:val="single"/>
-          </w:rPr>
-          <w:t>holy</w:t>
-        </w:r>
-      </w:hyperlink>
-      <w:r>
-        <w:rPr>
-          <w:lang w:val="en_US" w:bidi="en_US"/>
-        </w:rPr>
-        <w:t xml:space="preserve"> is in the Master Glossary.</w:t>
-      </w:r>
-    </w:p>
-    <w:p>
-      <w:pPr/>
-      <w:r>
-        <w:rPr>
-          <w:lang w:val="en_US" w:bidi="en_US"/>
-        </w:rPr>
-      </w:r>
-      <w:r>
-        <w:rPr>
-          <w:lang w:val="en_US" w:bidi="en_US"/>
-        </w:rPr>
-        <w:t xml:space="preserve">The believers should </w:t>
-      </w:r>
-      <w:r>
-        <w:rPr>
-          <w:b/>
-          <w:lang w:val="en_US" w:bidi="en_US"/>
-        </w:rPr>
-        <w:t>pray</w:t>
-      </w:r>
-      <w:r>
-        <w:rPr>
-          <w:lang w:val="en_US" w:bidi="en_US"/>
-        </w:rPr>
-        <w:t xml:space="preserve"> in the Holy Spirit. That means the believers should pray what the Holy Spirit wants the believers to pray. When people speak with God, these people are praying. People can praise God, thank God, ask God for help, tell God about something wrong they have done, ask God to help other people, or just cry to God because they feel so sad. In the Bible, all these things are part of praying.</w:t>
-      </w:r>
-    </w:p>
-    <w:p>
-      <w:pPr/>
-      <w:r>
-        <w:rPr>
-          <w:lang w:val="en_US" w:bidi="en_US"/>
-        </w:rPr>
-      </w:r>
-      <w:r>
-        <w:rPr>
-          <w:lang w:val="en_US" w:bidi="en_US"/>
-        </w:rPr>
-        <w:t xml:space="preserve">Stop here and discuss how you will say that people should </w:t>
-      </w:r>
-      <w:r>
-        <w:rPr>
-          <w:b/>
-          <w:lang w:val="en_US" w:bidi="en_US"/>
-        </w:rPr>
-        <w:t>pray in the Holy Spirit</w:t>
-      </w:r>
-      <w:r>
-        <w:rPr>
-          <w:lang w:val="en_US" w:bidi="en_US"/>
-        </w:rPr>
-        <w:t xml:space="preserve">. Use the same word or phrase for praying as you have used in other passages. The word </w:t>
-      </w:r>
-      <w:hyperlink r:id="rId45">
-        <w:r>
-          <w:rPr>
-            <w:lang w:val="en_US" w:bidi="en_US"/>
-          </w:rPr>
-          <w:rPr>
-            <w:color w:val="0000EE"/>
-            <w:u w:val="single"/>
-          </w:rPr>
-          <w:t>pray</w:t>
-        </w:r>
-      </w:hyperlink>
-      <w:r>
-        <w:rPr>
-          <w:lang w:val="en_US" w:bidi="en_US"/>
-        </w:rPr>
-        <w:t xml:space="preserve"> is in the Master Glossary. Pause this audio here.</w:t>
-      </w:r>
-    </w:p>
-    <w:p>
-      <w:pPr/>
-      <w:r>
-        <w:rPr>
-          <w:lang w:val="en_US" w:bidi="en_US"/>
-        </w:rPr>
-      </w:r>
-      <w:r>
-        <w:rPr>
-          <w:lang w:val="en_US" w:bidi="en_US"/>
-        </w:rPr>
-        <w:t xml:space="preserve">The believers should look forward to the Lord Jesus Christ who will give them </w:t>
-      </w:r>
-      <w:r>
-        <w:rPr>
-          <w:b/>
-          <w:lang w:val="en_US" w:bidi="en_US"/>
-        </w:rPr>
         <w:t>mercy</w:t>
       </w:r>
       <w:r>
@@ -10984,18 +10636,12 @@
         </w:rPr>
         <w:t xml:space="preserve">. The word mercy means goodness, kindness, or compassion. Jesus will give mercy to the believers when Jesus will forgive the believers' sins and let the believers live forever with Jesus. The believers should show mercy to other people when they are not sure what to believe. This means that believers should be kind to these people. Use the same word for mercy as you have used in previous passages. The word </w:t>
       </w:r>
-      <w:hyperlink r:id="rId15">
-        <w:r>
-          <w:rPr>
-            <w:lang w:val="en_US" w:bidi="en_US"/>
-          </w:rPr>
-          <w:rPr>
-            <w:color w:val="0000EE"/>
-            <w:u w:val="single"/>
-          </w:rPr>
-          <w:t>mercy</w:t>
-        </w:r>
-      </w:hyperlink>
+      <w:r>
+        <w:rPr>
+          <w:lang w:val="en_US" w:bidi="en_US"/>
+        </w:rPr>
+        <w:t>mercy</w:t>
+      </w:r>
       <w:r>
         <w:rPr>
           <w:lang w:val="en_US" w:bidi="en_US"/>
@@ -12328,18 +11974,12 @@
         </w:rPr>
         <w:t xml:space="preserve">, or in God's glorious presence. Use the same word for glory as you have used in previous passages. The word </w:t>
       </w:r>
-      <w:hyperlink r:id="rId30">
-        <w:r>
-          <w:rPr>
-            <w:lang w:val="en_US" w:bidi="en_US"/>
-          </w:rPr>
-          <w:rPr>
-            <w:color w:val="0000EE"/>
-            <w:u w:val="single"/>
-          </w:rPr>
-          <w:t>glory</w:t>
-        </w:r>
-      </w:hyperlink>
+      <w:r>
+        <w:rPr>
+          <w:lang w:val="en_US" w:bidi="en_US"/>
+        </w:rPr>
+        <w:t>glory</w:t>
+      </w:r>
       <w:r>
         <w:rPr>
           <w:lang w:val="en_US" w:bidi="en_US"/>
@@ -12400,18 +12040,12 @@
         </w:rPr>
         <w:t xml:space="preserve">, or for "God who saves," in this passage. Use the same word as you have used in other passages. The word </w:t>
       </w:r>
-      <w:hyperlink r:id="rId46">
-        <w:r>
-          <w:rPr>
-            <w:lang w:val="en_US" w:bidi="en_US"/>
-          </w:rPr>
-          <w:rPr>
-            <w:color w:val="0000EE"/>
-            <w:u w:val="single"/>
-          </w:rPr>
-          <w:t>Savior</w:t>
-        </w:r>
-      </w:hyperlink>
+      <w:r>
+        <w:rPr>
+          <w:lang w:val="en_US" w:bidi="en_US"/>
+        </w:rPr>
+        <w:t>Savior</w:t>
+      </w:r>
       <w:r>
         <w:rPr>
           <w:lang w:val="en_US" w:bidi="en_US"/>
@@ -12439,18 +12073,12 @@
         </w:rPr>
         <w:t xml:space="preserve"> means the special King and Savior that God had promised to send. It is the same word as Messiah. Use the same word as you have used in other passages. The word </w:t>
       </w:r>
-      <w:hyperlink r:id="rId14">
-        <w:r>
-          <w:rPr>
-            <w:lang w:val="en_US" w:bidi="en_US"/>
-          </w:rPr>
-          <w:rPr>
-            <w:color w:val="0000EE"/>
-            <w:u w:val="single"/>
-          </w:rPr>
-          <w:t>Christ</w:t>
-        </w:r>
-      </w:hyperlink>
+      <w:r>
+        <w:rPr>
+          <w:lang w:val="en_US" w:bidi="en_US"/>
+        </w:rPr>
+        <w:t>Christ</w:t>
+      </w:r>
       <w:r>
         <w:rPr>
           <w:lang w:val="en_US" w:bidi="en_US"/>
@@ -12484,18 +12112,12 @@
         </w:rPr>
         <w:t xml:space="preserve">. A Lord means someone who has the highest authority over other people. Use the same word for Lord as you have used in previous passages. The word </w:t>
       </w:r>
-      <w:hyperlink r:id="rId24">
-        <w:r>
-          <w:rPr>
-            <w:lang w:val="en_US" w:bidi="en_US"/>
-          </w:rPr>
-          <w:rPr>
-            <w:color w:val="0000EE"/>
-            <w:u w:val="single"/>
-          </w:rPr>
-          <w:t>Lord</w:t>
-        </w:r>
-      </w:hyperlink>
+      <w:r>
+        <w:rPr>
+          <w:lang w:val="en_US" w:bidi="en_US"/>
+        </w:rPr>
+        <w:t>Lord</w:t>
+      </w:r>
       <w:r>
         <w:rPr>
           <w:lang w:val="en_US" w:bidi="en_US"/>
@@ -12529,18 +12151,12 @@
         </w:rPr>
         <w:t xml:space="preserve"> be to God," Jude means that everybody should only praise and honor God. Glory is the fame and admiration that you gain by doing something impressive. When people give glory to God, those people praise God, admire God, and say good things about God. The word </w:t>
       </w:r>
-      <w:hyperlink r:id="rId30">
-        <w:r>
-          <w:rPr>
-            <w:lang w:val="en_US" w:bidi="en_US"/>
-          </w:rPr>
-          <w:rPr>
-            <w:color w:val="0000EE"/>
-            <w:u w:val="single"/>
-          </w:rPr>
-          <w:t>glory</w:t>
-        </w:r>
-      </w:hyperlink>
+      <w:r>
+        <w:rPr>
+          <w:lang w:val="en_US" w:bidi="en_US"/>
+        </w:rPr>
+        <w:t>glory</w:t>
+      </w:r>
       <w:r>
         <w:rPr>
           <w:lang w:val="en_US" w:bidi="en_US"/>
@@ -12628,18 +12244,12 @@
         </w:rPr>
         <w:t xml:space="preserve"> be to God," Jude means that God has the right to rule, and to tell people what to do. The meaning of the word is somewhat similar to the word for power. Jude wants all the people to recognize that God is the one who is the only one who has all authority over all the people. The word </w:t>
       </w:r>
-      <w:hyperlink r:id="rId27">
-        <w:r>
-          <w:rPr>
-            <w:lang w:val="en_US" w:bidi="en_US"/>
-          </w:rPr>
-          <w:rPr>
-            <w:color w:val="0000EE"/>
-            <w:u w:val="single"/>
-          </w:rPr>
-          <w:t>authority</w:t>
-        </w:r>
-      </w:hyperlink>
+      <w:r>
+        <w:rPr>
+          <w:lang w:val="en_US" w:bidi="en_US"/>
+        </w:rPr>
+        <w:t>authority</w:t>
+      </w:r>
       <w:r>
         <w:rPr>
           <w:lang w:val="en_US" w:bidi="en_US"/>
@@ -12727,18 +12337,12 @@
         </w:rPr>
         <w:t xml:space="preserve">. Use the same word as you have used in other books of the Bible. The word </w:t>
       </w:r>
-      <w:hyperlink r:id="rId47">
-        <w:r>
-          <w:rPr>
-            <w:lang w:val="en_US" w:bidi="en_US"/>
-          </w:rPr>
-          <w:rPr>
-            <w:color w:val="0000EE"/>
-            <w:u w:val="single"/>
-          </w:rPr>
-          <w:t>Amen</w:t>
-        </w:r>
-      </w:hyperlink>
+      <w:r>
+        <w:rPr>
+          <w:lang w:val="en_US" w:bidi="en_US"/>
+        </w:rPr>
+        <w:t>Amen</w:t>
+      </w:r>
       <w:r>
         <w:rPr>
           <w:lang w:val="en_US" w:bidi="en_US"/>

--- a/eng/docx/65.content.docx
+++ b/eng/docx/65.content.docx
@@ -1912,6 +1912,271 @@
         <w:rPr>
           <w:lang w:val="en_US" w:bidi="en_US"/>
         </w:rPr>
+        <w:t>Jude 1:1–2</w:t>
+      </w:r>
+      <w:r>
+        <w:rPr>
+          <w:lang w:val="en_US" w:bidi="en_US"/>
+        </w:rPr>
+      </w:r>
+    </w:p>
+    <w:p>
+      <w:pPr>
+        <w:pStyle w:val="Heading4"/>
+      </w:pPr>
+      <w:r>
+        <w:rPr>
+          <w:lang w:val="en_US" w:bidi="en_US"/>
+        </w:rPr>
+        <w:t>Audio Content</w:t>
+      </w:r>
+      <w:r>
+        <w:rPr>
+          <w:lang w:val="en_US" w:bidi="en_US"/>
+        </w:rPr>
+      </w:r>
+      <w:r>
+        <w:rPr>
+          <w:lang w:val="en_US" w:bidi="en_US"/>
+        </w:rPr>
+      </w:r>
+    </w:p>
+    <w:p>
+      <w:pPr>
+        <w:pStyle w:val="ListBullet"/>
+        <w:spacing w:line="240" w:lineRule="auto"/>
+        <w:ind w:left="720"/>
+      </w:pPr>
+      <w:r>
+        <w:rPr>
+          <w:lang w:val="en_US" w:bidi="en_US"/>
+        </w:rPr>
+      </w:r>
+      <w:hyperlink r:id="rId13">
+        <w:r>
+          <w:rPr>
+            <w:lang w:val="en_US" w:bidi="en_US"/>
+          </w:rPr>
+          <w:rPr>
+            <w:color w:val="0000EE"/>
+            <w:u w:val="single"/>
+          </w:rPr>
+          <w:t>Hear and Heart</w:t>
+        </w:r>
+      </w:hyperlink>
+      <w:r>
+        <w:rPr>
+          <w:lang w:val="en_US" w:bidi="en_US"/>
+        </w:rPr>
+        <w:t xml:space="preserve"> (743 KB)</w:t>
+      </w:r>
+      <w:r>
+        <w:rPr>
+          <w:lang w:val="en_US" w:bidi="en_US"/>
+        </w:rPr>
+      </w:r>
+    </w:p>
+    <w:p>
+      <w:pPr>
+        <w:pStyle w:val="ListBullet"/>
+        <w:spacing w:line="240" w:lineRule="auto"/>
+        <w:ind w:left="720"/>
+      </w:pPr>
+      <w:r>
+        <w:rPr>
+          <w:lang w:val="en_US" w:bidi="en_US"/>
+        </w:rPr>
+      </w:r>
+      <w:hyperlink r:id="rId14">
+        <w:r>
+          <w:rPr>
+            <w:lang w:val="en_US" w:bidi="en_US"/>
+          </w:rPr>
+          <w:rPr>
+            <w:color w:val="0000EE"/>
+            <w:u w:val="single"/>
+          </w:rPr>
+          <w:t>Setting the Stage</w:t>
+        </w:r>
+      </w:hyperlink>
+      <w:r>
+        <w:rPr>
+          <w:lang w:val="en_US" w:bidi="en_US"/>
+        </w:rPr>
+        <w:t xml:space="preserve"> (2.3 MB)</w:t>
+      </w:r>
+      <w:r>
+        <w:rPr>
+          <w:lang w:val="en_US" w:bidi="en_US"/>
+        </w:rPr>
+      </w:r>
+    </w:p>
+    <w:p>
+      <w:pPr>
+        <w:pStyle w:val="ListBullet"/>
+        <w:spacing w:line="240" w:lineRule="auto"/>
+        <w:ind w:left="720"/>
+      </w:pPr>
+      <w:r>
+        <w:rPr>
+          <w:lang w:val="en_US" w:bidi="en_US"/>
+        </w:rPr>
+      </w:r>
+      <w:hyperlink r:id="rId15">
+        <w:r>
+          <w:rPr>
+            <w:lang w:val="en_US" w:bidi="en_US"/>
+          </w:rPr>
+          <w:rPr>
+            <w:color w:val="0000EE"/>
+            <w:u w:val="single"/>
+          </w:rPr>
+          <w:t>Defining the Scenes</w:t>
+        </w:r>
+      </w:hyperlink>
+      <w:r>
+        <w:rPr>
+          <w:lang w:val="en_US" w:bidi="en_US"/>
+        </w:rPr>
+        <w:t xml:space="preserve"> (1.9 MB)</w:t>
+      </w:r>
+      <w:r>
+        <w:rPr>
+          <w:lang w:val="en_US" w:bidi="en_US"/>
+        </w:rPr>
+      </w:r>
+    </w:p>
+    <w:p>
+      <w:pPr>
+        <w:pStyle w:val="ListBullet"/>
+        <w:spacing w:line="240" w:lineRule="auto"/>
+        <w:ind w:left="720"/>
+      </w:pPr>
+      <w:r>
+        <w:rPr>
+          <w:lang w:val="en_US" w:bidi="en_US"/>
+        </w:rPr>
+      </w:r>
+      <w:hyperlink r:id="rId16">
+        <w:r>
+          <w:rPr>
+            <w:lang w:val="en_US" w:bidi="en_US"/>
+          </w:rPr>
+          <w:rPr>
+            <w:color w:val="0000EE"/>
+            <w:u w:val="single"/>
+          </w:rPr>
+          <w:t>Embodying the Text</w:t>
+        </w:r>
+      </w:hyperlink>
+      <w:r>
+        <w:rPr>
+          <w:lang w:val="en_US" w:bidi="en_US"/>
+        </w:rPr>
+        <w:t xml:space="preserve"> (2.9 MB)</w:t>
+      </w:r>
+      <w:r>
+        <w:rPr>
+          <w:lang w:val="en_US" w:bidi="en_US"/>
+        </w:rPr>
+      </w:r>
+    </w:p>
+    <w:p>
+      <w:pPr>
+        <w:pStyle w:val="ListBullet"/>
+        <w:spacing w:line="240" w:lineRule="auto"/>
+        <w:ind w:left="720"/>
+      </w:pPr>
+      <w:r>
+        <w:rPr>
+          <w:lang w:val="en_US" w:bidi="en_US"/>
+        </w:rPr>
+      </w:r>
+      <w:hyperlink r:id="rId17">
+        <w:r>
+          <w:rPr>
+            <w:lang w:val="en_US" w:bidi="en_US"/>
+          </w:rPr>
+          <w:rPr>
+            <w:color w:val="0000EE"/>
+            <w:u w:val="single"/>
+          </w:rPr>
+          <w:t>Filling the Gaps</w:t>
+        </w:r>
+      </w:hyperlink>
+      <w:r>
+        <w:rPr>
+          <w:lang w:val="en_US" w:bidi="en_US"/>
+        </w:rPr>
+        <w:t xml:space="preserve"> (1.6 MB)</w:t>
+      </w:r>
+      <w:r>
+        <w:rPr>
+          <w:lang w:val="en_US" w:bidi="en_US"/>
+        </w:rPr>
+      </w:r>
+    </w:p>
+    <w:p>
+      <w:pPr>
+        <w:pStyle w:val="ListBullet"/>
+        <w:spacing w:line="240" w:lineRule="auto"/>
+        <w:ind w:left="720"/>
+      </w:pPr>
+      <w:r>
+        <w:rPr>
+          <w:lang w:val="en_US" w:bidi="en_US"/>
+        </w:rPr>
+      </w:r>
+      <w:hyperlink r:id="rId18">
+        <w:r>
+          <w:rPr>
+            <w:lang w:val="en_US" w:bidi="en_US"/>
+          </w:rPr>
+          <w:rPr>
+            <w:color w:val="0000EE"/>
+            <w:u w:val="single"/>
+          </w:rPr>
+          <w:t>Speaking the Word</w:t>
+        </w:r>
+      </w:hyperlink>
+      <w:r>
+        <w:rPr>
+          <w:lang w:val="en_US" w:bidi="en_US"/>
+        </w:rPr>
+        <w:t xml:space="preserve"> (1.0 MB)</w:t>
+      </w:r>
+      <w:r>
+        <w:rPr>
+          <w:lang w:val="en_US" w:bidi="en_US"/>
+        </w:rPr>
+      </w:r>
+      <w:r>
+        <w:rPr>
+          <w:lang w:val="en_US" w:bidi="en_US"/>
+        </w:rPr>
+      </w:r>
+      <w:r>
+        <w:rPr>
+          <w:lang w:val="en_US" w:bidi="en_US"/>
+        </w:rPr>
+      </w:r>
+    </w:p>
+    <w:p>
+      <w:pPr/>
+      <w:r>
+        <w:rPr>
+          <w:lang w:val="en_US" w:bidi="en_US"/>
+        </w:rPr>
+      </w:r>
+    </w:p>
+    <w:p>
+      <w:pPr>
+        <w:pStyle w:val="Heading2"/>
+      </w:pPr>
+      <w:r>
+        <w:rPr>
+          <w:lang w:val="en_US" w:bidi="en_US"/>
+        </w:rPr>
         <w:t>Jude 1:3–7</w:t>
       </w:r>
       <w:r>
@@ -3658,7 +3923,19 @@
         <w:rPr>
           <w:lang w:val="en_US" w:bidi="en_US"/>
         </w:rPr>
-        <w:t xml:space="preserve"> people. Use the same word as you have used in other passages. The word ungodly is in the Master Glossary. Pause the audio here.</w:t>
+        <w:t xml:space="preserve"> people. Use the same word as you have used in other passages. The word </w:t>
+      </w:r>
+      <w:r>
+        <w:rPr>
+          <w:lang w:val="en_US" w:bidi="en_US"/>
+        </w:rPr>
+        <w:t>ungodly</w:t>
+      </w:r>
+      <w:r>
+        <w:rPr>
+          <w:lang w:val="en_US" w:bidi="en_US"/>
+        </w:rPr>
+        <w:t xml:space="preserve"> is in the Master Glossary. Pause the audio here.</w:t>
       </w:r>
     </w:p>
     <w:p>
@@ -4228,6 +4505,271 @@
           <w:lang w:val="en_US" w:bidi="en_US"/>
         </w:rPr>
         <w:t>Finally, the group can put together a final version of the passage that everyone agrees on. Each group member should practice telling this final version of the passage.</w:t>
+      </w:r>
+      <w:r>
+        <w:rPr>
+          <w:lang w:val="en_US" w:bidi="en_US"/>
+        </w:rPr>
+      </w:r>
+      <w:r>
+        <w:rPr>
+          <w:lang w:val="en_US" w:bidi="en_US"/>
+        </w:rPr>
+      </w:r>
+    </w:p>
+    <w:p>
+      <w:pPr/>
+      <w:r>
+        <w:rPr>
+          <w:lang w:val="en_US" w:bidi="en_US"/>
+        </w:rPr>
+      </w:r>
+    </w:p>
+    <w:p>
+      <w:pPr>
+        <w:pStyle w:val="Heading2"/>
+      </w:pPr>
+      <w:r>
+        <w:rPr>
+          <w:lang w:val="en_US" w:bidi="en_US"/>
+        </w:rPr>
+        <w:t>Jude 1:3–7</w:t>
+      </w:r>
+      <w:r>
+        <w:rPr>
+          <w:lang w:val="en_US" w:bidi="en_US"/>
+        </w:rPr>
+      </w:r>
+    </w:p>
+    <w:p>
+      <w:pPr>
+        <w:pStyle w:val="Heading4"/>
+      </w:pPr>
+      <w:r>
+        <w:rPr>
+          <w:lang w:val="en_US" w:bidi="en_US"/>
+        </w:rPr>
+        <w:t>Audio Content</w:t>
+      </w:r>
+      <w:r>
+        <w:rPr>
+          <w:lang w:val="en_US" w:bidi="en_US"/>
+        </w:rPr>
+      </w:r>
+      <w:r>
+        <w:rPr>
+          <w:lang w:val="en_US" w:bidi="en_US"/>
+        </w:rPr>
+      </w:r>
+    </w:p>
+    <w:p>
+      <w:pPr>
+        <w:pStyle w:val="ListBullet"/>
+        <w:spacing w:line="240" w:lineRule="auto"/>
+        <w:ind w:left="720"/>
+      </w:pPr>
+      <w:r>
+        <w:rPr>
+          <w:lang w:val="en_US" w:bidi="en_US"/>
+        </w:rPr>
+      </w:r>
+      <w:hyperlink r:id="rId19">
+        <w:r>
+          <w:rPr>
+            <w:lang w:val="en_US" w:bidi="en_US"/>
+          </w:rPr>
+          <w:rPr>
+            <w:color w:val="0000EE"/>
+            <w:u w:val="single"/>
+          </w:rPr>
+          <w:t>Hear and Heart</w:t>
+        </w:r>
+      </w:hyperlink>
+      <w:r>
+        <w:rPr>
+          <w:lang w:val="en_US" w:bidi="en_US"/>
+        </w:rPr>
+        <w:t xml:space="preserve"> (741 KB)</w:t>
+      </w:r>
+      <w:r>
+        <w:rPr>
+          <w:lang w:val="en_US" w:bidi="en_US"/>
+        </w:rPr>
+      </w:r>
+    </w:p>
+    <w:p>
+      <w:pPr>
+        <w:pStyle w:val="ListBullet"/>
+        <w:spacing w:line="240" w:lineRule="auto"/>
+        <w:ind w:left="720"/>
+      </w:pPr>
+      <w:r>
+        <w:rPr>
+          <w:lang w:val="en_US" w:bidi="en_US"/>
+        </w:rPr>
+      </w:r>
+      <w:hyperlink r:id="rId20">
+        <w:r>
+          <w:rPr>
+            <w:lang w:val="en_US" w:bidi="en_US"/>
+          </w:rPr>
+          <w:rPr>
+            <w:color w:val="0000EE"/>
+            <w:u w:val="single"/>
+          </w:rPr>
+          <w:t>Setting the Stage</w:t>
+        </w:r>
+      </w:hyperlink>
+      <w:r>
+        <w:rPr>
+          <w:lang w:val="en_US" w:bidi="en_US"/>
+        </w:rPr>
+        <w:t xml:space="preserve"> (4.3 MB)</w:t>
+      </w:r>
+      <w:r>
+        <w:rPr>
+          <w:lang w:val="en_US" w:bidi="en_US"/>
+        </w:rPr>
+      </w:r>
+    </w:p>
+    <w:p>
+      <w:pPr>
+        <w:pStyle w:val="ListBullet"/>
+        <w:spacing w:line="240" w:lineRule="auto"/>
+        <w:ind w:left="720"/>
+      </w:pPr>
+      <w:r>
+        <w:rPr>
+          <w:lang w:val="en_US" w:bidi="en_US"/>
+        </w:rPr>
+      </w:r>
+      <w:hyperlink r:id="rId21">
+        <w:r>
+          <w:rPr>
+            <w:lang w:val="en_US" w:bidi="en_US"/>
+          </w:rPr>
+          <w:rPr>
+            <w:color w:val="0000EE"/>
+            <w:u w:val="single"/>
+          </w:rPr>
+          <w:t>Defining the Scenes</w:t>
+        </w:r>
+      </w:hyperlink>
+      <w:r>
+        <w:rPr>
+          <w:lang w:val="en_US" w:bidi="en_US"/>
+        </w:rPr>
+        <w:t xml:space="preserve"> (4.1 MB)</w:t>
+      </w:r>
+      <w:r>
+        <w:rPr>
+          <w:lang w:val="en_US" w:bidi="en_US"/>
+        </w:rPr>
+      </w:r>
+    </w:p>
+    <w:p>
+      <w:pPr>
+        <w:pStyle w:val="ListBullet"/>
+        <w:spacing w:line="240" w:lineRule="auto"/>
+        <w:ind w:left="720"/>
+      </w:pPr>
+      <w:r>
+        <w:rPr>
+          <w:lang w:val="en_US" w:bidi="en_US"/>
+        </w:rPr>
+      </w:r>
+      <w:hyperlink r:id="rId22">
+        <w:r>
+          <w:rPr>
+            <w:lang w:val="en_US" w:bidi="en_US"/>
+          </w:rPr>
+          <w:rPr>
+            <w:color w:val="0000EE"/>
+            <w:u w:val="single"/>
+          </w:rPr>
+          <w:t>Embodying the Text</w:t>
+        </w:r>
+      </w:hyperlink>
+      <w:r>
+        <w:rPr>
+          <w:lang w:val="en_US" w:bidi="en_US"/>
+        </w:rPr>
+        <w:t xml:space="preserve"> (3.0 MB)</w:t>
+      </w:r>
+      <w:r>
+        <w:rPr>
+          <w:lang w:val="en_US" w:bidi="en_US"/>
+        </w:rPr>
+      </w:r>
+    </w:p>
+    <w:p>
+      <w:pPr>
+        <w:pStyle w:val="ListBullet"/>
+        <w:spacing w:line="240" w:lineRule="auto"/>
+        <w:ind w:left="720"/>
+      </w:pPr>
+      <w:r>
+        <w:rPr>
+          <w:lang w:val="en_US" w:bidi="en_US"/>
+        </w:rPr>
+      </w:r>
+      <w:hyperlink r:id="rId23">
+        <w:r>
+          <w:rPr>
+            <w:lang w:val="en_US" w:bidi="en_US"/>
+          </w:rPr>
+          <w:rPr>
+            <w:color w:val="0000EE"/>
+            <w:u w:val="single"/>
+          </w:rPr>
+          <w:t>Filling the Gaps</w:t>
+        </w:r>
+      </w:hyperlink>
+      <w:r>
+        <w:rPr>
+          <w:lang w:val="en_US" w:bidi="en_US"/>
+        </w:rPr>
+        <w:t xml:space="preserve"> (4.8 MB)</w:t>
+      </w:r>
+      <w:r>
+        <w:rPr>
+          <w:lang w:val="en_US" w:bidi="en_US"/>
+        </w:rPr>
+      </w:r>
+    </w:p>
+    <w:p>
+      <w:pPr>
+        <w:pStyle w:val="ListBullet"/>
+        <w:spacing w:line="240" w:lineRule="auto"/>
+        <w:ind w:left="720"/>
+      </w:pPr>
+      <w:r>
+        <w:rPr>
+          <w:lang w:val="en_US" w:bidi="en_US"/>
+        </w:rPr>
+      </w:r>
+      <w:hyperlink r:id="rId24">
+        <w:r>
+          <w:rPr>
+            <w:lang w:val="en_US" w:bidi="en_US"/>
+          </w:rPr>
+          <w:rPr>
+            <w:color w:val="0000EE"/>
+            <w:u w:val="single"/>
+          </w:rPr>
+          <w:t>Speaking the Word</w:t>
+        </w:r>
+      </w:hyperlink>
+      <w:r>
+        <w:rPr>
+          <w:lang w:val="en_US" w:bidi="en_US"/>
+        </w:rPr>
+        <w:t xml:space="preserve"> (1.0 MB)</w:t>
+      </w:r>
+      <w:r>
+        <w:rPr>
+          <w:lang w:val="en_US" w:bidi="en_US"/>
+        </w:rPr>
       </w:r>
       <w:r>
         <w:rPr>
@@ -5812,7 +6354,19 @@
         <w:rPr>
           <w:lang w:val="en_US" w:bidi="en_US"/>
         </w:rPr>
-        <w:t>. Someone who is ungodly does not care about what God says and does not live according to God's good rules. Ungodly is in the Master Glossary. Use the same word as you have used in the previous passage.</w:t>
+        <w:t xml:space="preserve">. Someone who is ungodly does not care about what God says and does not live according to God's good rules. </w:t>
+      </w:r>
+      <w:r>
+        <w:rPr>
+          <w:lang w:val="en_US" w:bidi="en_US"/>
+        </w:rPr>
+        <w:t>Ungodly</w:t>
+      </w:r>
+      <w:r>
+        <w:rPr>
+          <w:lang w:val="en_US" w:bidi="en_US"/>
+        </w:rPr>
+        <w:t xml:space="preserve"> is in the Master Glossary. Use the same word as you have used in the previous passage.</w:t>
       </w:r>
     </w:p>
     <w:p>
@@ -6418,6 +6972,271 @@
           <w:lang w:val="en_US" w:bidi="en_US"/>
         </w:rPr>
         <w:t>Finally, the group can put together a final version of the passage that everyone agrees on. Each group member should practice telling this final version of the passage.</w:t>
+      </w:r>
+      <w:r>
+        <w:rPr>
+          <w:lang w:val="en_US" w:bidi="en_US"/>
+        </w:rPr>
+      </w:r>
+      <w:r>
+        <w:rPr>
+          <w:lang w:val="en_US" w:bidi="en_US"/>
+        </w:rPr>
+      </w:r>
+    </w:p>
+    <w:p>
+      <w:pPr/>
+      <w:r>
+        <w:rPr>
+          <w:lang w:val="en_US" w:bidi="en_US"/>
+        </w:rPr>
+      </w:r>
+    </w:p>
+    <w:p>
+      <w:pPr>
+        <w:pStyle w:val="Heading2"/>
+      </w:pPr>
+      <w:r>
+        <w:rPr>
+          <w:lang w:val="en_US" w:bidi="en_US"/>
+        </w:rPr>
+        <w:t>Jude 1:8–11</w:t>
+      </w:r>
+      <w:r>
+        <w:rPr>
+          <w:lang w:val="en_US" w:bidi="en_US"/>
+        </w:rPr>
+      </w:r>
+    </w:p>
+    <w:p>
+      <w:pPr>
+        <w:pStyle w:val="Heading4"/>
+      </w:pPr>
+      <w:r>
+        <w:rPr>
+          <w:lang w:val="en_US" w:bidi="en_US"/>
+        </w:rPr>
+        <w:t>Audio Content</w:t>
+      </w:r>
+      <w:r>
+        <w:rPr>
+          <w:lang w:val="en_US" w:bidi="en_US"/>
+        </w:rPr>
+      </w:r>
+      <w:r>
+        <w:rPr>
+          <w:lang w:val="en_US" w:bidi="en_US"/>
+        </w:rPr>
+      </w:r>
+    </w:p>
+    <w:p>
+      <w:pPr>
+        <w:pStyle w:val="ListBullet"/>
+        <w:spacing w:line="240" w:lineRule="auto"/>
+        <w:ind w:left="720"/>
+      </w:pPr>
+      <w:r>
+        <w:rPr>
+          <w:lang w:val="en_US" w:bidi="en_US"/>
+        </w:rPr>
+      </w:r>
+      <w:hyperlink r:id="rId25">
+        <w:r>
+          <w:rPr>
+            <w:lang w:val="en_US" w:bidi="en_US"/>
+          </w:rPr>
+          <w:rPr>
+            <w:color w:val="0000EE"/>
+            <w:u w:val="single"/>
+          </w:rPr>
+          <w:t>Hear and Heart</w:t>
+        </w:r>
+      </w:hyperlink>
+      <w:r>
+        <w:rPr>
+          <w:lang w:val="en_US" w:bidi="en_US"/>
+        </w:rPr>
+        <w:t xml:space="preserve"> (774 KB)</w:t>
+      </w:r>
+      <w:r>
+        <w:rPr>
+          <w:lang w:val="en_US" w:bidi="en_US"/>
+        </w:rPr>
+      </w:r>
+    </w:p>
+    <w:p>
+      <w:pPr>
+        <w:pStyle w:val="ListBullet"/>
+        <w:spacing w:line="240" w:lineRule="auto"/>
+        <w:ind w:left="720"/>
+      </w:pPr>
+      <w:r>
+        <w:rPr>
+          <w:lang w:val="en_US" w:bidi="en_US"/>
+        </w:rPr>
+      </w:r>
+      <w:hyperlink r:id="rId26">
+        <w:r>
+          <w:rPr>
+            <w:lang w:val="en_US" w:bidi="en_US"/>
+          </w:rPr>
+          <w:rPr>
+            <w:color w:val="0000EE"/>
+            <w:u w:val="single"/>
+          </w:rPr>
+          <w:t>Setting the Stage</w:t>
+        </w:r>
+      </w:hyperlink>
+      <w:r>
+        <w:rPr>
+          <w:lang w:val="en_US" w:bidi="en_US"/>
+        </w:rPr>
+        <w:t xml:space="preserve"> (5.8 MB)</w:t>
+      </w:r>
+      <w:r>
+        <w:rPr>
+          <w:lang w:val="en_US" w:bidi="en_US"/>
+        </w:rPr>
+      </w:r>
+    </w:p>
+    <w:p>
+      <w:pPr>
+        <w:pStyle w:val="ListBullet"/>
+        <w:spacing w:line="240" w:lineRule="auto"/>
+        <w:ind w:left="720"/>
+      </w:pPr>
+      <w:r>
+        <w:rPr>
+          <w:lang w:val="en_US" w:bidi="en_US"/>
+        </w:rPr>
+      </w:r>
+      <w:hyperlink r:id="rId27">
+        <w:r>
+          <w:rPr>
+            <w:lang w:val="en_US" w:bidi="en_US"/>
+          </w:rPr>
+          <w:rPr>
+            <w:color w:val="0000EE"/>
+            <w:u w:val="single"/>
+          </w:rPr>
+          <w:t>Defining the Scenes</w:t>
+        </w:r>
+      </w:hyperlink>
+      <w:r>
+        <w:rPr>
+          <w:lang w:val="en_US" w:bidi="en_US"/>
+        </w:rPr>
+        <w:t xml:space="preserve"> (2.5 MB)</w:t>
+      </w:r>
+      <w:r>
+        <w:rPr>
+          <w:lang w:val="en_US" w:bidi="en_US"/>
+        </w:rPr>
+      </w:r>
+    </w:p>
+    <w:p>
+      <w:pPr>
+        <w:pStyle w:val="ListBullet"/>
+        <w:spacing w:line="240" w:lineRule="auto"/>
+        <w:ind w:left="720"/>
+      </w:pPr>
+      <w:r>
+        <w:rPr>
+          <w:lang w:val="en_US" w:bidi="en_US"/>
+        </w:rPr>
+      </w:r>
+      <w:hyperlink r:id="rId28">
+        <w:r>
+          <w:rPr>
+            <w:lang w:val="en_US" w:bidi="en_US"/>
+          </w:rPr>
+          <w:rPr>
+            <w:color w:val="0000EE"/>
+            <w:u w:val="single"/>
+          </w:rPr>
+          <w:t>Embodying the Text</w:t>
+        </w:r>
+      </w:hyperlink>
+      <w:r>
+        <w:rPr>
+          <w:lang w:val="en_US" w:bidi="en_US"/>
+        </w:rPr>
+        <w:t xml:space="preserve"> (3.8 MB)</w:t>
+      </w:r>
+      <w:r>
+        <w:rPr>
+          <w:lang w:val="en_US" w:bidi="en_US"/>
+        </w:rPr>
+      </w:r>
+    </w:p>
+    <w:p>
+      <w:pPr>
+        <w:pStyle w:val="ListBullet"/>
+        <w:spacing w:line="240" w:lineRule="auto"/>
+        <w:ind w:left="720"/>
+      </w:pPr>
+      <w:r>
+        <w:rPr>
+          <w:lang w:val="en_US" w:bidi="en_US"/>
+        </w:rPr>
+      </w:r>
+      <w:hyperlink r:id="rId29">
+        <w:r>
+          <w:rPr>
+            <w:lang w:val="en_US" w:bidi="en_US"/>
+          </w:rPr>
+          <w:rPr>
+            <w:color w:val="0000EE"/>
+            <w:u w:val="single"/>
+          </w:rPr>
+          <w:t>Filling the Gaps</w:t>
+        </w:r>
+      </w:hyperlink>
+      <w:r>
+        <w:rPr>
+          <w:lang w:val="en_US" w:bidi="en_US"/>
+        </w:rPr>
+        <w:t xml:space="preserve"> (3.0 MB)</w:t>
+      </w:r>
+      <w:r>
+        <w:rPr>
+          <w:lang w:val="en_US" w:bidi="en_US"/>
+        </w:rPr>
+      </w:r>
+    </w:p>
+    <w:p>
+      <w:pPr>
+        <w:pStyle w:val="ListBullet"/>
+        <w:spacing w:line="240" w:lineRule="auto"/>
+        <w:ind w:left="720"/>
+      </w:pPr>
+      <w:r>
+        <w:rPr>
+          <w:lang w:val="en_US" w:bidi="en_US"/>
+        </w:rPr>
+      </w:r>
+      <w:hyperlink r:id="rId30">
+        <w:r>
+          <w:rPr>
+            <w:lang w:val="en_US" w:bidi="en_US"/>
+          </w:rPr>
+          <w:rPr>
+            <w:color w:val="0000EE"/>
+            <w:u w:val="single"/>
+          </w:rPr>
+          <w:t>Speaking the Word</w:t>
+        </w:r>
+      </w:hyperlink>
+      <w:r>
+        <w:rPr>
+          <w:lang w:val="en_US" w:bidi="en_US"/>
+        </w:rPr>
+        <w:t xml:space="preserve"> (1.0 MB)</w:t>
+      </w:r>
+      <w:r>
+        <w:rPr>
+          <w:lang w:val="en_US" w:bidi="en_US"/>
+        </w:rPr>
       </w:r>
       <w:r>
         <w:rPr>
@@ -8195,7 +9014,19 @@
         <w:rPr>
           <w:lang w:val="en_US" w:bidi="en_US"/>
         </w:rPr>
-        <w:t>. The word prophesy is in the Master Glossary. Pause this audio here.</w:t>
+        <w:t xml:space="preserve">. The word </w:t>
+      </w:r>
+      <w:r>
+        <w:rPr>
+          <w:lang w:val="en_US" w:bidi="en_US"/>
+        </w:rPr>
+        <w:t>prophesy</w:t>
+      </w:r>
+      <w:r>
+        <w:rPr>
+          <w:lang w:val="en_US" w:bidi="en_US"/>
+        </w:rPr>
+        <w:t xml:space="preserve"> is in the Master Glossary. Pause this audio here.</w:t>
       </w:r>
     </w:p>
     <w:p>
@@ -8405,7 +9236,19 @@
         <w:rPr>
           <w:lang w:val="en_US" w:bidi="en_US"/>
         </w:rPr>
-        <w:t xml:space="preserve"> deeds or works. When people willfully disobey God, and when people do things that make God sad and they do not repent or feel ashamed about this, then those people do ungodly acts. Translate ungodly in the same way you have in previous passages. Ungodly is in the Master Glossary.</w:t>
+        <w:t xml:space="preserve"> deeds or works. When people willfully disobey God, and when people do things that make God sad and they do not repent or feel ashamed about this, then those people do ungodly acts. Translate ungodly in the same way you have in previous passages. </w:t>
+      </w:r>
+      <w:r>
+        <w:rPr>
+          <w:lang w:val="en_US" w:bidi="en_US"/>
+        </w:rPr>
+        <w:t>Ungodly</w:t>
+      </w:r>
+      <w:r>
+        <w:rPr>
+          <w:lang w:val="en_US" w:bidi="en_US"/>
+        </w:rPr>
+        <w:t xml:space="preserve"> is in the Master Glossary.</w:t>
       </w:r>
     </w:p>
     <w:p>
@@ -8639,6 +9482,271 @@
           <w:lang w:val="en_US" w:bidi="en_US"/>
         </w:rPr>
         <w:t>Finally, the group can put together a final version of the passage that everyone agrees on. Each group member should practice telling this final version of the passage.</w:t>
+      </w:r>
+      <w:r>
+        <w:rPr>
+          <w:lang w:val="en_US" w:bidi="en_US"/>
+        </w:rPr>
+      </w:r>
+      <w:r>
+        <w:rPr>
+          <w:lang w:val="en_US" w:bidi="en_US"/>
+        </w:rPr>
+      </w:r>
+    </w:p>
+    <w:p>
+      <w:pPr/>
+      <w:r>
+        <w:rPr>
+          <w:lang w:val="en_US" w:bidi="en_US"/>
+        </w:rPr>
+      </w:r>
+    </w:p>
+    <w:p>
+      <w:pPr>
+        <w:pStyle w:val="Heading2"/>
+      </w:pPr>
+      <w:r>
+        <w:rPr>
+          <w:lang w:val="en_US" w:bidi="en_US"/>
+        </w:rPr>
+        <w:t>Jude 1:12–16</w:t>
+      </w:r>
+      <w:r>
+        <w:rPr>
+          <w:lang w:val="en_US" w:bidi="en_US"/>
+        </w:rPr>
+      </w:r>
+    </w:p>
+    <w:p>
+      <w:pPr>
+        <w:pStyle w:val="Heading4"/>
+      </w:pPr>
+      <w:r>
+        <w:rPr>
+          <w:lang w:val="en_US" w:bidi="en_US"/>
+        </w:rPr>
+        <w:t>Audio Content</w:t>
+      </w:r>
+      <w:r>
+        <w:rPr>
+          <w:lang w:val="en_US" w:bidi="en_US"/>
+        </w:rPr>
+      </w:r>
+      <w:r>
+        <w:rPr>
+          <w:lang w:val="en_US" w:bidi="en_US"/>
+        </w:rPr>
+      </w:r>
+    </w:p>
+    <w:p>
+      <w:pPr>
+        <w:pStyle w:val="ListBullet"/>
+        <w:spacing w:line="240" w:lineRule="auto"/>
+        <w:ind w:left="720"/>
+      </w:pPr>
+      <w:r>
+        <w:rPr>
+          <w:lang w:val="en_US" w:bidi="en_US"/>
+        </w:rPr>
+      </w:r>
+      <w:hyperlink r:id="rId31">
+        <w:r>
+          <w:rPr>
+            <w:lang w:val="en_US" w:bidi="en_US"/>
+          </w:rPr>
+          <w:rPr>
+            <w:color w:val="0000EE"/>
+            <w:u w:val="single"/>
+          </w:rPr>
+          <w:t>Hear and Heart</w:t>
+        </w:r>
+      </w:hyperlink>
+      <w:r>
+        <w:rPr>
+          <w:lang w:val="en_US" w:bidi="en_US"/>
+        </w:rPr>
+        <w:t xml:space="preserve"> (786 KB)</w:t>
+      </w:r>
+      <w:r>
+        <w:rPr>
+          <w:lang w:val="en_US" w:bidi="en_US"/>
+        </w:rPr>
+      </w:r>
+    </w:p>
+    <w:p>
+      <w:pPr>
+        <w:pStyle w:val="ListBullet"/>
+        <w:spacing w:line="240" w:lineRule="auto"/>
+        <w:ind w:left="720"/>
+      </w:pPr>
+      <w:r>
+        <w:rPr>
+          <w:lang w:val="en_US" w:bidi="en_US"/>
+        </w:rPr>
+      </w:r>
+      <w:hyperlink r:id="rId32">
+        <w:r>
+          <w:rPr>
+            <w:lang w:val="en_US" w:bidi="en_US"/>
+          </w:rPr>
+          <w:rPr>
+            <w:color w:val="0000EE"/>
+            <w:u w:val="single"/>
+          </w:rPr>
+          <w:t>Setting the Stage</w:t>
+        </w:r>
+      </w:hyperlink>
+      <w:r>
+        <w:rPr>
+          <w:lang w:val="en_US" w:bidi="en_US"/>
+        </w:rPr>
+        <w:t xml:space="preserve"> (6.0 MB)</w:t>
+      </w:r>
+      <w:r>
+        <w:rPr>
+          <w:lang w:val="en_US" w:bidi="en_US"/>
+        </w:rPr>
+      </w:r>
+    </w:p>
+    <w:p>
+      <w:pPr>
+        <w:pStyle w:val="ListBullet"/>
+        <w:spacing w:line="240" w:lineRule="auto"/>
+        <w:ind w:left="720"/>
+      </w:pPr>
+      <w:r>
+        <w:rPr>
+          <w:lang w:val="en_US" w:bidi="en_US"/>
+        </w:rPr>
+      </w:r>
+      <w:hyperlink r:id="rId33">
+        <w:r>
+          <w:rPr>
+            <w:lang w:val="en_US" w:bidi="en_US"/>
+          </w:rPr>
+          <w:rPr>
+            <w:color w:val="0000EE"/>
+            <w:u w:val="single"/>
+          </w:rPr>
+          <w:t>Defining the Scenes</w:t>
+        </w:r>
+      </w:hyperlink>
+      <w:r>
+        <w:rPr>
+          <w:lang w:val="en_US" w:bidi="en_US"/>
+        </w:rPr>
+        <w:t xml:space="preserve"> (3.1 MB)</w:t>
+      </w:r>
+      <w:r>
+        <w:rPr>
+          <w:lang w:val="en_US" w:bidi="en_US"/>
+        </w:rPr>
+      </w:r>
+    </w:p>
+    <w:p>
+      <w:pPr>
+        <w:pStyle w:val="ListBullet"/>
+        <w:spacing w:line="240" w:lineRule="auto"/>
+        <w:ind w:left="720"/>
+      </w:pPr>
+      <w:r>
+        <w:rPr>
+          <w:lang w:val="en_US" w:bidi="en_US"/>
+        </w:rPr>
+      </w:r>
+      <w:hyperlink r:id="rId34">
+        <w:r>
+          <w:rPr>
+            <w:lang w:val="en_US" w:bidi="en_US"/>
+          </w:rPr>
+          <w:rPr>
+            <w:color w:val="0000EE"/>
+            <w:u w:val="single"/>
+          </w:rPr>
+          <w:t>Embodying the Text</w:t>
+        </w:r>
+      </w:hyperlink>
+      <w:r>
+        <w:rPr>
+          <w:lang w:val="en_US" w:bidi="en_US"/>
+        </w:rPr>
+        <w:t xml:space="preserve"> (3.1 MB)</w:t>
+      </w:r>
+      <w:r>
+        <w:rPr>
+          <w:lang w:val="en_US" w:bidi="en_US"/>
+        </w:rPr>
+      </w:r>
+    </w:p>
+    <w:p>
+      <w:pPr>
+        <w:pStyle w:val="ListBullet"/>
+        <w:spacing w:line="240" w:lineRule="auto"/>
+        <w:ind w:left="720"/>
+      </w:pPr>
+      <w:r>
+        <w:rPr>
+          <w:lang w:val="en_US" w:bidi="en_US"/>
+        </w:rPr>
+      </w:r>
+      <w:hyperlink r:id="rId35">
+        <w:r>
+          <w:rPr>
+            <w:lang w:val="en_US" w:bidi="en_US"/>
+          </w:rPr>
+          <w:rPr>
+            <w:color w:val="0000EE"/>
+            <w:u w:val="single"/>
+          </w:rPr>
+          <w:t>Filling the Gaps</w:t>
+        </w:r>
+      </w:hyperlink>
+      <w:r>
+        <w:rPr>
+          <w:lang w:val="en_US" w:bidi="en_US"/>
+        </w:rPr>
+        <w:t xml:space="preserve"> (3.5 MB)</w:t>
+      </w:r>
+      <w:r>
+        <w:rPr>
+          <w:lang w:val="en_US" w:bidi="en_US"/>
+        </w:rPr>
+      </w:r>
+    </w:p>
+    <w:p>
+      <w:pPr>
+        <w:pStyle w:val="ListBullet"/>
+        <w:spacing w:line="240" w:lineRule="auto"/>
+        <w:ind w:left="720"/>
+      </w:pPr>
+      <w:r>
+        <w:rPr>
+          <w:lang w:val="en_US" w:bidi="en_US"/>
+        </w:rPr>
+      </w:r>
+      <w:hyperlink r:id="rId36">
+        <w:r>
+          <w:rPr>
+            <w:lang w:val="en_US" w:bidi="en_US"/>
+          </w:rPr>
+          <w:rPr>
+            <w:color w:val="0000EE"/>
+            <w:u w:val="single"/>
+          </w:rPr>
+          <w:t>Speaking the Word</w:t>
+        </w:r>
+      </w:hyperlink>
+      <w:r>
+        <w:rPr>
+          <w:lang w:val="en_US" w:bidi="en_US"/>
+        </w:rPr>
+        <w:t xml:space="preserve"> (1.0 MB)</w:t>
+      </w:r>
+      <w:r>
+        <w:rPr>
+          <w:lang w:val="en_US" w:bidi="en_US"/>
+        </w:rPr>
       </w:r>
       <w:r>
         <w:rPr>
@@ -10343,7 +11451,19 @@
         <w:rPr>
           <w:lang w:val="en_US" w:bidi="en_US"/>
         </w:rPr>
-        <w:t xml:space="preserve"> thing they want to do. Something that is ungodly is not according to what God wants. Use the same word as you have used in the previous passages. The word ungodly is in the Master Glossary.</w:t>
+        <w:t xml:space="preserve"> thing they want to do. Something that is ungodly is not according to what God wants. Use the same word as you have used in the previous passages. The word </w:t>
+      </w:r>
+      <w:r>
+        <w:rPr>
+          <w:lang w:val="en_US" w:bidi="en_US"/>
+        </w:rPr>
+        <w:t>ungodly</w:t>
+      </w:r>
+      <w:r>
+        <w:rPr>
+          <w:lang w:val="en_US" w:bidi="en_US"/>
+        </w:rPr>
+        <w:t xml:space="preserve"> is in the Master Glossary.</w:t>
       </w:r>
     </w:p>
     <w:p>
@@ -10766,6 +11886,271 @@
           <w:lang w:val="en_US" w:bidi="en_US"/>
         </w:rPr>
         <w:t>Finally, the group can put together a final version of the passage that everyone agrees on. Each group member should practice telling this final version of the passage.</w:t>
+      </w:r>
+      <w:r>
+        <w:rPr>
+          <w:lang w:val="en_US" w:bidi="en_US"/>
+        </w:rPr>
+      </w:r>
+      <w:r>
+        <w:rPr>
+          <w:lang w:val="en_US" w:bidi="en_US"/>
+        </w:rPr>
+      </w:r>
+    </w:p>
+    <w:p>
+      <w:pPr/>
+      <w:r>
+        <w:rPr>
+          <w:lang w:val="en_US" w:bidi="en_US"/>
+        </w:rPr>
+      </w:r>
+    </w:p>
+    <w:p>
+      <w:pPr>
+        <w:pStyle w:val="Heading2"/>
+      </w:pPr>
+      <w:r>
+        <w:rPr>
+          <w:lang w:val="en_US" w:bidi="en_US"/>
+        </w:rPr>
+        <w:t>Jude 1:17–23</w:t>
+      </w:r>
+      <w:r>
+        <w:rPr>
+          <w:lang w:val="en_US" w:bidi="en_US"/>
+        </w:rPr>
+      </w:r>
+    </w:p>
+    <w:p>
+      <w:pPr>
+        <w:pStyle w:val="Heading4"/>
+      </w:pPr>
+      <w:r>
+        <w:rPr>
+          <w:lang w:val="en_US" w:bidi="en_US"/>
+        </w:rPr>
+        <w:t>Audio Content</w:t>
+      </w:r>
+      <w:r>
+        <w:rPr>
+          <w:lang w:val="en_US" w:bidi="en_US"/>
+        </w:rPr>
+      </w:r>
+      <w:r>
+        <w:rPr>
+          <w:lang w:val="en_US" w:bidi="en_US"/>
+        </w:rPr>
+      </w:r>
+    </w:p>
+    <w:p>
+      <w:pPr>
+        <w:pStyle w:val="ListBullet"/>
+        <w:spacing w:line="240" w:lineRule="auto"/>
+        <w:ind w:left="720"/>
+      </w:pPr>
+      <w:r>
+        <w:rPr>
+          <w:lang w:val="en_US" w:bidi="en_US"/>
+        </w:rPr>
+      </w:r>
+      <w:hyperlink r:id="rId37">
+        <w:r>
+          <w:rPr>
+            <w:lang w:val="en_US" w:bidi="en_US"/>
+          </w:rPr>
+          <w:rPr>
+            <w:color w:val="0000EE"/>
+            <w:u w:val="single"/>
+          </w:rPr>
+          <w:t>Hear and Heart</w:t>
+        </w:r>
+      </w:hyperlink>
+      <w:r>
+        <w:rPr>
+          <w:lang w:val="en_US" w:bidi="en_US"/>
+        </w:rPr>
+        <w:t xml:space="preserve"> (787 KB)</w:t>
+      </w:r>
+      <w:r>
+        <w:rPr>
+          <w:lang w:val="en_US" w:bidi="en_US"/>
+        </w:rPr>
+      </w:r>
+    </w:p>
+    <w:p>
+      <w:pPr>
+        <w:pStyle w:val="ListBullet"/>
+        <w:spacing w:line="240" w:lineRule="auto"/>
+        <w:ind w:left="720"/>
+      </w:pPr>
+      <w:r>
+        <w:rPr>
+          <w:lang w:val="en_US" w:bidi="en_US"/>
+        </w:rPr>
+      </w:r>
+      <w:hyperlink r:id="rId38">
+        <w:r>
+          <w:rPr>
+            <w:lang w:val="en_US" w:bidi="en_US"/>
+          </w:rPr>
+          <w:rPr>
+            <w:color w:val="0000EE"/>
+            <w:u w:val="single"/>
+          </w:rPr>
+          <w:t>Setting the Stage</w:t>
+        </w:r>
+      </w:hyperlink>
+      <w:r>
+        <w:rPr>
+          <w:lang w:val="en_US" w:bidi="en_US"/>
+        </w:rPr>
+        <w:t xml:space="preserve"> (2.6 MB)</w:t>
+      </w:r>
+      <w:r>
+        <w:rPr>
+          <w:lang w:val="en_US" w:bidi="en_US"/>
+        </w:rPr>
+      </w:r>
+    </w:p>
+    <w:p>
+      <w:pPr>
+        <w:pStyle w:val="ListBullet"/>
+        <w:spacing w:line="240" w:lineRule="auto"/>
+        <w:ind w:left="720"/>
+      </w:pPr>
+      <w:r>
+        <w:rPr>
+          <w:lang w:val="en_US" w:bidi="en_US"/>
+        </w:rPr>
+      </w:r>
+      <w:hyperlink r:id="rId39">
+        <w:r>
+          <w:rPr>
+            <w:lang w:val="en_US" w:bidi="en_US"/>
+          </w:rPr>
+          <w:rPr>
+            <w:color w:val="0000EE"/>
+            <w:u w:val="single"/>
+          </w:rPr>
+          <w:t>Defining the Scenes</w:t>
+        </w:r>
+      </w:hyperlink>
+      <w:r>
+        <w:rPr>
+          <w:lang w:val="en_US" w:bidi="en_US"/>
+        </w:rPr>
+        <w:t xml:space="preserve"> (5.6 MB)</w:t>
+      </w:r>
+      <w:r>
+        <w:rPr>
+          <w:lang w:val="en_US" w:bidi="en_US"/>
+        </w:rPr>
+      </w:r>
+    </w:p>
+    <w:p>
+      <w:pPr>
+        <w:pStyle w:val="ListBullet"/>
+        <w:spacing w:line="240" w:lineRule="auto"/>
+        <w:ind w:left="720"/>
+      </w:pPr>
+      <w:r>
+        <w:rPr>
+          <w:lang w:val="en_US" w:bidi="en_US"/>
+        </w:rPr>
+      </w:r>
+      <w:hyperlink r:id="rId40">
+        <w:r>
+          <w:rPr>
+            <w:lang w:val="en_US" w:bidi="en_US"/>
+          </w:rPr>
+          <w:rPr>
+            <w:color w:val="0000EE"/>
+            <w:u w:val="single"/>
+          </w:rPr>
+          <w:t>Embodying the Text</w:t>
+        </w:r>
+      </w:hyperlink>
+      <w:r>
+        <w:rPr>
+          <w:lang w:val="en_US" w:bidi="en_US"/>
+        </w:rPr>
+        <w:t xml:space="preserve"> (3.0 MB)</w:t>
+      </w:r>
+      <w:r>
+        <w:rPr>
+          <w:lang w:val="en_US" w:bidi="en_US"/>
+        </w:rPr>
+      </w:r>
+    </w:p>
+    <w:p>
+      <w:pPr>
+        <w:pStyle w:val="ListBullet"/>
+        <w:spacing w:line="240" w:lineRule="auto"/>
+        <w:ind w:left="720"/>
+      </w:pPr>
+      <w:r>
+        <w:rPr>
+          <w:lang w:val="en_US" w:bidi="en_US"/>
+        </w:rPr>
+      </w:r>
+      <w:hyperlink r:id="rId41">
+        <w:r>
+          <w:rPr>
+            <w:lang w:val="en_US" w:bidi="en_US"/>
+          </w:rPr>
+          <w:rPr>
+            <w:color w:val="0000EE"/>
+            <w:u w:val="single"/>
+          </w:rPr>
+          <w:t>Filling the Gaps</w:t>
+        </w:r>
+      </w:hyperlink>
+      <w:r>
+        <w:rPr>
+          <w:lang w:val="en_US" w:bidi="en_US"/>
+        </w:rPr>
+        <w:t xml:space="preserve"> (3.1 MB)</w:t>
+      </w:r>
+      <w:r>
+        <w:rPr>
+          <w:lang w:val="en_US" w:bidi="en_US"/>
+        </w:rPr>
+      </w:r>
+    </w:p>
+    <w:p>
+      <w:pPr>
+        <w:pStyle w:val="ListBullet"/>
+        <w:spacing w:line="240" w:lineRule="auto"/>
+        <w:ind w:left="720"/>
+      </w:pPr>
+      <w:r>
+        <w:rPr>
+          <w:lang w:val="en_US" w:bidi="en_US"/>
+        </w:rPr>
+      </w:r>
+      <w:hyperlink r:id="rId42">
+        <w:r>
+          <w:rPr>
+            <w:lang w:val="en_US" w:bidi="en_US"/>
+          </w:rPr>
+          <w:rPr>
+            <w:color w:val="0000EE"/>
+            <w:u w:val="single"/>
+          </w:rPr>
+          <w:t>Speaking the Word</w:t>
+        </w:r>
+      </w:hyperlink>
+      <w:r>
+        <w:rPr>
+          <w:lang w:val="en_US" w:bidi="en_US"/>
+        </w:rPr>
+        <w:t xml:space="preserve"> (1.0 MB)</w:t>
+      </w:r>
+      <w:r>
+        <w:rPr>
+          <w:lang w:val="en_US" w:bidi="en_US"/>
+        </w:rPr>
       </w:r>
       <w:r>
         <w:rPr>
@@ -12467,6 +13852,271 @@
           <w:lang w:val="en_US" w:bidi="en_US"/>
         </w:rPr>
         <w:t>Finally, the group can put together a final version of the passage that everyone agrees on. Each group member should practice telling this final version of the passage.</w:t>
+      </w:r>
+      <w:r>
+        <w:rPr>
+          <w:lang w:val="en_US" w:bidi="en_US"/>
+        </w:rPr>
+      </w:r>
+      <w:r>
+        <w:rPr>
+          <w:lang w:val="en_US" w:bidi="en_US"/>
+        </w:rPr>
+      </w:r>
+    </w:p>
+    <w:p>
+      <w:pPr/>
+      <w:r>
+        <w:rPr>
+          <w:lang w:val="en_US" w:bidi="en_US"/>
+        </w:rPr>
+      </w:r>
+    </w:p>
+    <w:p>
+      <w:pPr>
+        <w:pStyle w:val="Heading2"/>
+      </w:pPr>
+      <w:r>
+        <w:rPr>
+          <w:lang w:val="en_US" w:bidi="en_US"/>
+        </w:rPr>
+        <w:t>Jude 1:24–25</w:t>
+      </w:r>
+      <w:r>
+        <w:rPr>
+          <w:lang w:val="en_US" w:bidi="en_US"/>
+        </w:rPr>
+      </w:r>
+    </w:p>
+    <w:p>
+      <w:pPr>
+        <w:pStyle w:val="Heading4"/>
+      </w:pPr>
+      <w:r>
+        <w:rPr>
+          <w:lang w:val="en_US" w:bidi="en_US"/>
+        </w:rPr>
+        <w:t>Audio Content</w:t>
+      </w:r>
+      <w:r>
+        <w:rPr>
+          <w:lang w:val="en_US" w:bidi="en_US"/>
+        </w:rPr>
+      </w:r>
+      <w:r>
+        <w:rPr>
+          <w:lang w:val="en_US" w:bidi="en_US"/>
+        </w:rPr>
+      </w:r>
+    </w:p>
+    <w:p>
+      <w:pPr>
+        <w:pStyle w:val="ListBullet"/>
+        <w:spacing w:line="240" w:lineRule="auto"/>
+        <w:ind w:left="720"/>
+      </w:pPr>
+      <w:r>
+        <w:rPr>
+          <w:lang w:val="en_US" w:bidi="en_US"/>
+        </w:rPr>
+      </w:r>
+      <w:hyperlink r:id="rId43">
+        <w:r>
+          <w:rPr>
+            <w:lang w:val="en_US" w:bidi="en_US"/>
+          </w:rPr>
+          <w:rPr>
+            <w:color w:val="0000EE"/>
+            <w:u w:val="single"/>
+          </w:rPr>
+          <w:t>Hear and Heart</w:t>
+        </w:r>
+      </w:hyperlink>
+      <w:r>
+        <w:rPr>
+          <w:lang w:val="en_US" w:bidi="en_US"/>
+        </w:rPr>
+        <w:t xml:space="preserve"> (720 KB)</w:t>
+      </w:r>
+      <w:r>
+        <w:rPr>
+          <w:lang w:val="en_US" w:bidi="en_US"/>
+        </w:rPr>
+      </w:r>
+    </w:p>
+    <w:p>
+      <w:pPr>
+        <w:pStyle w:val="ListBullet"/>
+        <w:spacing w:line="240" w:lineRule="auto"/>
+        <w:ind w:left="720"/>
+      </w:pPr>
+      <w:r>
+        <w:rPr>
+          <w:lang w:val="en_US" w:bidi="en_US"/>
+        </w:rPr>
+      </w:r>
+      <w:hyperlink r:id="rId44">
+        <w:r>
+          <w:rPr>
+            <w:lang w:val="en_US" w:bidi="en_US"/>
+          </w:rPr>
+          <w:rPr>
+            <w:color w:val="0000EE"/>
+            <w:u w:val="single"/>
+          </w:rPr>
+          <w:t>Setting the Stage</w:t>
+        </w:r>
+      </w:hyperlink>
+      <w:r>
+        <w:rPr>
+          <w:lang w:val="en_US" w:bidi="en_US"/>
+        </w:rPr>
+        <w:t xml:space="preserve"> (2.3 MB)</w:t>
+      </w:r>
+      <w:r>
+        <w:rPr>
+          <w:lang w:val="en_US" w:bidi="en_US"/>
+        </w:rPr>
+      </w:r>
+    </w:p>
+    <w:p>
+      <w:pPr>
+        <w:pStyle w:val="ListBullet"/>
+        <w:spacing w:line="240" w:lineRule="auto"/>
+        <w:ind w:left="720"/>
+      </w:pPr>
+      <w:r>
+        <w:rPr>
+          <w:lang w:val="en_US" w:bidi="en_US"/>
+        </w:rPr>
+      </w:r>
+      <w:hyperlink r:id="rId45">
+        <w:r>
+          <w:rPr>
+            <w:lang w:val="en_US" w:bidi="en_US"/>
+          </w:rPr>
+          <w:rPr>
+            <w:color w:val="0000EE"/>
+            <w:u w:val="single"/>
+          </w:rPr>
+          <w:t>Defining the Scenes</w:t>
+        </w:r>
+      </w:hyperlink>
+      <w:r>
+        <w:rPr>
+          <w:lang w:val="en_US" w:bidi="en_US"/>
+        </w:rPr>
+        <w:t xml:space="preserve"> (1.7 MB)</w:t>
+      </w:r>
+      <w:r>
+        <w:rPr>
+          <w:lang w:val="en_US" w:bidi="en_US"/>
+        </w:rPr>
+      </w:r>
+    </w:p>
+    <w:p>
+      <w:pPr>
+        <w:pStyle w:val="ListBullet"/>
+        <w:spacing w:line="240" w:lineRule="auto"/>
+        <w:ind w:left="720"/>
+      </w:pPr>
+      <w:r>
+        <w:rPr>
+          <w:lang w:val="en_US" w:bidi="en_US"/>
+        </w:rPr>
+      </w:r>
+      <w:hyperlink r:id="rId46">
+        <w:r>
+          <w:rPr>
+            <w:lang w:val="en_US" w:bidi="en_US"/>
+          </w:rPr>
+          <w:rPr>
+            <w:color w:val="0000EE"/>
+            <w:u w:val="single"/>
+          </w:rPr>
+          <w:t>Embodying the Text</w:t>
+        </w:r>
+      </w:hyperlink>
+      <w:r>
+        <w:rPr>
+          <w:lang w:val="en_US" w:bidi="en_US"/>
+        </w:rPr>
+        <w:t xml:space="preserve"> (2.3 MB)</w:t>
+      </w:r>
+      <w:r>
+        <w:rPr>
+          <w:lang w:val="en_US" w:bidi="en_US"/>
+        </w:rPr>
+      </w:r>
+    </w:p>
+    <w:p>
+      <w:pPr>
+        <w:pStyle w:val="ListBullet"/>
+        <w:spacing w:line="240" w:lineRule="auto"/>
+        <w:ind w:left="720"/>
+      </w:pPr>
+      <w:r>
+        <w:rPr>
+          <w:lang w:val="en_US" w:bidi="en_US"/>
+        </w:rPr>
+      </w:r>
+      <w:hyperlink r:id="rId47">
+        <w:r>
+          <w:rPr>
+            <w:lang w:val="en_US" w:bidi="en_US"/>
+          </w:rPr>
+          <w:rPr>
+            <w:color w:val="0000EE"/>
+            <w:u w:val="single"/>
+          </w:rPr>
+          <w:t>Filling the Gaps</w:t>
+        </w:r>
+      </w:hyperlink>
+      <w:r>
+        <w:rPr>
+          <w:lang w:val="en_US" w:bidi="en_US"/>
+        </w:rPr>
+        <w:t xml:space="preserve"> (2.9 MB)</w:t>
+      </w:r>
+      <w:r>
+        <w:rPr>
+          <w:lang w:val="en_US" w:bidi="en_US"/>
+        </w:rPr>
+      </w:r>
+    </w:p>
+    <w:p>
+      <w:pPr>
+        <w:pStyle w:val="ListBullet"/>
+        <w:spacing w:line="240" w:lineRule="auto"/>
+        <w:ind w:left="720"/>
+      </w:pPr>
+      <w:r>
+        <w:rPr>
+          <w:lang w:val="en_US" w:bidi="en_US"/>
+        </w:rPr>
+      </w:r>
+      <w:hyperlink r:id="rId48">
+        <w:r>
+          <w:rPr>
+            <w:lang w:val="en_US" w:bidi="en_US"/>
+          </w:rPr>
+          <w:rPr>
+            <w:color w:val="0000EE"/>
+            <w:u w:val="single"/>
+          </w:rPr>
+          <w:t>Speaking the Word</w:t>
+        </w:r>
+      </w:hyperlink>
+      <w:r>
+        <w:rPr>
+          <w:lang w:val="en_US" w:bidi="en_US"/>
+        </w:rPr>
+        <w:t xml:space="preserve"> (1.0 MB)</w:t>
+      </w:r>
+      <w:r>
+        <w:rPr>
+          <w:lang w:val="en_US" w:bidi="en_US"/>
+        </w:rPr>
       </w:r>
       <w:r>
         <w:rPr>

--- a/eng/docx/65.content.docx
+++ b/eng/docx/65.content.docx
@@ -1495,12 +1495,18 @@
         </w:rPr>
         <w:t xml:space="preserve">, or slave, of Jesus Christ. Use the same word as you have used in other passages. The word </w:t>
       </w:r>
-      <w:r>
-        <w:rPr>
-          <w:lang w:val="en_US" w:bidi="en_US"/>
-        </w:rPr>
-        <w:t>servant</w:t>
-      </w:r>
+      <w:hyperlink r:id="rId13">
+        <w:r>
+          <w:rPr>
+            <w:lang w:val="en_US" w:bidi="en_US"/>
+          </w:rPr>
+          <w:rPr>
+            <w:color w:val="0000EE"/>
+            <w:u w:val="single"/>
+          </w:rPr>
+          <w:t>servant</w:t>
+        </w:r>
+      </w:hyperlink>
       <w:r>
         <w:rPr>
           <w:lang w:val="en_US" w:bidi="en_US"/>
@@ -1568,12 +1574,18 @@
         </w:rPr>
         <w:t xml:space="preserve">. Use the same word as you have used in other passages. The word </w:t>
       </w:r>
-      <w:r>
-        <w:rPr>
-          <w:lang w:val="en_US" w:bidi="en_US"/>
-        </w:rPr>
-        <w:t>Christ</w:t>
-      </w:r>
+      <w:hyperlink r:id="rId14">
+        <w:r>
+          <w:rPr>
+            <w:lang w:val="en_US" w:bidi="en_US"/>
+          </w:rPr>
+          <w:rPr>
+            <w:color w:val="0000EE"/>
+            <w:u w:val="single"/>
+          </w:rPr>
+          <w:t>Christ</w:t>
+        </w:r>
+      </w:hyperlink>
       <w:r>
         <w:rPr>
           <w:lang w:val="en_US" w:bidi="en_US"/>
@@ -1634,12 +1646,18 @@
         </w:rPr>
         <w:t xml:space="preserve">. The word </w:t>
       </w:r>
-      <w:r>
-        <w:rPr>
-          <w:lang w:val="en_US" w:bidi="en_US"/>
-        </w:rPr>
-        <w:t>mercy</w:t>
-      </w:r>
+      <w:hyperlink r:id="rId15">
+        <w:r>
+          <w:rPr>
+            <w:lang w:val="en_US" w:bidi="en_US"/>
+          </w:rPr>
+          <w:rPr>
+            <w:color w:val="0000EE"/>
+            <w:u w:val="single"/>
+          </w:rPr>
+          <w:t>mercy</w:t>
+        </w:r>
+      </w:hyperlink>
       <w:r>
         <w:rPr>
           <w:lang w:val="en_US" w:bidi="en_US"/>
@@ -1754,12 +1772,18 @@
         </w:rPr>
         <w:t xml:space="preserve">. The word </w:t>
       </w:r>
-      <w:r>
-        <w:rPr>
-          <w:lang w:val="en_US" w:bidi="en_US"/>
-        </w:rPr>
-        <w:t>peace</w:t>
-      </w:r>
+      <w:hyperlink r:id="rId16">
+        <w:r>
+          <w:rPr>
+            <w:lang w:val="en_US" w:bidi="en_US"/>
+          </w:rPr>
+          <w:rPr>
+            <w:color w:val="0000EE"/>
+            <w:u w:val="single"/>
+          </w:rPr>
+          <w:t>peace</w:t>
+        </w:r>
+      </w:hyperlink>
       <w:r>
         <w:rPr>
           <w:lang w:val="en_US" w:bidi="en_US"/>
@@ -1952,7 +1976,7 @@
           <w:lang w:val="en_US" w:bidi="en_US"/>
         </w:rPr>
       </w:r>
-      <w:hyperlink r:id="rId13">
+      <w:hyperlink r:id="rId17">
         <w:r>
           <w:rPr>
             <w:lang w:val="en_US" w:bidi="en_US"/>
@@ -1987,7 +2011,7 @@
           <w:lang w:val="en_US" w:bidi="en_US"/>
         </w:rPr>
       </w:r>
-      <w:hyperlink r:id="rId14">
+      <w:hyperlink r:id="rId18">
         <w:r>
           <w:rPr>
             <w:lang w:val="en_US" w:bidi="en_US"/>
@@ -2022,7 +2046,7 @@
           <w:lang w:val="en_US" w:bidi="en_US"/>
         </w:rPr>
       </w:r>
-      <w:hyperlink r:id="rId15">
+      <w:hyperlink r:id="rId19">
         <w:r>
           <w:rPr>
             <w:lang w:val="en_US" w:bidi="en_US"/>
@@ -2057,7 +2081,7 @@
           <w:lang w:val="en_US" w:bidi="en_US"/>
         </w:rPr>
       </w:r>
-      <w:hyperlink r:id="rId16">
+      <w:hyperlink r:id="rId20">
         <w:r>
           <w:rPr>
             <w:lang w:val="en_US" w:bidi="en_US"/>
@@ -2092,7 +2116,7 @@
           <w:lang w:val="en_US" w:bidi="en_US"/>
         </w:rPr>
       </w:r>
-      <w:hyperlink r:id="rId17">
+      <w:hyperlink r:id="rId21">
         <w:r>
           <w:rPr>
             <w:lang w:val="en_US" w:bidi="en_US"/>
@@ -2127,7 +2151,7 @@
           <w:lang w:val="en_US" w:bidi="en_US"/>
         </w:rPr>
       </w:r>
-      <w:hyperlink r:id="rId18">
+      <w:hyperlink r:id="rId22">
         <w:r>
           <w:rPr>
             <w:lang w:val="en_US" w:bidi="en_US"/>
@@ -3494,6 +3518,12 @@
         </w:rPr>
         <w:t>Ask the actor playing Jude, "What are you thinking?" You may hear things like: "I am very worried about these false teachers! I really have to warn the people about them."</w:t>
       </w:r>
+      <w:r>
+        <w:rPr>
+          <w:lang w:val="en_US" w:bidi="en_US"/>
+        </w:rPr>
+        <w:t>Continue with the drama.</w:t>
+      </w:r>
     </w:p>
     <w:p>
       <w:pPr/>
@@ -3713,12 +3743,18 @@
         </w:rPr>
         <w:t xml:space="preserve"> as you have used in previous passages. Look in the Master Glossary for more information about </w:t>
       </w:r>
-      <w:r>
-        <w:rPr>
-          <w:lang w:val="en_US" w:bidi="en_US"/>
-        </w:rPr>
-        <w:t>salvation</w:t>
-      </w:r>
+      <w:hyperlink r:id="rId23">
+        <w:r>
+          <w:rPr>
+            <w:lang w:val="en_US" w:bidi="en_US"/>
+          </w:rPr>
+          <w:rPr>
+            <w:color w:val="0000EE"/>
+            <w:u w:val="single"/>
+          </w:rPr>
+          <w:t>salvation</w:t>
+        </w:r>
+      </w:hyperlink>
       <w:r>
         <w:rPr>
           <w:lang w:val="en_US" w:bidi="en_US"/>
@@ -3752,12 +3788,18 @@
         </w:rPr>
         <w:t xml:space="preserve">. The word </w:t>
       </w:r>
-      <w:r>
-        <w:rPr>
-          <w:lang w:val="en_US" w:bidi="en_US"/>
-        </w:rPr>
-        <w:t>faith</w:t>
-      </w:r>
+      <w:hyperlink r:id="rId24">
+        <w:r>
+          <w:rPr>
+            <w:lang w:val="en_US" w:bidi="en_US"/>
+          </w:rPr>
+          <w:rPr>
+            <w:color w:val="0000EE"/>
+            <w:u w:val="single"/>
+          </w:rPr>
+          <w:t>faith</w:t>
+        </w:r>
+      </w:hyperlink>
       <w:r>
         <w:rPr>
           <w:lang w:val="en_US" w:bidi="en_US"/>
@@ -3859,12 +3901,18 @@
         </w:rPr>
         <w:t xml:space="preserve"> what were the right things to believe. Use the same word for saints as you have used in other passages. The word </w:t>
       </w:r>
-      <w:r>
-        <w:rPr>
-          <w:lang w:val="en_US" w:bidi="en_US"/>
-        </w:rPr>
-        <w:t>saints</w:t>
-      </w:r>
+      <w:hyperlink r:id="rId25">
+        <w:r>
+          <w:rPr>
+            <w:lang w:val="en_US" w:bidi="en_US"/>
+          </w:rPr>
+          <w:rPr>
+            <w:color w:val="0000EE"/>
+            <w:u w:val="single"/>
+          </w:rPr>
+          <w:t>saints</w:t>
+        </w:r>
+      </w:hyperlink>
       <w:r>
         <w:rPr>
           <w:lang w:val="en_US" w:bidi="en_US"/>
@@ -3925,12 +3973,18 @@
         </w:rPr>
         <w:t xml:space="preserve"> people. Use the same word as you have used in other passages. The word </w:t>
       </w:r>
-      <w:r>
-        <w:rPr>
-          <w:lang w:val="en_US" w:bidi="en_US"/>
-        </w:rPr>
-        <w:t>ungodly</w:t>
-      </w:r>
+      <w:hyperlink r:id="rId26">
+        <w:r>
+          <w:rPr>
+            <w:lang w:val="en_US" w:bidi="en_US"/>
+          </w:rPr>
+          <w:rPr>
+            <w:color w:val="0000EE"/>
+            <w:u w:val="single"/>
+          </w:rPr>
+          <w:t>ungodly</w:t>
+        </w:r>
+      </w:hyperlink>
       <w:r>
         <w:rPr>
           <w:lang w:val="en_US" w:bidi="en_US"/>
@@ -3991,12 +4045,18 @@
         </w:rPr>
         <w:t xml:space="preserve">. Use the same word as you have used in other passages. The word </w:t>
       </w:r>
-      <w:r>
-        <w:rPr>
-          <w:lang w:val="en_US" w:bidi="en_US"/>
-        </w:rPr>
-        <w:t>grace</w:t>
-      </w:r>
+      <w:hyperlink r:id="rId27">
+        <w:r>
+          <w:rPr>
+            <w:lang w:val="en_US" w:bidi="en_US"/>
+          </w:rPr>
+          <w:rPr>
+            <w:color w:val="0000EE"/>
+            <w:u w:val="single"/>
+          </w:rPr>
+          <w:t>grace</w:t>
+        </w:r>
+      </w:hyperlink>
       <w:r>
         <w:rPr>
           <w:lang w:val="en_US" w:bidi="en_US"/>
@@ -4044,12 +4104,18 @@
         </w:rPr>
         <w:t xml:space="preserve">Stop here and discuss how you will say this in your language. The word </w:t>
       </w:r>
-      <w:r>
-        <w:rPr>
-          <w:lang w:val="en_US" w:bidi="en_US"/>
-        </w:rPr>
-        <w:t>immorality</w:t>
-      </w:r>
+      <w:hyperlink r:id="rId28">
+        <w:r>
+          <w:rPr>
+            <w:lang w:val="en_US" w:bidi="en_US"/>
+          </w:rPr>
+          <w:rPr>
+            <w:color w:val="0000EE"/>
+            <w:u w:val="single"/>
+          </w:rPr>
+          <w:t>immorality</w:t>
+        </w:r>
+      </w:hyperlink>
       <w:r>
         <w:rPr>
           <w:lang w:val="en_US" w:bidi="en_US"/>
@@ -4149,24 +4215,36 @@
         </w:rPr>
         <w:t xml:space="preserve"> master and lord. The words </w:t>
       </w:r>
-      <w:r>
-        <w:rPr>
-          <w:lang w:val="en_US" w:bidi="en_US"/>
-        </w:rPr>
-        <w:t>master</w:t>
-      </w:r>
+      <w:hyperlink r:id="rId29">
+        <w:r>
+          <w:rPr>
+            <w:lang w:val="en_US" w:bidi="en_US"/>
+          </w:rPr>
+          <w:rPr>
+            <w:color w:val="0000EE"/>
+            <w:u w:val="single"/>
+          </w:rPr>
+          <w:t>master</w:t>
+        </w:r>
+      </w:hyperlink>
       <w:r>
         <w:rPr>
           <w:lang w:val="en_US" w:bidi="en_US"/>
         </w:rPr>
         <w:t xml:space="preserve"> and </w:t>
       </w:r>
-      <w:r>
-        <w:rPr>
-          <w:lang w:val="en_US" w:bidi="en_US"/>
-        </w:rPr>
-        <w:t>lord</w:t>
-      </w:r>
+      <w:hyperlink r:id="rId30">
+        <w:r>
+          <w:rPr>
+            <w:lang w:val="en_US" w:bidi="en_US"/>
+          </w:rPr>
+          <w:rPr>
+            <w:color w:val="0000EE"/>
+            <w:u w:val="single"/>
+          </w:rPr>
+          <w:t>lord</w:t>
+        </w:r>
+      </w:hyperlink>
       <w:r>
         <w:rPr>
           <w:lang w:val="en_US" w:bidi="en_US"/>
@@ -4194,12 +4272,18 @@
         </w:rPr>
         <w:t xml:space="preserve"> means the special king and saviour that God has promised to send to save the people. Use the same word for Christ as you have used in other passages. The word </w:t>
       </w:r>
-      <w:r>
-        <w:rPr>
-          <w:lang w:val="en_US" w:bidi="en_US"/>
-        </w:rPr>
-        <w:t>Christ</w:t>
-      </w:r>
+      <w:hyperlink r:id="rId14">
+        <w:r>
+          <w:rPr>
+            <w:lang w:val="en_US" w:bidi="en_US"/>
+          </w:rPr>
+          <w:rPr>
+            <w:color w:val="0000EE"/>
+            <w:u w:val="single"/>
+          </w:rPr>
+          <w:t>Christ</w:t>
+        </w:r>
+      </w:hyperlink>
       <w:r>
         <w:rPr>
           <w:lang w:val="en_US" w:bidi="en_US"/>
@@ -4247,12 +4331,18 @@
         </w:rPr>
         <w:t xml:space="preserve">Stop here and discuss what word you will use for believe. Use the same word as you have used in other passages. The word </w:t>
       </w:r>
-      <w:r>
-        <w:rPr>
-          <w:lang w:val="en_US" w:bidi="en_US"/>
-        </w:rPr>
-        <w:t>belief</w:t>
-      </w:r>
+      <w:hyperlink r:id="rId31">
+        <w:r>
+          <w:rPr>
+            <w:lang w:val="en_US" w:bidi="en_US"/>
+          </w:rPr>
+          <w:rPr>
+            <w:color w:val="0000EE"/>
+            <w:u w:val="single"/>
+          </w:rPr>
+          <w:t>belief</w:t>
+        </w:r>
+      </w:hyperlink>
       <w:r>
         <w:rPr>
           <w:lang w:val="en_US" w:bidi="en_US"/>
@@ -4294,12 +4384,18 @@
         </w:rPr>
         <w:t xml:space="preserve">Stop here and discuss what word you will use for </w:t>
       </w:r>
-      <w:r>
-        <w:rPr>
-          <w:lang w:val="en_US" w:bidi="en_US"/>
-        </w:rPr>
-        <w:t>angel</w:t>
-      </w:r>
+      <w:hyperlink r:id="rId32">
+        <w:r>
+          <w:rPr>
+            <w:lang w:val="en_US" w:bidi="en_US"/>
+          </w:rPr>
+          <w:rPr>
+            <w:color w:val="0000EE"/>
+            <w:u w:val="single"/>
+          </w:rPr>
+          <w:t>angel</w:t>
+        </w:r>
+      </w:hyperlink>
       <w:r>
         <w:rPr>
           <w:lang w:val="en_US" w:bidi="en_US"/>
@@ -4347,12 +4443,18 @@
         </w:rPr>
         <w:t xml:space="preserve">Stop here and discuss how you want to say that the angels were not satisfied with the authority that God had given the angels. The word </w:t>
       </w:r>
-      <w:r>
-        <w:rPr>
-          <w:lang w:val="en_US" w:bidi="en_US"/>
-        </w:rPr>
-        <w:t>authority</w:t>
-      </w:r>
+      <w:hyperlink r:id="rId33">
+        <w:r>
+          <w:rPr>
+            <w:lang w:val="en_US" w:bidi="en_US"/>
+          </w:rPr>
+          <w:rPr>
+            <w:color w:val="0000EE"/>
+            <w:u w:val="single"/>
+          </w:rPr>
+          <w:t>authority</w:t>
+        </w:r>
+      </w:hyperlink>
       <w:r>
         <w:rPr>
           <w:lang w:val="en_US" w:bidi="en_US"/>
@@ -4573,7 +4675,7 @@
           <w:lang w:val="en_US" w:bidi="en_US"/>
         </w:rPr>
       </w:r>
-      <w:hyperlink r:id="rId19">
+      <w:hyperlink r:id="rId34">
         <w:r>
           <w:rPr>
             <w:lang w:val="en_US" w:bidi="en_US"/>
@@ -4608,7 +4710,7 @@
           <w:lang w:val="en_US" w:bidi="en_US"/>
         </w:rPr>
       </w:r>
-      <w:hyperlink r:id="rId20">
+      <w:hyperlink r:id="rId35">
         <w:r>
           <w:rPr>
             <w:lang w:val="en_US" w:bidi="en_US"/>
@@ -4643,7 +4745,7 @@
           <w:lang w:val="en_US" w:bidi="en_US"/>
         </w:rPr>
       </w:r>
-      <w:hyperlink r:id="rId21">
+      <w:hyperlink r:id="rId36">
         <w:r>
           <w:rPr>
             <w:lang w:val="en_US" w:bidi="en_US"/>
@@ -4678,7 +4780,7 @@
           <w:lang w:val="en_US" w:bidi="en_US"/>
         </w:rPr>
       </w:r>
-      <w:hyperlink r:id="rId22">
+      <w:hyperlink r:id="rId37">
         <w:r>
           <w:rPr>
             <w:lang w:val="en_US" w:bidi="en_US"/>
@@ -4713,7 +4815,7 @@
           <w:lang w:val="en_US" w:bidi="en_US"/>
         </w:rPr>
       </w:r>
-      <w:hyperlink r:id="rId23">
+      <w:hyperlink r:id="rId38">
         <w:r>
           <w:rPr>
             <w:lang w:val="en_US" w:bidi="en_US"/>
@@ -4748,7 +4850,7 @@
           <w:lang w:val="en_US" w:bidi="en_US"/>
         </w:rPr>
       </w:r>
-      <w:hyperlink r:id="rId24">
+      <w:hyperlink r:id="rId39">
         <w:r>
           <w:rPr>
             <w:lang w:val="en_US" w:bidi="en_US"/>
@@ -6116,6 +6218,12 @@
         </w:rPr>
         <w:t>Ask the actors playing the teachers, "What are you thinking?" You may hear things like: "We can do anything we want! We do not have to obey the law of God."</w:t>
       </w:r>
+      <w:r>
+        <w:rPr>
+          <w:lang w:val="en_US" w:bidi="en_US"/>
+        </w:rPr>
+        <w:t>Continue the drama.</w:t>
+      </w:r>
     </w:p>
     <w:p>
       <w:pPr/>
@@ -6150,6 +6258,12 @@
         </w:rPr>
         <w:t>Ask the actor playing Michael, "What are you thinking?" You may hear things like: "The devil needs to be punished for what the devil is doing, but I will ask God to do this punishment. Only God has the authority to punish people."</w:t>
       </w:r>
+      <w:r>
+        <w:rPr>
+          <w:lang w:val="en_US" w:bidi="en_US"/>
+        </w:rPr>
+        <w:t>Continue the drama.</w:t>
+      </w:r>
     </w:p>
     <w:p>
       <w:pPr/>
@@ -6184,6 +6298,12 @@
         </w:rPr>
         <w:t>Ask the actors playing the false teachers, "What are you thinking?" You may hear things like: "I can do whatever I want to do, whenever I want to do it!" or "God's law is very bad."</w:t>
       </w:r>
+      <w:r>
+        <w:rPr>
+          <w:lang w:val="en_US" w:bidi="en_US"/>
+        </w:rPr>
+        <w:t>Continue the drama.</w:t>
+      </w:r>
     </w:p>
     <w:p>
       <w:pPr/>
@@ -6218,6 +6338,12 @@
         </w:rPr>
         <w:t>Ask the people playing Cain, Balaam, and Korah, "What are you thinking?" You may hear things like: "We do not care about the law of God. We hope that more people will break God's law."</w:t>
       </w:r>
+      <w:r>
+        <w:rPr>
+          <w:lang w:val="en_US" w:bidi="en_US"/>
+        </w:rPr>
+        <w:t>Continue the drama.</w:t>
+      </w:r>
     </w:p>
     <w:p>
       <w:pPr/>
@@ -6356,12 +6482,18 @@
         </w:rPr>
         <w:t xml:space="preserve">. Someone who is ungodly does not care about what God says and does not live according to God's good rules. </w:t>
       </w:r>
-      <w:r>
-        <w:rPr>
-          <w:lang w:val="en_US" w:bidi="en_US"/>
-        </w:rPr>
-        <w:t>Ungodly</w:t>
-      </w:r>
+      <w:hyperlink r:id="rId26">
+        <w:r>
+          <w:rPr>
+            <w:lang w:val="en_US" w:bidi="en_US"/>
+          </w:rPr>
+          <w:rPr>
+            <w:color w:val="0000EE"/>
+            <w:u w:val="single"/>
+          </w:rPr>
+          <w:t>Ungodly</w:t>
+        </w:r>
+      </w:hyperlink>
       <w:r>
         <w:rPr>
           <w:lang w:val="en_US" w:bidi="en_US"/>
@@ -6395,12 +6527,18 @@
         </w:rPr>
         <w:t xml:space="preserve">. When you see or hear things while you sleep, you have a dream. God can use dreams to communicate to people. But in the case of these ungodly people, their dreams did not come from God. The word </w:t>
       </w:r>
-      <w:r>
-        <w:rPr>
-          <w:lang w:val="en_US" w:bidi="en_US"/>
-        </w:rPr>
-        <w:t>dream</w:t>
-      </w:r>
+      <w:hyperlink r:id="rId40">
+        <w:r>
+          <w:rPr>
+            <w:lang w:val="en_US" w:bidi="en_US"/>
+          </w:rPr>
+          <w:rPr>
+            <w:color w:val="0000EE"/>
+            <w:u w:val="single"/>
+          </w:rPr>
+          <w:t>dream</w:t>
+        </w:r>
+      </w:hyperlink>
       <w:r>
         <w:rPr>
           <w:lang w:val="en_US" w:bidi="en_US"/>
@@ -6474,12 +6612,18 @@
         </w:rPr>
         <w:t xml:space="preserve">Stop here and discuss how you will describe this in your translation. It may help to listen to the explanation for the word </w:t>
       </w:r>
-      <w:r>
-        <w:rPr>
-          <w:lang w:val="en_US" w:bidi="en_US"/>
-        </w:rPr>
-        <w:t>unclean</w:t>
-      </w:r>
+      <w:hyperlink r:id="rId41">
+        <w:r>
+          <w:rPr>
+            <w:lang w:val="en_US" w:bidi="en_US"/>
+          </w:rPr>
+          <w:rPr>
+            <w:color w:val="0000EE"/>
+            <w:u w:val="single"/>
+          </w:rPr>
+          <w:t>unclean</w:t>
+        </w:r>
+      </w:hyperlink>
       <w:r>
         <w:rPr>
           <w:lang w:val="en_US" w:bidi="en_US"/>
@@ -6513,12 +6657,18 @@
         </w:rPr>
         <w:t xml:space="preserve">. This means the teachers do not accept that God is their boss, and the teachers do not want to listen to God. This could also mean that the teachers do not want to listen to anyone who tells the teachers what to do. Use the same word or phrase for authority that you have used in other passages. The word </w:t>
       </w:r>
-      <w:r>
-        <w:rPr>
-          <w:lang w:val="en_US" w:bidi="en_US"/>
-        </w:rPr>
-        <w:t>authority</w:t>
-      </w:r>
+      <w:hyperlink r:id="rId33">
+        <w:r>
+          <w:rPr>
+            <w:lang w:val="en_US" w:bidi="en_US"/>
+          </w:rPr>
+          <w:rPr>
+            <w:color w:val="0000EE"/>
+            <w:u w:val="single"/>
+          </w:rPr>
+          <w:t>authority</w:t>
+        </w:r>
+      </w:hyperlink>
       <w:r>
         <w:rPr>
           <w:lang w:val="en_US" w:bidi="en_US"/>
@@ -6579,24 +6729,36 @@
         </w:rPr>
         <w:t xml:space="preserve">, or angels. The word </w:t>
       </w:r>
-      <w:r>
-        <w:rPr>
-          <w:lang w:val="en_US" w:bidi="en_US"/>
-        </w:rPr>
-        <w:t>angel</w:t>
-      </w:r>
+      <w:hyperlink r:id="rId32">
+        <w:r>
+          <w:rPr>
+            <w:lang w:val="en_US" w:bidi="en_US"/>
+          </w:rPr>
+          <w:rPr>
+            <w:color w:val="0000EE"/>
+            <w:u w:val="single"/>
+          </w:rPr>
+          <w:t>angel</w:t>
+        </w:r>
+      </w:hyperlink>
       <w:r>
         <w:rPr>
           <w:lang w:val="en_US" w:bidi="en_US"/>
         </w:rPr>
         <w:t xml:space="preserve"> and the word for </w:t>
       </w:r>
-      <w:r>
-        <w:rPr>
-          <w:lang w:val="en_US" w:bidi="en_US"/>
-        </w:rPr>
-        <w:t>glory</w:t>
-      </w:r>
+      <w:hyperlink r:id="rId42">
+        <w:r>
+          <w:rPr>
+            <w:lang w:val="en_US" w:bidi="en_US"/>
+          </w:rPr>
+          <w:rPr>
+            <w:color w:val="0000EE"/>
+            <w:u w:val="single"/>
+          </w:rPr>
+          <w:t>glory</w:t>
+        </w:r>
+      </w:hyperlink>
       <w:r>
         <w:rPr>
           <w:lang w:val="en_US" w:bidi="en_US"/>
@@ -6644,12 +6806,18 @@
         </w:rPr>
         <w:t xml:space="preserve">Stop here and discuss how you will describe this special angel. The word </w:t>
       </w:r>
-      <w:r>
-        <w:rPr>
-          <w:lang w:val="en_US" w:bidi="en_US"/>
-        </w:rPr>
-        <w:t>angel</w:t>
-      </w:r>
+      <w:hyperlink r:id="rId32">
+        <w:r>
+          <w:rPr>
+            <w:lang w:val="en_US" w:bidi="en_US"/>
+          </w:rPr>
+          <w:rPr>
+            <w:color w:val="0000EE"/>
+            <w:u w:val="single"/>
+          </w:rPr>
+          <w:t>angel</w:t>
+        </w:r>
+      </w:hyperlink>
       <w:r>
         <w:rPr>
           <w:lang w:val="en_US" w:bidi="en_US"/>
@@ -6697,12 +6865,18 @@
         </w:rPr>
         <w:t xml:space="preserve">Stop here and discuss how you will say this in your own language. Use the same word for slander, or blasphemy, as you have used in other books in the Bible. The word </w:t>
       </w:r>
-      <w:r>
-        <w:rPr>
-          <w:lang w:val="en_US" w:bidi="en_US"/>
-        </w:rPr>
-        <w:t>blasphemy</w:t>
-      </w:r>
+      <w:hyperlink r:id="rId43">
+        <w:r>
+          <w:rPr>
+            <w:lang w:val="en_US" w:bidi="en_US"/>
+          </w:rPr>
+          <w:rPr>
+            <w:color w:val="0000EE"/>
+            <w:u w:val="single"/>
+          </w:rPr>
+          <w:t>blasphemy</w:t>
+        </w:r>
+      </w:hyperlink>
       <w:r>
         <w:rPr>
           <w:lang w:val="en_US" w:bidi="en_US"/>
@@ -6736,12 +6910,18 @@
         </w:rPr>
         <w:t xml:space="preserve"> rebuke you!" The Lord refers to God or Jesus. Lord means someone who has the highest authority over other people. Use the same word for Lord as you have used in previous passages. The word </w:t>
       </w:r>
-      <w:r>
-        <w:rPr>
-          <w:lang w:val="en_US" w:bidi="en_US"/>
-        </w:rPr>
-        <w:t>Lord</w:t>
-      </w:r>
+      <w:hyperlink r:id="rId30">
+        <w:r>
+          <w:rPr>
+            <w:lang w:val="en_US" w:bidi="en_US"/>
+          </w:rPr>
+          <w:rPr>
+            <w:color w:val="0000EE"/>
+            <w:u w:val="single"/>
+          </w:rPr>
+          <w:t>Lord</w:t>
+        </w:r>
+      </w:hyperlink>
       <w:r>
         <w:rPr>
           <w:lang w:val="en_US" w:bidi="en_US"/>
@@ -6775,12 +6955,18 @@
         </w:rPr>
         <w:t xml:space="preserve"> is the leader of all evil spirits. God has created everything that exists, and therefore God also created all the spirits. God created the spirits good, as angels, to do God's work. But some angels rebelled against God, and then they became evil spirits. The most powerful of these evil spirits is called the devil, or </w:t>
       </w:r>
-      <w:r>
-        <w:rPr>
-          <w:lang w:val="en_US" w:bidi="en_US"/>
-        </w:rPr>
-        <w:t>Satan</w:t>
-      </w:r>
+      <w:hyperlink r:id="rId44">
+        <w:r>
+          <w:rPr>
+            <w:lang w:val="en_US" w:bidi="en_US"/>
+          </w:rPr>
+          <w:rPr>
+            <w:color w:val="0000EE"/>
+            <w:u w:val="single"/>
+          </w:rPr>
+          <w:t>Satan</w:t>
+        </w:r>
+      </w:hyperlink>
       <w:r>
         <w:rPr>
           <w:lang w:val="en_US" w:bidi="en_US"/>
@@ -6814,12 +7000,18 @@
         </w:rPr>
         <w:t xml:space="preserve">. Use the same word as you have used in other books of the Bible. The word </w:t>
       </w:r>
-      <w:r>
-        <w:rPr>
-          <w:lang w:val="en_US" w:bidi="en_US"/>
-        </w:rPr>
-        <w:t>devil</w:t>
-      </w:r>
+      <w:hyperlink r:id="rId45">
+        <w:r>
+          <w:rPr>
+            <w:lang w:val="en_US" w:bidi="en_US"/>
+          </w:rPr>
+          <w:rPr>
+            <w:color w:val="0000EE"/>
+            <w:u w:val="single"/>
+          </w:rPr>
+          <w:t>devil</w:t>
+        </w:r>
+      </w:hyperlink>
       <w:r>
         <w:rPr>
           <w:lang w:val="en_US" w:bidi="en_US"/>
@@ -7040,7 +7232,7 @@
           <w:lang w:val="en_US" w:bidi="en_US"/>
         </w:rPr>
       </w:r>
-      <w:hyperlink r:id="rId25">
+      <w:hyperlink r:id="rId46">
         <w:r>
           <w:rPr>
             <w:lang w:val="en_US" w:bidi="en_US"/>
@@ -7075,7 +7267,7 @@
           <w:lang w:val="en_US" w:bidi="en_US"/>
         </w:rPr>
       </w:r>
-      <w:hyperlink r:id="rId26">
+      <w:hyperlink r:id="rId47">
         <w:r>
           <w:rPr>
             <w:lang w:val="en_US" w:bidi="en_US"/>
@@ -7110,7 +7302,7 @@
           <w:lang w:val="en_US" w:bidi="en_US"/>
         </w:rPr>
       </w:r>
-      <w:hyperlink r:id="rId27">
+      <w:hyperlink r:id="rId48">
         <w:r>
           <w:rPr>
             <w:lang w:val="en_US" w:bidi="en_US"/>
@@ -7145,7 +7337,7 @@
           <w:lang w:val="en_US" w:bidi="en_US"/>
         </w:rPr>
       </w:r>
-      <w:hyperlink r:id="rId28">
+      <w:hyperlink r:id="rId49">
         <w:r>
           <w:rPr>
             <w:lang w:val="en_US" w:bidi="en_US"/>
@@ -7180,7 +7372,7 @@
           <w:lang w:val="en_US" w:bidi="en_US"/>
         </w:rPr>
       </w:r>
-      <w:hyperlink r:id="rId29">
+      <w:hyperlink r:id="rId50">
         <w:r>
           <w:rPr>
             <w:lang w:val="en_US" w:bidi="en_US"/>
@@ -7215,7 +7407,7 @@
           <w:lang w:val="en_US" w:bidi="en_US"/>
         </w:rPr>
       </w:r>
-      <w:hyperlink r:id="rId30">
+      <w:hyperlink r:id="rId51">
         <w:r>
           <w:rPr>
             <w:lang w:val="en_US" w:bidi="en_US"/>
@@ -7533,12 +7725,18 @@
         </w:rPr>
         <w:t xml:space="preserve">Stop if needed and look at a picture or video of </w:t>
       </w:r>
-      <w:r>
-        <w:rPr>
-          <w:lang w:val="en_US" w:bidi="en_US"/>
-        </w:rPr>
-        <w:t>sharp rocks in the water</w:t>
-      </w:r>
+      <w:hyperlink r:id="rId52">
+        <w:r>
+          <w:rPr>
+            <w:lang w:val="en_US" w:bidi="en_US"/>
+          </w:rPr>
+          <w:rPr>
+            <w:color w:val="0000EE"/>
+            <w:u w:val="single"/>
+          </w:rPr>
+          <w:t>sharp rocks in the water</w:t>
+        </w:r>
+      </w:hyperlink>
       <w:r>
         <w:rPr>
           <w:lang w:val="en_US" w:bidi="en_US"/>
@@ -7573,12 +7771,18 @@
         </w:rPr>
         <w:t xml:space="preserve">Jude then compares these teachers to bad shepherds. Jude says that these teachers are like shepherds who feed only themselves. A </w:t>
       </w:r>
-      <w:r>
-        <w:rPr>
-          <w:lang w:val="en_US" w:bidi="en_US"/>
-        </w:rPr>
-        <w:t>shepherd</w:t>
-      </w:r>
+      <w:hyperlink r:id="rId53">
+        <w:r>
+          <w:rPr>
+            <w:lang w:val="en_US" w:bidi="en_US"/>
+          </w:rPr>
+          <w:rPr>
+            <w:color w:val="0000EE"/>
+            <w:u w:val="single"/>
+          </w:rPr>
+          <w:t>shepherd</w:t>
+        </w:r>
+      </w:hyperlink>
       <w:r>
         <w:rPr>
           <w:lang w:val="en_US" w:bidi="en_US"/>
@@ -7655,12 +7859,18 @@
         </w:rPr>
         <w:t xml:space="preserve">Stop here and, if needed, look at a picture of </w:t>
       </w:r>
-      <w:r>
-        <w:rPr>
-          <w:lang w:val="en_US" w:bidi="en_US"/>
-        </w:rPr>
-        <w:t>waves and foam</w:t>
-      </w:r>
+      <w:hyperlink r:id="rId54">
+        <w:r>
+          <w:rPr>
+            <w:lang w:val="en_US" w:bidi="en_US"/>
+          </w:rPr>
+          <w:rPr>
+            <w:color w:val="0000EE"/>
+            <w:u w:val="single"/>
+          </w:rPr>
+          <w:t>waves and foam</w:t>
+        </w:r>
+      </w:hyperlink>
       <w:r>
         <w:rPr>
           <w:lang w:val="en_US" w:bidi="en_US"/>
@@ -8577,6 +8787,12 @@
         </w:rPr>
         <w:t>Ask the person playing Jude, "What are you thinking?" The person may answer things like: "I need to think of lots of examples so that the people will really understand how bad these false teachers are!"</w:t>
       </w:r>
+      <w:r>
+        <w:rPr>
+          <w:lang w:val="en_US" w:bidi="en_US"/>
+        </w:rPr>
+        <w:t>Continue the drama.</w:t>
+      </w:r>
     </w:p>
     <w:p>
       <w:pPr/>
@@ -8611,6 +8827,12 @@
         </w:rPr>
         <w:t>Ask the person playing Jude, "What are you thinking?" People may answer things like: "I know that the people like to listen to the stories about Enoch. Even though these stories are not in the Bible, I can use these stories to make people understand how bad these false teachers are."</w:t>
       </w:r>
+      <w:r>
+        <w:rPr>
+          <w:lang w:val="en_US" w:bidi="en_US"/>
+        </w:rPr>
+        <w:t>Continue the drama.</w:t>
+      </w:r>
     </w:p>
     <w:p>
       <w:pPr/>
@@ -8818,12 +9040,18 @@
         </w:rPr>
         <w:t xml:space="preserve">Stop here and discuss how you will say "fellowship meal" in your translation. Listen to the definition of </w:t>
       </w:r>
-      <w:r>
-        <w:rPr>
-          <w:lang w:val="en_US" w:bidi="en_US"/>
-        </w:rPr>
-        <w:t>fellowship</w:t>
-      </w:r>
+      <w:hyperlink r:id="rId55">
+        <w:r>
+          <w:rPr>
+            <w:lang w:val="en_US" w:bidi="en_US"/>
+          </w:rPr>
+          <w:rPr>
+            <w:color w:val="0000EE"/>
+            <w:u w:val="single"/>
+          </w:rPr>
+          <w:t>fellowship</w:t>
+        </w:r>
+      </w:hyperlink>
       <w:r>
         <w:rPr>
           <w:lang w:val="en_US" w:bidi="en_US"/>
@@ -8884,12 +9112,18 @@
         </w:rPr>
         <w:t xml:space="preserve">. Use the same word as you have used in other books you have translated. </w:t>
       </w:r>
-      <w:r>
-        <w:rPr>
-          <w:lang w:val="en_US" w:bidi="en_US"/>
-        </w:rPr>
-        <w:t>Shepherd</w:t>
-      </w:r>
+      <w:hyperlink r:id="rId56">
+        <w:r>
+          <w:rPr>
+            <w:lang w:val="en_US" w:bidi="en_US"/>
+          </w:rPr>
+          <w:rPr>
+            <w:color w:val="0000EE"/>
+            <w:u w:val="single"/>
+          </w:rPr>
+          <w:t>Shepherd</w:t>
+        </w:r>
+      </w:hyperlink>
       <w:r>
         <w:rPr>
           <w:lang w:val="en_US" w:bidi="en_US"/>
@@ -8950,12 +9184,18 @@
         </w:rPr>
         <w:t xml:space="preserve">Stop here and discuss how you will describe this in your language. If needed, watch the photo or video of a </w:t>
       </w:r>
-      <w:r>
-        <w:rPr>
-          <w:lang w:val="en_US" w:bidi="en_US"/>
-        </w:rPr>
-        <w:t>wave</w:t>
-      </w:r>
+      <w:hyperlink r:id="rId54">
+        <w:r>
+          <w:rPr>
+            <w:lang w:val="en_US" w:bidi="en_US"/>
+          </w:rPr>
+          <w:rPr>
+            <w:color w:val="0000EE"/>
+            <w:u w:val="single"/>
+          </w:rPr>
+          <w:t>wave</w:t>
+        </w:r>
+      </w:hyperlink>
       <w:r>
         <w:rPr>
           <w:lang w:val="en_US" w:bidi="en_US"/>
@@ -9016,12 +9256,18 @@
         </w:rPr>
         <w:t xml:space="preserve">. The word </w:t>
       </w:r>
-      <w:r>
-        <w:rPr>
-          <w:lang w:val="en_US" w:bidi="en_US"/>
-        </w:rPr>
-        <w:t>prophesy</w:t>
-      </w:r>
+      <w:hyperlink r:id="rId57">
+        <w:r>
+          <w:rPr>
+            <w:lang w:val="en_US" w:bidi="en_US"/>
+          </w:rPr>
+          <w:rPr>
+            <w:color w:val="0000EE"/>
+            <w:u w:val="single"/>
+          </w:rPr>
+          <w:t>prophesy</w:t>
+        </w:r>
+      </w:hyperlink>
       <w:r>
         <w:rPr>
           <w:lang w:val="en_US" w:bidi="en_US"/>
@@ -9055,12 +9301,18 @@
         </w:rPr>
         <w:t xml:space="preserve"> is coming." The Lord refers to God or to Jesus. A Lord means someone who has the highest authority over other people. Use the same word for Lord as you have used in previous passages. The word </w:t>
       </w:r>
-      <w:r>
-        <w:rPr>
-          <w:lang w:val="en_US" w:bidi="en_US"/>
-        </w:rPr>
-        <w:t>Lord</w:t>
-      </w:r>
+      <w:hyperlink r:id="rId30">
+        <w:r>
+          <w:rPr>
+            <w:lang w:val="en_US" w:bidi="en_US"/>
+          </w:rPr>
+          <w:rPr>
+            <w:color w:val="0000EE"/>
+            <w:u w:val="single"/>
+          </w:rPr>
+          <w:t>Lord</w:t>
+        </w:r>
+      </w:hyperlink>
       <w:r>
         <w:rPr>
           <w:lang w:val="en_US" w:bidi="en_US"/>
@@ -9107,24 +9359,36 @@
         </w:rPr>
         <w:t xml:space="preserve">." Thousands upon thousands means a great many. Holy ones probably means </w:t>
       </w:r>
-      <w:r>
-        <w:rPr>
-          <w:lang w:val="en_US" w:bidi="en_US"/>
-        </w:rPr>
-        <w:t>angels</w:t>
-      </w:r>
+      <w:hyperlink r:id="rId32">
+        <w:r>
+          <w:rPr>
+            <w:lang w:val="en_US" w:bidi="en_US"/>
+          </w:rPr>
+          <w:rPr>
+            <w:color w:val="0000EE"/>
+            <w:u w:val="single"/>
+          </w:rPr>
+          <w:t>angels</w:t>
+        </w:r>
+      </w:hyperlink>
       <w:r>
         <w:rPr>
           <w:lang w:val="en_US" w:bidi="en_US"/>
         </w:rPr>
         <w:t xml:space="preserve">. Angels are holy because they belong to God. The word </w:t>
       </w:r>
-      <w:r>
-        <w:rPr>
-          <w:lang w:val="en_US" w:bidi="en_US"/>
-        </w:rPr>
-        <w:t>holy</w:t>
-      </w:r>
+      <w:hyperlink r:id="rId58">
+        <w:r>
+          <w:rPr>
+            <w:lang w:val="en_US" w:bidi="en_US"/>
+          </w:rPr>
+          <w:rPr>
+            <w:color w:val="0000EE"/>
+            <w:u w:val="single"/>
+          </w:rPr>
+          <w:t>holy</w:t>
+        </w:r>
+      </w:hyperlink>
       <w:r>
         <w:rPr>
           <w:lang w:val="en_US" w:bidi="en_US"/>
@@ -9199,12 +9463,18 @@
         </w:rPr>
         <w:t xml:space="preserve">Stop here and discuss what words you will use for these terms. The word </w:t>
       </w:r>
-      <w:r>
-        <w:rPr>
-          <w:lang w:val="en_US" w:bidi="en_US"/>
-        </w:rPr>
-        <w:t>convict</w:t>
-      </w:r>
+      <w:hyperlink r:id="rId59">
+        <w:r>
+          <w:rPr>
+            <w:lang w:val="en_US" w:bidi="en_US"/>
+          </w:rPr>
+          <w:rPr>
+            <w:color w:val="0000EE"/>
+            <w:u w:val="single"/>
+          </w:rPr>
+          <w:t>convict</w:t>
+        </w:r>
+      </w:hyperlink>
       <w:r>
         <w:rPr>
           <w:lang w:val="en_US" w:bidi="en_US"/>
@@ -9238,12 +9508,18 @@
         </w:rPr>
         <w:t xml:space="preserve"> deeds or works. When people willfully disobey God, and when people do things that make God sad and they do not repent or feel ashamed about this, then those people do ungodly acts. Translate ungodly in the same way you have in previous passages. </w:t>
       </w:r>
-      <w:r>
-        <w:rPr>
-          <w:lang w:val="en_US" w:bidi="en_US"/>
-        </w:rPr>
-        <w:t>Ungodly</w:t>
-      </w:r>
+      <w:hyperlink r:id="rId26">
+        <w:r>
+          <w:rPr>
+            <w:lang w:val="en_US" w:bidi="en_US"/>
+          </w:rPr>
+          <w:rPr>
+            <w:color w:val="0000EE"/>
+            <w:u w:val="single"/>
+          </w:rPr>
+          <w:t>Ungodly</w:t>
+        </w:r>
+      </w:hyperlink>
       <w:r>
         <w:rPr>
           <w:lang w:val="en_US" w:bidi="en_US"/>
@@ -9352,12 +9628,18 @@
         </w:rPr>
         <w:t xml:space="preserve">. Use the same word for sin as you have used in other passages. The word </w:t>
       </w:r>
-      <w:r>
-        <w:rPr>
-          <w:lang w:val="en_US" w:bidi="en_US"/>
-        </w:rPr>
-        <w:t>sin</w:t>
-      </w:r>
+      <w:hyperlink r:id="rId60">
+        <w:r>
+          <w:rPr>
+            <w:lang w:val="en_US" w:bidi="en_US"/>
+          </w:rPr>
+          <w:rPr>
+            <w:color w:val="0000EE"/>
+            <w:u w:val="single"/>
+          </w:rPr>
+          <w:t>sin</w:t>
+        </w:r>
+      </w:hyperlink>
       <w:r>
         <w:rPr>
           <w:lang w:val="en_US" w:bidi="en_US"/>
@@ -9550,7 +9832,7 @@
           <w:lang w:val="en_US" w:bidi="en_US"/>
         </w:rPr>
       </w:r>
-      <w:hyperlink r:id="rId31">
+      <w:hyperlink r:id="rId61">
         <w:r>
           <w:rPr>
             <w:lang w:val="en_US" w:bidi="en_US"/>
@@ -9585,7 +9867,7 @@
           <w:lang w:val="en_US" w:bidi="en_US"/>
         </w:rPr>
       </w:r>
-      <w:hyperlink r:id="rId32">
+      <w:hyperlink r:id="rId62">
         <w:r>
           <w:rPr>
             <w:lang w:val="en_US" w:bidi="en_US"/>
@@ -9620,7 +9902,7 @@
           <w:lang w:val="en_US" w:bidi="en_US"/>
         </w:rPr>
       </w:r>
-      <w:hyperlink r:id="rId33">
+      <w:hyperlink r:id="rId63">
         <w:r>
           <w:rPr>
             <w:lang w:val="en_US" w:bidi="en_US"/>
@@ -9655,7 +9937,7 @@
           <w:lang w:val="en_US" w:bidi="en_US"/>
         </w:rPr>
       </w:r>
-      <w:hyperlink r:id="rId34">
+      <w:hyperlink r:id="rId64">
         <w:r>
           <w:rPr>
             <w:lang w:val="en_US" w:bidi="en_US"/>
@@ -9690,7 +9972,7 @@
           <w:lang w:val="en_US" w:bidi="en_US"/>
         </w:rPr>
       </w:r>
-      <w:hyperlink r:id="rId35">
+      <w:hyperlink r:id="rId65">
         <w:r>
           <w:rPr>
             <w:lang w:val="en_US" w:bidi="en_US"/>
@@ -9725,7 +10007,7 @@
           <w:lang w:val="en_US" w:bidi="en_US"/>
         </w:rPr>
       </w:r>
-      <w:hyperlink r:id="rId36">
+      <w:hyperlink r:id="rId66">
         <w:r>
           <w:rPr>
             <w:lang w:val="en_US" w:bidi="en_US"/>
@@ -11059,6 +11341,12 @@
         </w:rPr>
         <w:t>"We can see that this is very important to Jude. Jude really wants us to pay attention!"</w:t>
       </w:r>
+      <w:r>
+        <w:rPr>
+          <w:lang w:val="en_US" w:bidi="en_US"/>
+        </w:rPr>
+        <w:t>Continue the drama.</w:t>
+      </w:r>
     </w:p>
     <w:p>
       <w:pPr/>
@@ -11129,6 +11417,12 @@
         </w:rPr>
         <w:t>"We should do the things that God loves. That means that we should not behave so badly as these people do."</w:t>
       </w:r>
+      <w:r>
+        <w:rPr>
+          <w:lang w:val="en_US" w:bidi="en_US"/>
+        </w:rPr>
+        <w:t>Continue with the drama.</w:t>
+      </w:r>
     </w:p>
     <w:p>
       <w:pPr/>
@@ -11342,12 +11636,18 @@
         </w:rPr>
         <w:t xml:space="preserve">. Use the same word as you have used in other books you already translated. The word </w:t>
       </w:r>
-      <w:r>
-        <w:rPr>
-          <w:lang w:val="en_US" w:bidi="en_US"/>
-        </w:rPr>
-        <w:t>apostle</w:t>
-      </w:r>
+      <w:hyperlink r:id="rId67">
+        <w:r>
+          <w:rPr>
+            <w:lang w:val="en_US" w:bidi="en_US"/>
+          </w:rPr>
+          <w:rPr>
+            <w:color w:val="0000EE"/>
+            <w:u w:val="single"/>
+          </w:rPr>
+          <w:t>apostle</w:t>
+        </w:r>
+      </w:hyperlink>
       <w:r>
         <w:rPr>
           <w:lang w:val="en_US" w:bidi="en_US"/>
@@ -11381,12 +11681,18 @@
         </w:rPr>
         <w:t xml:space="preserve"> Jesus Christ. Lord means someone who has the highest authority over other people. Use the same word for Lord as you have used in previous passages. The word </w:t>
       </w:r>
-      <w:r>
-        <w:rPr>
-          <w:lang w:val="en_US" w:bidi="en_US"/>
-        </w:rPr>
-        <w:t>Lord</w:t>
-      </w:r>
+      <w:hyperlink r:id="rId30">
+        <w:r>
+          <w:rPr>
+            <w:lang w:val="en_US" w:bidi="en_US"/>
+          </w:rPr>
+          <w:rPr>
+            <w:color w:val="0000EE"/>
+            <w:u w:val="single"/>
+          </w:rPr>
+          <w:t>Lord</w:t>
+        </w:r>
+      </w:hyperlink>
       <w:r>
         <w:rPr>
           <w:lang w:val="en_US" w:bidi="en_US"/>
@@ -11414,12 +11720,18 @@
         </w:rPr>
         <w:t xml:space="preserve"> is the same as Messiah, the special king and Savior that God had promised to send. Use the same word as you have used in other passages. The word </w:t>
       </w:r>
-      <w:r>
-        <w:rPr>
-          <w:lang w:val="en_US" w:bidi="en_US"/>
-        </w:rPr>
-        <w:t>Christ</w:t>
-      </w:r>
+      <w:hyperlink r:id="rId14">
+        <w:r>
+          <w:rPr>
+            <w:lang w:val="en_US" w:bidi="en_US"/>
+          </w:rPr>
+          <w:rPr>
+            <w:color w:val="0000EE"/>
+            <w:u w:val="single"/>
+          </w:rPr>
+          <w:t>Christ</w:t>
+        </w:r>
+      </w:hyperlink>
       <w:r>
         <w:rPr>
           <w:lang w:val="en_US" w:bidi="en_US"/>
@@ -11453,12 +11765,18 @@
         </w:rPr>
         <w:t xml:space="preserve"> thing they want to do. Something that is ungodly is not according to what God wants. Use the same word as you have used in the previous passages. The word </w:t>
       </w:r>
-      <w:r>
-        <w:rPr>
-          <w:lang w:val="en_US" w:bidi="en_US"/>
-        </w:rPr>
-        <w:t>ungodly</w:t>
-      </w:r>
+      <w:hyperlink r:id="rId26">
+        <w:r>
+          <w:rPr>
+            <w:lang w:val="en_US" w:bidi="en_US"/>
+          </w:rPr>
+          <w:rPr>
+            <w:color w:val="0000EE"/>
+            <w:u w:val="single"/>
+          </w:rPr>
+          <w:t>ungodly</w:t>
+        </w:r>
+      </w:hyperlink>
       <w:r>
         <w:rPr>
           <w:lang w:val="en_US" w:bidi="en_US"/>
@@ -11559,12 +11877,18 @@
         </w:rPr>
         <w:t xml:space="preserve">. Do you need to say Holy Spirit both times, or can you first say Spirit and the second time say Holy Spirit? How can you translate this so that people realise these words are the same thing? The word </w:t>
       </w:r>
-      <w:r>
-        <w:rPr>
-          <w:lang w:val="en_US" w:bidi="en_US"/>
-        </w:rPr>
-        <w:t>Holy Spirit</w:t>
-      </w:r>
+      <w:hyperlink r:id="rId68">
+        <w:r>
+          <w:rPr>
+            <w:lang w:val="en_US" w:bidi="en_US"/>
+          </w:rPr>
+          <w:rPr>
+            <w:color w:val="0000EE"/>
+            <w:u w:val="single"/>
+          </w:rPr>
+          <w:t>Holy Spirit</w:t>
+        </w:r>
+      </w:hyperlink>
       <w:r>
         <w:rPr>
           <w:lang w:val="en_US" w:bidi="en_US"/>
@@ -11612,12 +11936,18 @@
         </w:rPr>
         <w:t xml:space="preserve">Use the same word for faith as you have used in the previous passages. The word </w:t>
       </w:r>
-      <w:r>
-        <w:rPr>
-          <w:lang w:val="en_US" w:bidi="en_US"/>
-        </w:rPr>
-        <w:t>faith</w:t>
-      </w:r>
+      <w:hyperlink r:id="rId24">
+        <w:r>
+          <w:rPr>
+            <w:lang w:val="en_US" w:bidi="en_US"/>
+          </w:rPr>
+          <w:rPr>
+            <w:color w:val="0000EE"/>
+            <w:u w:val="single"/>
+          </w:rPr>
+          <w:t>faith</w:t>
+        </w:r>
+      </w:hyperlink>
       <w:r>
         <w:rPr>
           <w:lang w:val="en_US" w:bidi="en_US"/>
@@ -11651,12 +11981,18 @@
         </w:rPr>
         <w:t xml:space="preserve">, because God is the one who gives this faith. Use the same word for holy as you have used in previous passages. The word </w:t>
       </w:r>
-      <w:r>
-        <w:rPr>
-          <w:lang w:val="en_US" w:bidi="en_US"/>
-        </w:rPr>
-        <w:t>holy</w:t>
-      </w:r>
+      <w:hyperlink r:id="rId58">
+        <w:r>
+          <w:rPr>
+            <w:lang w:val="en_US" w:bidi="en_US"/>
+          </w:rPr>
+          <w:rPr>
+            <w:color w:val="0000EE"/>
+            <w:u w:val="single"/>
+          </w:rPr>
+          <w:t>holy</w:t>
+        </w:r>
+      </w:hyperlink>
       <w:r>
         <w:rPr>
           <w:lang w:val="en_US" w:bidi="en_US"/>
@@ -11717,12 +12053,18 @@
         </w:rPr>
         <w:t xml:space="preserve">. Use the same word or phrase for praying as you have used in other passages. The word </w:t>
       </w:r>
-      <w:r>
-        <w:rPr>
-          <w:lang w:val="en_US" w:bidi="en_US"/>
-        </w:rPr>
-        <w:t>pray</w:t>
-      </w:r>
+      <w:hyperlink r:id="rId69">
+        <w:r>
+          <w:rPr>
+            <w:lang w:val="en_US" w:bidi="en_US"/>
+          </w:rPr>
+          <w:rPr>
+            <w:color w:val="0000EE"/>
+            <w:u w:val="single"/>
+          </w:rPr>
+          <w:t>pray</w:t>
+        </w:r>
+      </w:hyperlink>
       <w:r>
         <w:rPr>
           <w:lang w:val="en_US" w:bidi="en_US"/>
@@ -11756,12 +12098,18 @@
         </w:rPr>
         <w:t xml:space="preserve">. The word mercy means goodness, kindness, or compassion. Jesus will give mercy to the believers when Jesus will forgive the believers' sins and let the believers live forever with Jesus. The believers should show mercy to other people when they are not sure what to believe. This means that believers should be kind to these people. Use the same word for mercy as you have used in previous passages. The word </w:t>
       </w:r>
-      <w:r>
-        <w:rPr>
-          <w:lang w:val="en_US" w:bidi="en_US"/>
-        </w:rPr>
-        <w:t>mercy</w:t>
-      </w:r>
+      <w:hyperlink r:id="rId15">
+        <w:r>
+          <w:rPr>
+            <w:lang w:val="en_US" w:bidi="en_US"/>
+          </w:rPr>
+          <w:rPr>
+            <w:color w:val="0000EE"/>
+            <w:u w:val="single"/>
+          </w:rPr>
+          <w:t>mercy</w:t>
+        </w:r>
+      </w:hyperlink>
       <w:r>
         <w:rPr>
           <w:lang w:val="en_US" w:bidi="en_US"/>
@@ -11954,7 +12302,7 @@
           <w:lang w:val="en_US" w:bidi="en_US"/>
         </w:rPr>
       </w:r>
-      <w:hyperlink r:id="rId37">
+      <w:hyperlink r:id="rId70">
         <w:r>
           <w:rPr>
             <w:lang w:val="en_US" w:bidi="en_US"/>
@@ -11989,7 +12337,7 @@
           <w:lang w:val="en_US" w:bidi="en_US"/>
         </w:rPr>
       </w:r>
-      <w:hyperlink r:id="rId38">
+      <w:hyperlink r:id="rId71">
         <w:r>
           <w:rPr>
             <w:lang w:val="en_US" w:bidi="en_US"/>
@@ -12024,7 +12372,7 @@
           <w:lang w:val="en_US" w:bidi="en_US"/>
         </w:rPr>
       </w:r>
-      <w:hyperlink r:id="rId39">
+      <w:hyperlink r:id="rId72">
         <w:r>
           <w:rPr>
             <w:lang w:val="en_US" w:bidi="en_US"/>
@@ -12059,7 +12407,7 @@
           <w:lang w:val="en_US" w:bidi="en_US"/>
         </w:rPr>
       </w:r>
-      <w:hyperlink r:id="rId40">
+      <w:hyperlink r:id="rId73">
         <w:r>
           <w:rPr>
             <w:lang w:val="en_US" w:bidi="en_US"/>
@@ -12094,7 +12442,7 @@
           <w:lang w:val="en_US" w:bidi="en_US"/>
         </w:rPr>
       </w:r>
-      <w:hyperlink r:id="rId41">
+      <w:hyperlink r:id="rId74">
         <w:r>
           <w:rPr>
             <w:lang w:val="en_US" w:bidi="en_US"/>
@@ -12129,7 +12477,7 @@
           <w:lang w:val="en_US" w:bidi="en_US"/>
         </w:rPr>
       </w:r>
-      <w:hyperlink r:id="rId42">
+      <w:hyperlink r:id="rId75">
         <w:r>
           <w:rPr>
             <w:lang w:val="en_US" w:bidi="en_US"/>
@@ -13122,6 +13470,12 @@
         </w:rPr>
         <w:t>"This is very exciting news! How happy we will all be when we stand together before God!"</w:t>
       </w:r>
+      <w:r>
+        <w:rPr>
+          <w:lang w:val="en_US" w:bidi="en_US"/>
+        </w:rPr>
+        <w:t>Continue the drama.</w:t>
+      </w:r>
     </w:p>
     <w:p>
       <w:pPr/>
@@ -13242,6 +13596,12 @@
         </w:rPr>
         <w:t>"I do not want to listen to the false teachers anymore. I know that God will help me."</w:t>
       </w:r>
+      <w:r>
+        <w:rPr>
+          <w:lang w:val="en_US" w:bidi="en_US"/>
+        </w:rPr>
+        <w:t>Continue the drama.</w:t>
+      </w:r>
     </w:p>
     <w:p>
       <w:pPr/>
@@ -13359,8 +13719,197 @@
         </w:rPr>
         <w:t xml:space="preserve">, or in God's glorious presence. Use the same word for glory as you have used in previous passages. The word </w:t>
       </w:r>
-      <w:r>
-        <w:rPr>
+      <w:hyperlink r:id="rId42">
+        <w:r>
+          <w:rPr>
+            <w:lang w:val="en_US" w:bidi="en_US"/>
+          </w:rPr>
+          <w:rPr>
+            <w:color w:val="0000EE"/>
+            <w:u w:val="single"/>
+          </w:rPr>
+          <w:t>glory</w:t>
+        </w:r>
+      </w:hyperlink>
+      <w:r>
+        <w:rPr>
+          <w:lang w:val="en_US" w:bidi="en_US"/>
+        </w:rPr>
+        <w:t xml:space="preserve"> is in the Master Glossary. Pause this audio here.</w:t>
+      </w:r>
+    </w:p>
+    <w:p>
+      <w:pPr/>
+      <w:r>
+        <w:rPr>
+          <w:lang w:val="en_US" w:bidi="en_US"/>
+        </w:rPr>
+      </w:r>
+      <w:r>
+        <w:rPr>
+          <w:lang w:val="en_US" w:bidi="en_US"/>
+        </w:rPr>
+        <w:t xml:space="preserve">God is our </w:t>
+      </w:r>
+      <w:r>
+        <w:rPr>
+          <w:b/>
+          <w:lang w:val="en_US" w:bidi="en_US"/>
+        </w:rPr>
+        <w:t>Savior</w:t>
+      </w:r>
+      <w:r>
+        <w:rPr>
+          <w:lang w:val="en_US" w:bidi="en_US"/>
+        </w:rPr>
+        <w:t xml:space="preserve"> through Jesus Christ. This means that God saves us because of what Jesus Christ has done for us. When you save someone, you rescue that person from a desperate situation. All of us are in a desperate situation, and we need God to save us. God saves us so that we can live forever in a good relationship with God.</w:t>
+      </w:r>
+    </w:p>
+    <w:p>
+      <w:pPr/>
+      <w:r>
+        <w:rPr>
+          <w:lang w:val="en_US" w:bidi="en_US"/>
+        </w:rPr>
+      </w:r>
+      <w:r>
+        <w:rPr>
+          <w:lang w:val="en_US" w:bidi="en_US"/>
+        </w:rPr>
+        <w:t xml:space="preserve">Stop here and discuss what word you will use for </w:t>
+      </w:r>
+      <w:r>
+        <w:rPr>
+          <w:b/>
+          <w:lang w:val="en_US" w:bidi="en_US"/>
+        </w:rPr>
+        <w:t>Savior</w:t>
+      </w:r>
+      <w:r>
+        <w:rPr>
+          <w:lang w:val="en_US" w:bidi="en_US"/>
+        </w:rPr>
+        <w:t xml:space="preserve">, or for "God who saves," in this passage. Use the same word as you have used in other passages. The word </w:t>
+      </w:r>
+      <w:hyperlink r:id="rId76">
+        <w:r>
+          <w:rPr>
+            <w:lang w:val="en_US" w:bidi="en_US"/>
+          </w:rPr>
+          <w:rPr>
+            <w:color w:val="0000EE"/>
+            <w:u w:val="single"/>
+          </w:rPr>
+          <w:t>Savior</w:t>
+        </w:r>
+      </w:hyperlink>
+      <w:r>
+        <w:rPr>
+          <w:lang w:val="en_US" w:bidi="en_US"/>
+        </w:rPr>
+        <w:t xml:space="preserve"> is in the Master Glossary. Pause this audio here.</w:t>
+      </w:r>
+    </w:p>
+    <w:p>
+      <w:pPr/>
+      <w:r>
+        <w:rPr>
+          <w:lang w:val="en_US" w:bidi="en_US"/>
+        </w:rPr>
+      </w:r>
+      <w:r>
+        <w:rPr>
+          <w:b/>
+          <w:lang w:val="en_US" w:bidi="en_US"/>
+        </w:rPr>
+        <w:t>Christ</w:t>
+      </w:r>
+      <w:r>
+        <w:rPr>
+          <w:lang w:val="en_US" w:bidi="en_US"/>
+        </w:rPr>
+        <w:t xml:space="preserve"> means the special King and Savior that God had promised to send. It is the same word as Messiah. Use the same word as you have used in other passages. The word </w:t>
+      </w:r>
+      <w:hyperlink r:id="rId14">
+        <w:r>
+          <w:rPr>
+            <w:lang w:val="en_US" w:bidi="en_US"/>
+          </w:rPr>
+          <w:rPr>
+            <w:color w:val="0000EE"/>
+            <w:u w:val="single"/>
+          </w:rPr>
+          <w:t>Christ</w:t>
+        </w:r>
+      </w:hyperlink>
+      <w:r>
+        <w:rPr>
+          <w:lang w:val="en_US" w:bidi="en_US"/>
+        </w:rPr>
+        <w:t xml:space="preserve"> is in the Master Glossary.</w:t>
+      </w:r>
+    </w:p>
+    <w:p>
+      <w:pPr/>
+      <w:r>
+        <w:rPr>
+          <w:lang w:val="en_US" w:bidi="en_US"/>
+        </w:rPr>
+      </w:r>
+      <w:r>
+        <w:rPr>
+          <w:lang w:val="en_US" w:bidi="en_US"/>
+        </w:rPr>
+        <w:t xml:space="preserve">Jesus Christ is our </w:t>
+      </w:r>
+      <w:r>
+        <w:rPr>
+          <w:b/>
+          <w:lang w:val="en_US" w:bidi="en_US"/>
+        </w:rPr>
+        <w:t>Lord</w:t>
+      </w:r>
+      <w:r>
+        <w:rPr>
+          <w:lang w:val="en_US" w:bidi="en_US"/>
+        </w:rPr>
+        <w:t xml:space="preserve">. A Lord means someone who has the highest authority over other people. Use the same word for Lord as you have used in previous passages. The word </w:t>
+      </w:r>
+      <w:hyperlink r:id="rId30">
+        <w:r>
+          <w:rPr>
+            <w:lang w:val="en_US" w:bidi="en_US"/>
+          </w:rPr>
+          <w:rPr>
+            <w:color w:val="0000EE"/>
+            <w:u w:val="single"/>
+          </w:rPr>
+          <w:t>Lord</w:t>
+        </w:r>
+      </w:hyperlink>
+      <w:r>
+        <w:rPr>
+          <w:lang w:val="en_US" w:bidi="en_US"/>
+        </w:rPr>
+        <w:t xml:space="preserve"> is in the Master Glossary.</w:t>
+      </w:r>
+    </w:p>
+    <w:p>
+      <w:pPr/>
+      <w:r>
+        <w:rPr>
+          <w:lang w:val="en_US" w:bidi="en_US"/>
+        </w:rPr>
+      </w:r>
+      <w:r>
+        <w:rPr>
+          <w:lang w:val="en_US" w:bidi="en_US"/>
+        </w:rPr>
+        <w:t xml:space="preserve">When Jude says that "all </w:t>
+      </w:r>
+      <w:r>
+        <w:rPr>
+          <w:b/>
           <w:lang w:val="en_US" w:bidi="en_US"/>
         </w:rPr>
         <w:t>glory</w:t>
@@ -13369,365 +13918,218 @@
         <w:rPr>
           <w:lang w:val="en_US" w:bidi="en_US"/>
         </w:rPr>
-        <w:t xml:space="preserve"> is in the Master Glossary. Pause this audio here.</w:t>
-      </w:r>
-    </w:p>
-    <w:p>
-      <w:pPr/>
-      <w:r>
-        <w:rPr>
-          <w:lang w:val="en_US" w:bidi="en_US"/>
-        </w:rPr>
-      </w:r>
-      <w:r>
-        <w:rPr>
-          <w:lang w:val="en_US" w:bidi="en_US"/>
-        </w:rPr>
-        <w:t xml:space="preserve">God is our </w:t>
+        <w:t xml:space="preserve"> be to God," Jude means that everybody should only praise and honor God. Glory is the fame and admiration that you gain by doing something impressive. When people give glory to God, those people praise God, admire God, and say good things about God. The word </w:t>
+      </w:r>
+      <w:hyperlink r:id="rId42">
+        <w:r>
+          <w:rPr>
+            <w:lang w:val="en_US" w:bidi="en_US"/>
+          </w:rPr>
+          <w:rPr>
+            <w:color w:val="0000EE"/>
+            <w:u w:val="single"/>
+          </w:rPr>
+          <w:t>glory</w:t>
+        </w:r>
+      </w:hyperlink>
+      <w:r>
+        <w:rPr>
+          <w:lang w:val="en_US" w:bidi="en_US"/>
+        </w:rPr>
+        <w:t xml:space="preserve"> is in the Master Glossary. It is the same word that Jude used when Jude talked about people standing before God's glory, but here Jude uses this word in a little different way.</w:t>
+      </w:r>
+    </w:p>
+    <w:p>
+      <w:pPr/>
+      <w:r>
+        <w:rPr>
+          <w:lang w:val="en_US" w:bidi="en_US"/>
+        </w:rPr>
+      </w:r>
+      <w:r>
+        <w:rPr>
+          <w:lang w:val="en_US" w:bidi="en_US"/>
+        </w:rPr>
+        <w:t xml:space="preserve">When Jude says that "all </w:t>
       </w:r>
       <w:r>
         <w:rPr>
           <w:b/>
           <w:lang w:val="en_US" w:bidi="en_US"/>
         </w:rPr>
-        <w:t>Savior</w:t>
-      </w:r>
-      <w:r>
-        <w:rPr>
-          <w:lang w:val="en_US" w:bidi="en_US"/>
-        </w:rPr>
-        <w:t xml:space="preserve"> through Jesus Christ. This means that God saves us because of what Jesus Christ has done for us. When you save someone, you rescue that person from a desperate situation. All of us are in a desperate situation, and we need God to save us. God saves us so that we can live forever in a good relationship with God.</w:t>
-      </w:r>
-    </w:p>
-    <w:p>
-      <w:pPr/>
-      <w:r>
-        <w:rPr>
-          <w:lang w:val="en_US" w:bidi="en_US"/>
-        </w:rPr>
-      </w:r>
-      <w:r>
-        <w:rPr>
-          <w:lang w:val="en_US" w:bidi="en_US"/>
-        </w:rPr>
-        <w:t xml:space="preserve">Stop here and discuss what word you will use for </w:t>
+        <w:t>majesty</w:t>
+      </w:r>
+      <w:r>
+        <w:rPr>
+          <w:lang w:val="en_US" w:bidi="en_US"/>
+        </w:rPr>
+        <w:t xml:space="preserve"> be to God," Jude means that only God is the King, and that everybody should honor only God as King.</w:t>
+      </w:r>
+    </w:p>
+    <w:p>
+      <w:pPr/>
+      <w:r>
+        <w:rPr>
+          <w:lang w:val="en_US" w:bidi="en_US"/>
+        </w:rPr>
+      </w:r>
+      <w:r>
+        <w:rPr>
+          <w:lang w:val="en_US" w:bidi="en_US"/>
+        </w:rPr>
+        <w:t xml:space="preserve">When Jude says that "all </w:t>
       </w:r>
       <w:r>
         <w:rPr>
           <w:b/>
           <w:lang w:val="en_US" w:bidi="en_US"/>
         </w:rPr>
-        <w:t>Savior</w:t>
-      </w:r>
-      <w:r>
-        <w:rPr>
-          <w:lang w:val="en_US" w:bidi="en_US"/>
-        </w:rPr>
-        <w:t xml:space="preserve">, or for "God who saves," in this passage. Use the same word as you have used in other passages. The word </w:t>
-      </w:r>
-      <w:r>
-        <w:rPr>
-          <w:lang w:val="en_US" w:bidi="en_US"/>
-        </w:rPr>
-        <w:t>Savior</w:t>
-      </w:r>
-      <w:r>
-        <w:rPr>
-          <w:lang w:val="en_US" w:bidi="en_US"/>
-        </w:rPr>
-        <w:t xml:space="preserve"> is in the Master Glossary. Pause this audio here.</w:t>
-      </w:r>
-    </w:p>
-    <w:p>
-      <w:pPr/>
-      <w:r>
-        <w:rPr>
-          <w:lang w:val="en_US" w:bidi="en_US"/>
-        </w:rPr>
+        <w:t>power</w:t>
+      </w:r>
+      <w:r>
+        <w:rPr>
+          <w:lang w:val="en_US" w:bidi="en_US"/>
+        </w:rPr>
+        <w:t xml:space="preserve"> be to God," Jude means that God has all the power to do everything God wants. Someone who has power has authority. God can make everybody do what God wants. Jude wants all the people to acknowledge that God is the only one who has all the power in the world.</w:t>
+      </w:r>
+    </w:p>
+    <w:p>
+      <w:pPr/>
+      <w:r>
+        <w:rPr>
+          <w:lang w:val="en_US" w:bidi="en_US"/>
+        </w:rPr>
+      </w:r>
+      <w:r>
+        <w:rPr>
+          <w:lang w:val="en_US" w:bidi="en_US"/>
+        </w:rPr>
+        <w:t xml:space="preserve">When Jude says that "all </w:t>
       </w:r>
       <w:r>
         <w:rPr>
           <w:b/>
           <w:lang w:val="en_US" w:bidi="en_US"/>
         </w:rPr>
-        <w:t>Christ</w:t>
-      </w:r>
-      <w:r>
-        <w:rPr>
-          <w:lang w:val="en_US" w:bidi="en_US"/>
-        </w:rPr>
-        <w:t xml:space="preserve"> means the special King and Savior that God had promised to send. It is the same word as Messiah. Use the same word as you have used in other passages. The word </w:t>
-      </w:r>
-      <w:r>
-        <w:rPr>
-          <w:lang w:val="en_US" w:bidi="en_US"/>
-        </w:rPr>
-        <w:t>Christ</w:t>
-      </w:r>
-      <w:r>
-        <w:rPr>
-          <w:lang w:val="en_US" w:bidi="en_US"/>
-        </w:rPr>
-        <w:t xml:space="preserve"> is in the Master Glossary.</w:t>
-      </w:r>
-    </w:p>
-    <w:p>
-      <w:pPr/>
-      <w:r>
-        <w:rPr>
-          <w:lang w:val="en_US" w:bidi="en_US"/>
-        </w:rPr>
-      </w:r>
-      <w:r>
-        <w:rPr>
-          <w:lang w:val="en_US" w:bidi="en_US"/>
-        </w:rPr>
-        <w:t xml:space="preserve">Jesus Christ is our </w:t>
+        <w:t>authority</w:t>
+      </w:r>
+      <w:r>
+        <w:rPr>
+          <w:lang w:val="en_US" w:bidi="en_US"/>
+        </w:rPr>
+        <w:t xml:space="preserve"> be to God," Jude means that God has the right to rule, and to tell people what to do. The meaning of the word is somewhat similar to the word for power. Jude wants all the people to recognize that God is the one who is the only one who has all authority over all the people. The word </w:t>
+      </w:r>
+      <w:hyperlink r:id="rId33">
+        <w:r>
+          <w:rPr>
+            <w:lang w:val="en_US" w:bidi="en_US"/>
+          </w:rPr>
+          <w:rPr>
+            <w:color w:val="0000EE"/>
+            <w:u w:val="single"/>
+          </w:rPr>
+          <w:t>authority</w:t>
+        </w:r>
+      </w:hyperlink>
+      <w:r>
+        <w:rPr>
+          <w:lang w:val="en_US" w:bidi="en_US"/>
+        </w:rPr>
+        <w:t xml:space="preserve"> is in the Master Glossary. Use the same word as you have used in other passages.</w:t>
+      </w:r>
+    </w:p>
+    <w:p>
+      <w:pPr/>
+      <w:r>
+        <w:rPr>
+          <w:lang w:val="en_US" w:bidi="en_US"/>
+        </w:rPr>
+      </w:r>
+      <w:r>
+        <w:rPr>
+          <w:lang w:val="en_US" w:bidi="en_US"/>
+        </w:rPr>
+        <w:t xml:space="preserve">Jude says that God's glory, majesty, power, and authority is forever. God always had this, and God will always have it. God will have these things for all </w:t>
       </w:r>
       <w:r>
         <w:rPr>
           <w:b/>
           <w:lang w:val="en_US" w:bidi="en_US"/>
         </w:rPr>
-        <w:t>Lord</w:t>
-      </w:r>
-      <w:r>
-        <w:rPr>
-          <w:lang w:val="en_US" w:bidi="en_US"/>
-        </w:rPr>
-        <w:t xml:space="preserve">. A Lord means someone who has the highest authority over other people. Use the same word for Lord as you have used in previous passages. The word </w:t>
-      </w:r>
-      <w:r>
-        <w:rPr>
-          <w:lang w:val="en_US" w:bidi="en_US"/>
-        </w:rPr>
-        <w:t>Lord</w:t>
-      </w:r>
-      <w:r>
-        <w:rPr>
-          <w:lang w:val="en_US" w:bidi="en_US"/>
-        </w:rPr>
-        <w:t xml:space="preserve"> is in the Master Glossary.</w:t>
-      </w:r>
-    </w:p>
-    <w:p>
-      <w:pPr/>
-      <w:r>
-        <w:rPr>
-          <w:lang w:val="en_US" w:bidi="en_US"/>
-        </w:rPr>
-      </w:r>
-      <w:r>
-        <w:rPr>
-          <w:lang w:val="en_US" w:bidi="en_US"/>
-        </w:rPr>
-        <w:t xml:space="preserve">When Jude says that "all </w:t>
+        <w:t>eternity</w:t>
+      </w:r>
+      <w:r>
+        <w:rPr>
+          <w:lang w:val="en_US" w:bidi="en_US"/>
+        </w:rPr>
+        <w:t>, which means forever and ever and ever! God had this before God created the world. And even if the earth would no longer exist, God would still be there and would still have glory, majesty, power, and authority!</w:t>
+      </w:r>
+    </w:p>
+    <w:p>
+      <w:pPr/>
+      <w:r>
+        <w:rPr>
+          <w:lang w:val="en_US" w:bidi="en_US"/>
+        </w:rPr>
+      </w:r>
+      <w:r>
+        <w:rPr>
+          <w:lang w:val="en_US" w:bidi="en_US"/>
+        </w:rPr>
+        <w:t xml:space="preserve">Jude finishes this letter by saying </w:t>
       </w:r>
       <w:r>
         <w:rPr>
           <w:b/>
           <w:lang w:val="en_US" w:bidi="en_US"/>
         </w:rPr>
-        <w:t>glory</w:t>
-      </w:r>
-      <w:r>
-        <w:rPr>
-          <w:lang w:val="en_US" w:bidi="en_US"/>
-        </w:rPr>
-        <w:t xml:space="preserve"> be to God," Jude means that everybody should only praise and honor God. Glory is the fame and admiration that you gain by doing something impressive. When people give glory to God, those people praise God, admire God, and say good things about God. The word </w:t>
-      </w:r>
-      <w:r>
-        <w:rPr>
-          <w:lang w:val="en_US" w:bidi="en_US"/>
-        </w:rPr>
-        <w:t>glory</w:t>
-      </w:r>
-      <w:r>
-        <w:rPr>
-          <w:lang w:val="en_US" w:bidi="en_US"/>
-        </w:rPr>
-        <w:t xml:space="preserve"> is in the Master Glossary. It is the same word that Jude used when Jude talked about people standing before God's glory, but here Jude uses this word in a little different way.</w:t>
-      </w:r>
-    </w:p>
-    <w:p>
-      <w:pPr/>
-      <w:r>
-        <w:rPr>
-          <w:lang w:val="en_US" w:bidi="en_US"/>
-        </w:rPr>
-      </w:r>
-      <w:r>
-        <w:rPr>
-          <w:lang w:val="en_US" w:bidi="en_US"/>
-        </w:rPr>
-        <w:t xml:space="preserve">When Jude says that "all </w:t>
+        <w:t>Amen</w:t>
+      </w:r>
+      <w:r>
+        <w:rPr>
+          <w:lang w:val="en_US" w:bidi="en_US"/>
+        </w:rPr>
+        <w:t>. Amen is a Hebrew word. This word means something like, "May it be true." This word is a way for Jude to make clear that Jude has finished Jude's letter, and that Jude has nothing more to say.</w:t>
+      </w:r>
+    </w:p>
+    <w:p>
+      <w:pPr/>
+      <w:r>
+        <w:rPr>
+          <w:lang w:val="en_US" w:bidi="en_US"/>
+        </w:rPr>
+      </w:r>
+      <w:r>
+        <w:rPr>
+          <w:lang w:val="en_US" w:bidi="en_US"/>
+        </w:rPr>
+        <w:t xml:space="preserve">Stop here and discuss what word or phrase you will use for </w:t>
       </w:r>
       <w:r>
         <w:rPr>
           <w:b/>
           <w:lang w:val="en_US" w:bidi="en_US"/>
         </w:rPr>
-        <w:t>majesty</w:t>
-      </w:r>
-      <w:r>
-        <w:rPr>
-          <w:lang w:val="en_US" w:bidi="en_US"/>
-        </w:rPr>
-        <w:t xml:space="preserve"> be to God," Jude means that only God is the King, and that everybody should honor only God as King.</w:t>
-      </w:r>
-    </w:p>
-    <w:p>
-      <w:pPr/>
-      <w:r>
-        <w:rPr>
-          <w:lang w:val="en_US" w:bidi="en_US"/>
-        </w:rPr>
-      </w:r>
-      <w:r>
-        <w:rPr>
-          <w:lang w:val="en_US" w:bidi="en_US"/>
-        </w:rPr>
-        <w:t xml:space="preserve">When Jude says that "all </w:t>
-      </w:r>
-      <w:r>
-        <w:rPr>
-          <w:b/>
-          <w:lang w:val="en_US" w:bidi="en_US"/>
-        </w:rPr>
-        <w:t>power</w:t>
-      </w:r>
-      <w:r>
-        <w:rPr>
-          <w:lang w:val="en_US" w:bidi="en_US"/>
-        </w:rPr>
-        <w:t xml:space="preserve"> be to God," Jude means that God has all the power to do everything God wants. Someone who has power has authority. God can make everybody do what God wants. Jude wants all the people to acknowledge that God is the only one who has all the power in the world.</w:t>
-      </w:r>
-    </w:p>
-    <w:p>
-      <w:pPr/>
-      <w:r>
-        <w:rPr>
-          <w:lang w:val="en_US" w:bidi="en_US"/>
-        </w:rPr>
-      </w:r>
-      <w:r>
-        <w:rPr>
-          <w:lang w:val="en_US" w:bidi="en_US"/>
-        </w:rPr>
-        <w:t xml:space="preserve">When Jude says that "all </w:t>
-      </w:r>
-      <w:r>
-        <w:rPr>
-          <w:b/>
-          <w:lang w:val="en_US" w:bidi="en_US"/>
-        </w:rPr>
-        <w:t>authority</w:t>
-      </w:r>
-      <w:r>
-        <w:rPr>
-          <w:lang w:val="en_US" w:bidi="en_US"/>
-        </w:rPr>
-        <w:t xml:space="preserve"> be to God," Jude means that God has the right to rule, and to tell people what to do. The meaning of the word is somewhat similar to the word for power. Jude wants all the people to recognize that God is the one who is the only one who has all authority over all the people. The word </w:t>
-      </w:r>
-      <w:r>
-        <w:rPr>
-          <w:lang w:val="en_US" w:bidi="en_US"/>
-        </w:rPr>
-        <w:t>authority</w:t>
-      </w:r>
-      <w:r>
-        <w:rPr>
-          <w:lang w:val="en_US" w:bidi="en_US"/>
-        </w:rPr>
-        <w:t xml:space="preserve"> is in the Master Glossary. Use the same word as you have used in other passages.</w:t>
-      </w:r>
-    </w:p>
-    <w:p>
-      <w:pPr/>
-      <w:r>
-        <w:rPr>
-          <w:lang w:val="en_US" w:bidi="en_US"/>
-        </w:rPr>
-      </w:r>
-      <w:r>
-        <w:rPr>
-          <w:lang w:val="en_US" w:bidi="en_US"/>
-        </w:rPr>
-        <w:t xml:space="preserve">Jude says that God's glory, majesty, power, and authority is forever. God always had this, and God will always have it. God will have these things for all </w:t>
-      </w:r>
-      <w:r>
-        <w:rPr>
-          <w:b/>
-          <w:lang w:val="en_US" w:bidi="en_US"/>
-        </w:rPr>
-        <w:t>eternity</w:t>
-      </w:r>
-      <w:r>
-        <w:rPr>
-          <w:lang w:val="en_US" w:bidi="en_US"/>
-        </w:rPr>
-        <w:t>, which means forever and ever and ever! God had this before God created the world. And even if the earth would no longer exist, God would still be there and would still have glory, majesty, power, and authority!</w:t>
-      </w:r>
-    </w:p>
-    <w:p>
-      <w:pPr/>
-      <w:r>
-        <w:rPr>
-          <w:lang w:val="en_US" w:bidi="en_US"/>
-        </w:rPr>
-      </w:r>
-      <w:r>
-        <w:rPr>
-          <w:lang w:val="en_US" w:bidi="en_US"/>
-        </w:rPr>
-        <w:t xml:space="preserve">Jude finishes this letter by saying </w:t>
-      </w:r>
-      <w:r>
-        <w:rPr>
-          <w:b/>
-          <w:lang w:val="en_US" w:bidi="en_US"/>
-        </w:rPr>
         <w:t>Amen</w:t>
       </w:r>
       <w:r>
         <w:rPr>
           <w:lang w:val="en_US" w:bidi="en_US"/>
         </w:rPr>
-        <w:t>. Amen is a Hebrew word. This word means something like, "May it be true." This word is a way for Jude to make clear that Jude has finished Jude's letter, and that Jude has nothing more to say.</w:t>
-      </w:r>
-    </w:p>
-    <w:p>
-      <w:pPr/>
-      <w:r>
-        <w:rPr>
-          <w:lang w:val="en_US" w:bidi="en_US"/>
-        </w:rPr>
-      </w:r>
-      <w:r>
-        <w:rPr>
-          <w:lang w:val="en_US" w:bidi="en_US"/>
-        </w:rPr>
-        <w:t xml:space="preserve">Stop here and discuss what word or phrase you will use for </w:t>
-      </w:r>
-      <w:r>
-        <w:rPr>
-          <w:b/>
-          <w:lang w:val="en_US" w:bidi="en_US"/>
-        </w:rPr>
-        <w:t>Amen</w:t>
-      </w:r>
-      <w:r>
-        <w:rPr>
-          <w:lang w:val="en_US" w:bidi="en_US"/>
-        </w:rPr>
         <w:t xml:space="preserve">. Use the same word as you have used in other books of the Bible. The word </w:t>
       </w:r>
-      <w:r>
-        <w:rPr>
-          <w:lang w:val="en_US" w:bidi="en_US"/>
-        </w:rPr>
-        <w:t>Amen</w:t>
-      </w:r>
+      <w:hyperlink r:id="rId77">
+        <w:r>
+          <w:rPr>
+            <w:lang w:val="en_US" w:bidi="en_US"/>
+          </w:rPr>
+          <w:rPr>
+            <w:color w:val="0000EE"/>
+            <w:u w:val="single"/>
+          </w:rPr>
+          <w:t>Amen</w:t>
+        </w:r>
+      </w:hyperlink>
       <w:r>
         <w:rPr>
           <w:lang w:val="en_US" w:bidi="en_US"/>
@@ -13920,7 +14322,7 @@
           <w:lang w:val="en_US" w:bidi="en_US"/>
         </w:rPr>
       </w:r>
-      <w:hyperlink r:id="rId43">
+      <w:hyperlink r:id="rId78">
         <w:r>
           <w:rPr>
             <w:lang w:val="en_US" w:bidi="en_US"/>
@@ -13955,7 +14357,7 @@
           <w:lang w:val="en_US" w:bidi="en_US"/>
         </w:rPr>
       </w:r>
-      <w:hyperlink r:id="rId44">
+      <w:hyperlink r:id="rId79">
         <w:r>
           <w:rPr>
             <w:lang w:val="en_US" w:bidi="en_US"/>
@@ -13990,7 +14392,7 @@
           <w:lang w:val="en_US" w:bidi="en_US"/>
         </w:rPr>
       </w:r>
-      <w:hyperlink r:id="rId45">
+      <w:hyperlink r:id="rId80">
         <w:r>
           <w:rPr>
             <w:lang w:val="en_US" w:bidi="en_US"/>
@@ -14025,7 +14427,7 @@
           <w:lang w:val="en_US" w:bidi="en_US"/>
         </w:rPr>
       </w:r>
-      <w:hyperlink r:id="rId46">
+      <w:hyperlink r:id="rId81">
         <w:r>
           <w:rPr>
             <w:lang w:val="en_US" w:bidi="en_US"/>
@@ -14060,7 +14462,7 @@
           <w:lang w:val="en_US" w:bidi="en_US"/>
         </w:rPr>
       </w:r>
-      <w:hyperlink r:id="rId47">
+      <w:hyperlink r:id="rId82">
         <w:r>
           <w:rPr>
             <w:lang w:val="en_US" w:bidi="en_US"/>
@@ -14095,7 +14497,7 @@
           <w:lang w:val="en_US" w:bidi="en_US"/>
         </w:rPr>
       </w:r>
-      <w:hyperlink r:id="rId48">
+      <w:hyperlink r:id="rId83">
         <w:r>
           <w:rPr>
             <w:lang w:val="en_US" w:bidi="en_US"/>
